--- a/eng/docx/51.content.docx
+++ b/eng/docx/51.content.docx
@@ -7,6 +7,15 @@
       <w:r/>
     </w:p>
     <w:p>
+      <w:pPr>
+        <w:pStyle w:val="Heading2"/>
+      </w:pPr>
+      <w:r>
+        <w:t>Resource: Study Notes (Tyndale)</w:t>
+      </w:r>
+      <w:r/>
+    </w:p>
+    <w:p>
       <w:r/>
       <w:r>
         <w:rPr>
@@ -46,7 +55,7 @@
         <w:pStyle w:val="Heading1"/>
       </w:pPr>
       <w:r>
-        <w:t>Aquifer Open Study Notes</w:t>
+        <w:t>Study Notes (Tyndale)</w:t>
       </w:r>
     </w:p>
     <w:p>
@@ -55,6 +64,51 @@
           <w:headerReference w:type="even" r:id="rId8"/>
           <w:headerReference w:type="default" r:id="rId9"/>
           <w:footerReference w:type="default" r:id="rId10"/>
+          <w:footnotePr>
+            <w:numRestart w:val="eachSect"/>
+          </w:footnotePr>
+          <w:type w:val="continuous"/>
+          <w:pgSz w:w="12240" w:h="15840" w:code="1"/>
+          <w:pgMar w:top="1440" w:right="1440" w:bottom="1440" w:left="1440" w:header="504" w:footer="504" w:gutter="0"/>
+          <w:cols w:space="708"/>
+          <w:titlePg/>
+          <w:docGrid w:linePitch="360"/>
+        </w:sectPr>
+      </w:pPr>
+    </w:p>
+    <w:p>
+      <w:r/>
+    </w:p>
+    <w:p>
+      <w:pPr>
+        <w:pStyle w:val="Heading2"/>
+      </w:pPr>
+      <w:r>
+        <w:t>COL</w:t>
+      </w:r>
+      <w:r/>
+    </w:p>
+    <w:p>
+      <w:r/>
+      <w:r>
+        <w:rPr>
+          <w:i/>
+        </w:rPr>
+        <w:t>Colossians 1:1, Colossians 1:2, Colossians 1:3–14, Colossians 1:4, Colossians 1:5, Colossians 1:6, Colossians 1:7, Colossians 1:9–10, Colossians 1:12–13, Colossians 1:15, Colossians 1:15–20, Colossians 1:16, Colossians 1:18, Colossians 1:19, Colossians 1:20, Colossians 1:21, Colossians 1:21–23, Colossians 1:22, Colossians 1:23, Colossians 1:24, Colossians 1:24–2.5, Colossians 1:26, Colossians 2:1–5, Colossians 2:2, Colossians 2:3, Colossians 2:6–15, Colossians 2:8, Colossians 2:11, Colossians 2:12, Colossians 2:14, Colossians 2:15, Colossians 2:16, Colossians 2:16–23, Colossians 2:17, Colossians 2:18, Colossians 2:20, Colossians 2:23, Colossians 3:1, Colossians 3:1–11, Colossians 3:3–4, Colossians 3:5, Colossians 3:6, Colossians 3:8, Colossians 3:9–10, Colossians 3:11, Colossians 3:12–17, Colossians 3:15, Colossians 3:16, Colossians 3:17, Colossians 3:18, Colossians 3:18–4.1, Colossians 3:19, Colossians 3:22–24, Colossians 4:1, Colossians 4:2, Colossians 4:2–6, Colossians 4:3, Colossians 4:5, Colossians 4:6, Colossians 4:7, Colossians 4:7–18, Colossians 4:9, Colossians 4:10, Colossians 4:10–14, Colossians 4:11, Colossians 4:13, Colossians 4:14, Colossians 4:15, Colossians 4:16, Colossians 4:17, Colossians 4:18</w:t>
+      </w:r>
+      <w:r/>
+    </w:p>
+    <w:p>
+      <w:r/>
+      <w:r>
+        <w:t xml:space="preserve"> </w:t>
+      </w:r>
+      <w:r/>
+      <w:r/>
+    </w:p>
+    <w:p>
+      <w:pPr>
+        <w:sectPr>
           <w:footnotePr>
             <w:numRestart w:val="eachSect"/>
           </w:footnotePr>

--- a/eng/docx/51.content.docx
+++ b/eng/docx/51.content.docx
@@ -4,57 +4,114 @@
   <w:body>
     <w:p/>
     <w:p>
-      <w:r/>
+      <w:pPr/>
+      <w:r>
+        <w:rPr>
+          <w:lang w:val="en_US" w:bidi="en_US"/>
+        </w:rPr>
+      </w:r>
     </w:p>
     <w:p>
       <w:pPr>
         <w:pStyle w:val="Heading2"/>
       </w:pPr>
       <w:r>
+        <w:rPr>
+          <w:lang w:val="en_US" w:bidi="en_US"/>
+        </w:rPr>
         <w:t>Resource: Study Notes (Tyndale)</w:t>
       </w:r>
-      <w:r/>
-    </w:p>
-    <w:p>
-      <w:r/>
+      <w:r>
+        <w:rPr>
+          <w:lang w:val="en_US" w:bidi="en_US"/>
+        </w:rPr>
+      </w:r>
+    </w:p>
+    <w:p>
+      <w:pPr/>
+      <w:r>
+        <w:rPr>
+          <w:lang w:val="en_US" w:bidi="en_US"/>
+        </w:rPr>
+      </w:r>
       <w:r>
         <w:rPr>
           <w:b/>
+          <w:lang w:val="en_US" w:bidi="en_US"/>
         </w:rPr>
         <w:t>Aquifer Open Study Notes</w:t>
       </w:r>
     </w:p>
     <w:p>
-      <w:r/>
-      <w:r>
+      <w:pPr/>
+      <w:r>
+        <w:rPr>
+          <w:lang w:val="en_US" w:bidi="en_US"/>
+        </w:rPr>
+      </w:r>
+      <w:r>
+        <w:rPr>
+          <w:lang w:val="en_US" w:bidi="en_US"/>
+        </w:rPr>
         <w:t xml:space="preserve">This work is an adaptation of </w:t>
       </w:r>
       <w:r>
+        <w:rPr>
+          <w:lang w:val="en_US" w:bidi="en_US"/>
+        </w:rPr>
         <w:t>Tyndale Open Study Notes</w:t>
       </w:r>
       <w:r>
+        <w:rPr>
+          <w:lang w:val="en_US" w:bidi="en_US"/>
+        </w:rPr>
         <w:t xml:space="preserve"> © 2023 Tyndale House Publishers, licensed under the CC BY-SA 4.0 license. The adaptation, </w:t>
       </w:r>
       <w:r>
+        <w:rPr>
+          <w:lang w:val="en_US" w:bidi="en_US"/>
+        </w:rPr>
         <w:t>Aquifer Open Study Notes</w:t>
       </w:r>
       <w:r>
+        <w:rPr>
+          <w:lang w:val="en_US" w:bidi="en_US"/>
+        </w:rPr>
         <w:t>, was created by Mission Mutual and is also licensed under CC BY-SA 4.0.</w:t>
       </w:r>
     </w:p>
     <w:p>
-      <w:r/>
-      <w:r>
+      <w:pPr/>
+      <w:r>
+        <w:rPr>
+          <w:lang w:val="en_US" w:bidi="en_US"/>
+        </w:rPr>
+      </w:r>
+      <w:r>
+        <w:rPr>
+          <w:lang w:val="en_US" w:bidi="en_US"/>
+        </w:rPr>
         <w:t>This resource has been adapted into multiple languages, including English, Tok Pisin, Arabic (عربي), French (Français), Hindi (हिंदी), Indonesian (Bahasa Indonesia), Portuguese (Português), Russian (Русский), Spanish (Español), Swahili (Kiswahili), and Simplified Chinese (简体中文).</w:t>
       </w:r>
-      <w:r/>
-      <w:r/>
+      <w:r>
+        <w:rPr>
+          <w:lang w:val="en_US" w:bidi="en_US"/>
+        </w:rPr>
+      </w:r>
+      <w:r>
+        <w:rPr>
+          <w:lang w:val="en_US" w:bidi="en_US"/>
+        </w:rPr>
+      </w:r>
     </w:p>
     <w:p>
       <w:pPr>
         <w:pStyle w:val="Heading1"/>
       </w:pPr>
       <w:r>
+        <w:rPr>
+          <w:lang w:val="en_US" w:bidi="en_US"/>
+        </w:rPr>
         <w:t>Study Notes (Tyndale)</w:t>
       </w:r>
     </w:p>
@@ -77,34 +134,72 @@
       </w:pPr>
     </w:p>
     <w:p>
-      <w:r/>
+      <w:pPr/>
+      <w:r>
+        <w:rPr>
+          <w:lang w:val="en_US" w:bidi="en_US"/>
+        </w:rPr>
+      </w:r>
     </w:p>
     <w:p>
       <w:pPr>
         <w:pStyle w:val="Heading2"/>
       </w:pPr>
       <w:r>
+        <w:rPr>
+          <w:lang w:val="en_US" w:bidi="en_US"/>
+        </w:rPr>
         <w:t>COL</w:t>
       </w:r>
-      <w:r/>
-    </w:p>
-    <w:p>
-      <w:r/>
+      <w:r>
+        <w:rPr>
+          <w:lang w:val="en_US" w:bidi="en_US"/>
+        </w:rPr>
+      </w:r>
+    </w:p>
+    <w:p>
+      <w:pPr/>
+      <w:r>
+        <w:rPr>
+          <w:lang w:val="en_US" w:bidi="en_US"/>
+        </w:rPr>
+      </w:r>
       <w:r>
         <w:rPr>
           <w:i/>
+          <w:lang w:val="en_US" w:bidi="en_US"/>
         </w:rPr>
         <w:t>Colossians 1:1, Colossians 1:2, Colossians 1:3–14, Colossians 1:4, Colossians 1:5, Colossians 1:6, Colossians 1:7, Colossians 1:9–10, Colossians 1:12–13, Colossians 1:15, Colossians 1:15–20, Colossians 1:16, Colossians 1:18, Colossians 1:19, Colossians 1:20, Colossians 1:21, Colossians 1:21–23, Colossians 1:22, Colossians 1:23, Colossians 1:24, Colossians 1:24–2.5, Colossians 1:26, Colossians 2:1–5, Colossians 2:2, Colossians 2:3, Colossians 2:6–15, Colossians 2:8, Colossians 2:11, Colossians 2:12, Colossians 2:14, Colossians 2:15, Colossians 2:16, Colossians 2:16–23, Colossians 2:17, Colossians 2:18, Colossians 2:20, Colossians 2:23, Colossians 3:1, Colossians 3:1–11, Colossians 3:3–4, Colossians 3:5, Colossians 3:6, Colossians 3:8, Colossians 3:9–10, Colossians 3:11, Colossians 3:12–17, Colossians 3:15, Colossians 3:16, Colossians 3:17, Colossians 3:18, Colossians 3:18–4.1, Colossians 3:19, Colossians 3:22–24, Colossians 4:1, Colossians 4:2, Colossians 4:2–6, Colossians 4:3, Colossians 4:5, Colossians 4:6, Colossians 4:7, Colossians 4:7–18, Colossians 4:9, Colossians 4:10, Colossians 4:10–14, Colossians 4:11, Colossians 4:13, Colossians 4:14, Colossians 4:15, Colossians 4:16, Colossians 4:17, Colossians 4:18</w:t>
       </w:r>
-      <w:r/>
-    </w:p>
-    <w:p>
-      <w:r/>
-      <w:r>
+      <w:r>
+        <w:rPr>
+          <w:lang w:val="en_US" w:bidi="en_US"/>
+        </w:rPr>
+      </w:r>
+    </w:p>
+    <w:p>
+      <w:pPr/>
+      <w:r>
+        <w:rPr>
+          <w:lang w:val="en_US" w:bidi="en_US"/>
+        </w:rPr>
+      </w:r>
+      <w:r>
+        <w:rPr>
+          <w:lang w:val="en_US" w:bidi="en_US"/>
+        </w:rPr>
         <w:t xml:space="preserve"> </w:t>
       </w:r>
-      <w:r/>
-      <w:r/>
+      <w:r>
+        <w:rPr>
+          <w:lang w:val="en_US" w:bidi="en_US"/>
+        </w:rPr>
+      </w:r>
+      <w:r>
+        <w:rPr>
+          <w:lang w:val="en_US" w:bidi="en_US"/>
+        </w:rPr>
+      </w:r>
     </w:p>
     <w:p>
       <w:pPr>
@@ -122,36 +217,76 @@
       </w:pPr>
     </w:p>
     <w:p>
-      <w:r/>
+      <w:pPr/>
+      <w:r>
+        <w:rPr>
+          <w:lang w:val="en_US" w:bidi="en_US"/>
+        </w:rPr>
+      </w:r>
     </w:p>
     <w:p>
       <w:pPr>
         <w:pStyle w:val="Heading2"/>
       </w:pPr>
       <w:r>
+        <w:rPr>
+          <w:lang w:val="en_US" w:bidi="en_US"/>
+        </w:rPr>
         <w:t>Colossians 1:1</w:t>
       </w:r>
-      <w:r/>
-    </w:p>
-    <w:p>
-      <w:r/>
-      <w:r>
+      <w:r>
+        <w:rPr>
+          <w:lang w:val="en_US" w:bidi="en_US"/>
+        </w:rPr>
+      </w:r>
+    </w:p>
+    <w:p>
+      <w:pPr/>
+      <w:r>
+        <w:rPr>
+          <w:lang w:val="en_US" w:bidi="en_US"/>
+        </w:rPr>
+      </w:r>
+      <w:r>
+        <w:rPr>
+          <w:lang w:val="en_US" w:bidi="en_US"/>
+        </w:rPr>
         <w:t>Timothy was one of the closest co-workers of Paul. Their relationship was very strong. The work of Timothy was so important that Paul included him as a sender of this letter. He also included him in 2 Corinthians, Philippians, 1 and 2 Thessalonians, and Philemon.</w:t>
       </w:r>
-      <w:r/>
-      <w:r/>
-    </w:p>
-    <w:p>
-      <w:r/>
+      <w:r>
+        <w:rPr>
+          <w:lang w:val="en_US" w:bidi="en_US"/>
+        </w:rPr>
+      </w:r>
+      <w:r>
+        <w:rPr>
+          <w:lang w:val="en_US" w:bidi="en_US"/>
+        </w:rPr>
+      </w:r>
+    </w:p>
+    <w:p>
+      <w:pPr/>
+      <w:r>
+        <w:rPr>
+          <w:lang w:val="en_US" w:bidi="en_US"/>
+        </w:rPr>
+      </w:r>
     </w:p>
     <w:p>
       <w:pPr>
         <w:pStyle w:val="Heading2"/>
       </w:pPr>
       <w:r>
+        <w:rPr>
+          <w:lang w:val="en_US" w:bidi="en_US"/>
+        </w:rPr>
         <w:t>Colossians 1:2</w:t>
       </w:r>
-      <w:r/>
+      <w:r>
+        <w:rPr>
+          <w:lang w:val="en_US" w:bidi="en_US"/>
+        </w:rPr>
+      </w:r>
     </w:p>
     <w:p>
       <w:pPr>
@@ -159,8 +294,15 @@
         <w:spacing w:line="240" w:lineRule="auto"/>
         <w:ind w:left="720"/>
       </w:pPr>
-      <w:r/>
-      <w:r>
+      <w:r>
+        <w:rPr>
+          <w:lang w:val="en_US" w:bidi="en_US"/>
+        </w:rPr>
+      </w:r>
+      <w:r>
+        <w:rPr>
+          <w:lang w:val="en_US" w:bidi="en_US"/>
+        </w:rPr>
         <w:t xml:space="preserve">Colossae was in the Lycus River valley in western Asia Minor. It was about 193 kilometers (120 miles) east of Ephesus and 16 kilometers (10 miles) southeast of Laodicea. Its place on an important Roman road exposed it to the social and religious trends of the time. </w:t>
       </w:r>
     </w:p>
@@ -170,92 +312,172 @@
         <w:spacing w:line="240" w:lineRule="auto"/>
         <w:ind w:left="720"/>
       </w:pPr>
-      <w:r/>
+      <w:r>
+        <w:rPr>
+          <w:lang w:val="en_US" w:bidi="en_US"/>
+        </w:rPr>
+      </w:r>
       <w:r>
         <w:rPr>
           <w:i/>
+          <w:lang w:val="en_US" w:bidi="en_US"/>
         </w:rPr>
         <w:t>brothers</w:t>
       </w:r>
       <w:r>
+        <w:rPr>
+          <w:lang w:val="en_US" w:bidi="en_US"/>
+        </w:rPr>
         <w:t xml:space="preserve">: Greek </w:t>
       </w:r>
       <w:r>
         <w:rPr>
           <w:i/>
+          <w:lang w:val="en_US" w:bidi="en_US"/>
         </w:rPr>
         <w:t>adelphoi</w:t>
       </w:r>
       <w:r>
+        <w:rPr>
+          <w:lang w:val="en_US" w:bidi="en_US"/>
+        </w:rPr>
         <w:t>, a term used for family members, both male and female.</w:t>
       </w:r>
-      <w:r/>
-      <w:r/>
-    </w:p>
-    <w:p>
-      <w:r/>
+      <w:r>
+        <w:rPr>
+          <w:lang w:val="en_US" w:bidi="en_US"/>
+        </w:rPr>
+      </w:r>
+      <w:r>
+        <w:rPr>
+          <w:lang w:val="en_US" w:bidi="en_US"/>
+        </w:rPr>
+      </w:r>
+    </w:p>
+    <w:p>
+      <w:pPr/>
+      <w:r>
+        <w:rPr>
+          <w:lang w:val="en_US" w:bidi="en_US"/>
+        </w:rPr>
+      </w:r>
     </w:p>
     <w:p>
       <w:pPr>
         <w:pStyle w:val="Heading2"/>
       </w:pPr>
       <w:r>
+        <w:rPr>
+          <w:lang w:val="en_US" w:bidi="en_US"/>
+        </w:rPr>
         <w:t>Colossians 1:3–14</w:t>
       </w:r>
-      <w:r/>
-    </w:p>
-    <w:p>
-      <w:r/>
-      <w:r>
+      <w:r>
+        <w:rPr>
+          <w:lang w:val="en_US" w:bidi="en_US"/>
+        </w:rPr>
+      </w:r>
+    </w:p>
+    <w:p>
+      <w:pPr/>
+      <w:r>
+        <w:rPr>
+          <w:lang w:val="en_US" w:bidi="en_US"/>
+        </w:rPr>
+      </w:r>
+      <w:r>
+        <w:rPr>
+          <w:lang w:val="en_US" w:bidi="en_US"/>
+        </w:rPr>
         <w:t>This section starts with a thanksgiving, common in New Testament letters. Paul thanks God for the growth of the faith of the Colossians. He prays they will understand it even more. Through this prayer, Paul shows his concern about the influence of false teachers.</w:t>
       </w:r>
-      <w:r/>
-      <w:r/>
-    </w:p>
-    <w:p>
-      <w:r/>
+      <w:r>
+        <w:rPr>
+          <w:lang w:val="en_US" w:bidi="en_US"/>
+        </w:rPr>
+      </w:r>
+      <w:r>
+        <w:rPr>
+          <w:lang w:val="en_US" w:bidi="en_US"/>
+        </w:rPr>
+      </w:r>
+    </w:p>
+    <w:p>
+      <w:pPr/>
+      <w:r>
+        <w:rPr>
+          <w:lang w:val="en_US" w:bidi="en_US"/>
+        </w:rPr>
+      </w:r>
     </w:p>
     <w:p>
       <w:pPr>
         <w:pStyle w:val="Heading2"/>
       </w:pPr>
       <w:r>
+        <w:rPr>
+          <w:lang w:val="en_US" w:bidi="en_US"/>
+        </w:rPr>
         <w:t>Colossians 1:4</w:t>
       </w:r>
-      <w:r/>
-    </w:p>
-    <w:p>
-      <w:r/>
+      <w:r>
+        <w:rPr>
+          <w:lang w:val="en_US" w:bidi="en_US"/>
+        </w:rPr>
+      </w:r>
+    </w:p>
+    <w:p>
+      <w:pPr/>
+      <w:r>
+        <w:rPr>
+          <w:lang w:val="en_US" w:bidi="en_US"/>
+        </w:rPr>
+      </w:r>
       <w:r>
         <w:rPr>
           <w:i/>
+          <w:lang w:val="en_US" w:bidi="en_US"/>
         </w:rPr>
         <w:t>All the saints</w:t>
       </w:r>
       <w:r>
+        <w:rPr>
+          <w:lang w:val="en_US" w:bidi="en_US"/>
+        </w:rPr>
         <w:t xml:space="preserve"> (meaning </w:t>
       </w:r>
       <w:r>
         <w:rPr>
           <w:i/>
+          <w:lang w:val="en_US" w:bidi="en_US"/>
         </w:rPr>
         <w:t>holy ones</w:t>
       </w:r>
       <w:r>
+        <w:rPr>
+          <w:lang w:val="en_US" w:bidi="en_US"/>
+        </w:rPr>
         <w:t xml:space="preserve">): The New Testament calls all Christians </w:t>
       </w:r>
       <w:r>
         <w:rPr>
           <w:i/>
+          <w:lang w:val="en_US" w:bidi="en_US"/>
         </w:rPr>
         <w:t>saints</w:t>
       </w:r>
       <w:r>
+        <w:rPr>
+          <w:lang w:val="en_US" w:bidi="en_US"/>
+        </w:rPr>
         <w:t>. They are set apart by God as his holy people (</w:t>
       </w:r>
       <w:hyperlink r:id="rId13">
         <w:r>
           <w:rPr>
+            <w:lang w:val="en_US" w:bidi="en_US"/>
+          </w:rPr>
+          <w:rPr>
             <w:color w:val="0000EE"/>
             <w:u w:val="single"/>
           </w:rPr>
@@ -263,22 +485,45 @@
         </w:r>
       </w:hyperlink>
       <w:r>
+        <w:rPr>
+          <w:lang w:val="en_US" w:bidi="en_US"/>
+        </w:rPr>
         <w:t>).</w:t>
       </w:r>
-      <w:r/>
-      <w:r/>
-    </w:p>
-    <w:p>
-      <w:r/>
+      <w:r>
+        <w:rPr>
+          <w:lang w:val="en_US" w:bidi="en_US"/>
+        </w:rPr>
+      </w:r>
+      <w:r>
+        <w:rPr>
+          <w:lang w:val="en_US" w:bidi="en_US"/>
+        </w:rPr>
+      </w:r>
+    </w:p>
+    <w:p>
+      <w:pPr/>
+      <w:r>
+        <w:rPr>
+          <w:lang w:val="en_US" w:bidi="en_US"/>
+        </w:rPr>
+      </w:r>
     </w:p>
     <w:p>
       <w:pPr>
         <w:pStyle w:val="Heading2"/>
       </w:pPr>
       <w:r>
+        <w:rPr>
+          <w:lang w:val="en_US" w:bidi="en_US"/>
+        </w:rPr>
         <w:t>Colossians 1:5</w:t>
       </w:r>
-      <w:r/>
+      <w:r>
+        <w:rPr>
+          <w:lang w:val="en_US" w:bidi="en_US"/>
+        </w:rPr>
+      </w:r>
     </w:p>
     <w:p>
       <w:pPr>
@@ -286,13 +531,23 @@
         <w:spacing w:line="240" w:lineRule="auto"/>
         <w:ind w:left="720"/>
       </w:pPr>
-      <w:r/>
-      <w:r>
+      <w:r>
+        <w:rPr>
+          <w:lang w:val="en_US" w:bidi="en_US"/>
+        </w:rPr>
+      </w:r>
+      <w:r>
+        <w:rPr>
+          <w:lang w:val="en_US" w:bidi="en_US"/>
+        </w:rPr>
         <w:t>The confident hope of the Colossian Christians provides a strong base for their faith and love (</w:t>
       </w:r>
       <w:hyperlink r:id="rId14">
         <w:r>
           <w:rPr>
+            <w:lang w:val="en_US" w:bidi="en_US"/>
+          </w:rPr>
+          <w:rPr>
             <w:color w:val="0000EE"/>
             <w:u w:val="single"/>
           </w:rPr>
@@ -300,6 +555,9 @@
         </w:r>
       </w:hyperlink>
       <w:r>
+        <w:rPr>
+          <w:lang w:val="en_US" w:bidi="en_US"/>
+        </w:rPr>
         <w:t xml:space="preserve">). </w:t>
       </w:r>
     </w:p>
@@ -309,39 +567,78 @@
         <w:spacing w:line="240" w:lineRule="auto"/>
         <w:ind w:left="720"/>
       </w:pPr>
-      <w:r/>
-      <w:r>
+      <w:r>
+        <w:rPr>
+          <w:lang w:val="en_US" w:bidi="en_US"/>
+        </w:rPr>
+      </w:r>
+      <w:r>
+        <w:rPr>
+          <w:lang w:val="en_US" w:bidi="en_US"/>
+        </w:rPr>
         <w:t>What God has reserved for believers has not yet been fully revealed, but it already exists in heaven.</w:t>
       </w:r>
-      <w:r/>
-      <w:r/>
-    </w:p>
-    <w:p>
-      <w:r/>
+      <w:r>
+        <w:rPr>
+          <w:lang w:val="en_US" w:bidi="en_US"/>
+        </w:rPr>
+      </w:r>
+      <w:r>
+        <w:rPr>
+          <w:lang w:val="en_US" w:bidi="en_US"/>
+        </w:rPr>
+      </w:r>
+    </w:p>
+    <w:p>
+      <w:pPr/>
+      <w:r>
+        <w:rPr>
+          <w:lang w:val="en_US" w:bidi="en_US"/>
+        </w:rPr>
+      </w:r>
     </w:p>
     <w:p>
       <w:pPr>
         <w:pStyle w:val="Heading2"/>
       </w:pPr>
       <w:r>
+        <w:rPr>
+          <w:lang w:val="en_US" w:bidi="en_US"/>
+        </w:rPr>
         <w:t>Colossians 1:6</w:t>
       </w:r>
-      <w:r/>
-    </w:p>
-    <w:p>
-      <w:r/>
+      <w:r>
+        <w:rPr>
+          <w:lang w:val="en_US" w:bidi="en_US"/>
+        </w:rPr>
+      </w:r>
+    </w:p>
+    <w:p>
+      <w:pPr/>
+      <w:r>
+        <w:rPr>
+          <w:lang w:val="en_US" w:bidi="en_US"/>
+        </w:rPr>
+      </w:r>
       <w:r>
         <w:rPr>
           <w:i/>
+          <w:lang w:val="en_US" w:bidi="en_US"/>
         </w:rPr>
         <w:t>All over the world this gospel is bearing fruit and growing</w:t>
       </w:r>
       <w:r>
+        <w:rPr>
+          <w:lang w:val="en_US" w:bidi="en_US"/>
+        </w:rPr>
         <w:t xml:space="preserve">: The good news about Jesus is effective in changing lives and producing spiritual growth (compare </w:t>
       </w:r>
       <w:hyperlink r:id="rId15">
         <w:r>
           <w:rPr>
+            <w:lang w:val="en_US" w:bidi="en_US"/>
+          </w:rPr>
+          <w:rPr>
             <w:color w:val="0000EE"/>
             <w:u w:val="single"/>
           </w:rPr>
@@ -349,31 +646,65 @@
         </w:r>
       </w:hyperlink>
       <w:r>
+        <w:rPr>
+          <w:lang w:val="en_US" w:bidi="en_US"/>
+        </w:rPr>
         <w:t>).</w:t>
       </w:r>
-      <w:r/>
-      <w:r/>
-    </w:p>
-    <w:p>
-      <w:r/>
+      <w:r>
+        <w:rPr>
+          <w:lang w:val="en_US" w:bidi="en_US"/>
+        </w:rPr>
+      </w:r>
+      <w:r>
+        <w:rPr>
+          <w:lang w:val="en_US" w:bidi="en_US"/>
+        </w:rPr>
+      </w:r>
+    </w:p>
+    <w:p>
+      <w:pPr/>
+      <w:r>
+        <w:rPr>
+          <w:lang w:val="en_US" w:bidi="en_US"/>
+        </w:rPr>
+      </w:r>
     </w:p>
     <w:p>
       <w:pPr>
         <w:pStyle w:val="Heading2"/>
       </w:pPr>
       <w:r>
+        <w:rPr>
+          <w:lang w:val="en_US" w:bidi="en_US"/>
+        </w:rPr>
         <w:t>Colossians 1:7</w:t>
       </w:r>
-      <w:r/>
-    </w:p>
-    <w:p>
-      <w:r/>
-      <w:r>
+      <w:r>
+        <w:rPr>
+          <w:lang w:val="en_US" w:bidi="en_US"/>
+        </w:rPr>
+      </w:r>
+    </w:p>
+    <w:p>
+      <w:pPr/>
+      <w:r>
+        <w:rPr>
+          <w:lang w:val="en_US" w:bidi="en_US"/>
+        </w:rPr>
+      </w:r>
+      <w:r>
+        <w:rPr>
+          <w:lang w:val="en_US" w:bidi="en_US"/>
+        </w:rPr>
         <w:t xml:space="preserve">Epaphras probably became a Christian when Paul preached in Ephesus (see </w:t>
       </w:r>
       <w:hyperlink r:id="rId16">
         <w:r>
           <w:rPr>
+            <w:lang w:val="en_US" w:bidi="en_US"/>
+          </w:rPr>
+          <w:rPr>
             <w:color w:val="0000EE"/>
             <w:u w:val="single"/>
           </w:rPr>
@@ -381,11 +712,17 @@
         </w:r>
       </w:hyperlink>
       <w:r>
+        <w:rPr>
+          <w:lang w:val="en_US" w:bidi="en_US"/>
+        </w:rPr>
         <w:t xml:space="preserve">; see also </w:t>
       </w:r>
       <w:hyperlink r:id="rId17">
         <w:r>
           <w:rPr>
+            <w:lang w:val="en_US" w:bidi="en_US"/>
+          </w:rPr>
+          <w:rPr>
             <w:color w:val="0000EE"/>
             <w:u w:val="single"/>
           </w:rPr>
@@ -393,11 +730,17 @@
         </w:r>
       </w:hyperlink>
       <w:r>
+        <w:rPr>
+          <w:lang w:val="en_US" w:bidi="en_US"/>
+        </w:rPr>
         <w:t xml:space="preserve">; </w:t>
       </w:r>
       <w:hyperlink r:id="rId18">
         <w:r>
           <w:rPr>
+            <w:lang w:val="en_US" w:bidi="en_US"/>
+          </w:rPr>
+          <w:rPr>
             <w:color w:val="0000EE"/>
             <w:u w:val="single"/>
           </w:rPr>
@@ -405,31 +748,65 @@
         </w:r>
       </w:hyperlink>
       <w:r>
+        <w:rPr>
+          <w:lang w:val="en_US" w:bidi="en_US"/>
+        </w:rPr>
         <w:t>). He then went back to Colossae to share the good news about Jesus with his own town.</w:t>
       </w:r>
-      <w:r/>
-      <w:r/>
-    </w:p>
-    <w:p>
-      <w:r/>
+      <w:r>
+        <w:rPr>
+          <w:lang w:val="en_US" w:bidi="en_US"/>
+        </w:rPr>
+      </w:r>
+      <w:r>
+        <w:rPr>
+          <w:lang w:val="en_US" w:bidi="en_US"/>
+        </w:rPr>
+      </w:r>
+    </w:p>
+    <w:p>
+      <w:pPr/>
+      <w:r>
+        <w:rPr>
+          <w:lang w:val="en_US" w:bidi="en_US"/>
+        </w:rPr>
+      </w:r>
     </w:p>
     <w:p>
       <w:pPr>
         <w:pStyle w:val="Heading2"/>
       </w:pPr>
       <w:r>
+        <w:rPr>
+          <w:lang w:val="en_US" w:bidi="en_US"/>
+        </w:rPr>
         <w:t>Colossians 1:9–10</w:t>
       </w:r>
-      <w:r/>
-    </w:p>
-    <w:p>
-      <w:r/>
-      <w:r>
+      <w:r>
+        <w:rPr>
+          <w:lang w:val="en_US" w:bidi="en_US"/>
+        </w:rPr>
+      </w:r>
+    </w:p>
+    <w:p>
+      <w:pPr/>
+      <w:r>
+        <w:rPr>
+          <w:lang w:val="en_US" w:bidi="en_US"/>
+        </w:rPr>
+      </w:r>
+      <w:r>
+        <w:rPr>
+          <w:lang w:val="en_US" w:bidi="en_US"/>
+        </w:rPr>
         <w:t>Paul prays that God would help his readers understand the the good news about Jesus better and its full expression in their lives. Spiritual growth leads to a clearer understanding of Christian truth and actions that please the Lord. This understanding gives believers the strength and patience to resist evil (</w:t>
       </w:r>
       <w:hyperlink r:id="rId19">
         <w:r>
           <w:rPr>
+            <w:lang w:val="en_US" w:bidi="en_US"/>
+          </w:rPr>
+          <w:rPr>
             <w:color w:val="0000EE"/>
             <w:u w:val="single"/>
           </w:rPr>
@@ -437,22 +814,45 @@
         </w:r>
       </w:hyperlink>
       <w:r>
+        <w:rPr>
+          <w:lang w:val="en_US" w:bidi="en_US"/>
+        </w:rPr>
         <w:t>).</w:t>
       </w:r>
-      <w:r/>
-      <w:r/>
-    </w:p>
-    <w:p>
-      <w:r/>
+      <w:r>
+        <w:rPr>
+          <w:lang w:val="en_US" w:bidi="en_US"/>
+        </w:rPr>
+      </w:r>
+      <w:r>
+        <w:rPr>
+          <w:lang w:val="en_US" w:bidi="en_US"/>
+        </w:rPr>
+      </w:r>
+    </w:p>
+    <w:p>
+      <w:pPr/>
+      <w:r>
+        <w:rPr>
+          <w:lang w:val="en_US" w:bidi="en_US"/>
+        </w:rPr>
+      </w:r>
     </w:p>
     <w:p>
       <w:pPr>
         <w:pStyle w:val="Heading2"/>
       </w:pPr>
       <w:r>
+        <w:rPr>
+          <w:lang w:val="en_US" w:bidi="en_US"/>
+        </w:rPr>
         <w:t>Colossians 1:12–13</w:t>
       </w:r>
-      <w:r/>
+      <w:r>
+        <w:rPr>
+          <w:lang w:val="en_US" w:bidi="en_US"/>
+        </w:rPr>
+      </w:r>
     </w:p>
     <w:p>
       <w:pPr>
@@ -460,19 +860,30 @@
         <w:spacing w:line="240" w:lineRule="auto"/>
         <w:ind w:left="720"/>
       </w:pPr>
-      <w:r/>
+      <w:r>
+        <w:rPr>
+          <w:lang w:val="en_US" w:bidi="en_US"/>
+        </w:rPr>
+      </w:r>
       <w:r>
         <w:rPr>
           <w:i/>
+          <w:lang w:val="en_US" w:bidi="en_US"/>
         </w:rPr>
         <w:t>giving thanks to the Father</w:t>
       </w:r>
       <w:r>
+        <w:rPr>
+          <w:lang w:val="en_US" w:bidi="en_US"/>
+        </w:rPr>
         <w:t xml:space="preserve">: having humble gratitude to God for salvation gives powerful help to resist false teachings (see also </w:t>
       </w:r>
       <w:hyperlink r:id="rId20">
         <w:r>
           <w:rPr>
+            <w:lang w:val="en_US" w:bidi="en_US"/>
+          </w:rPr>
+          <w:rPr>
             <w:color w:val="0000EE"/>
             <w:u w:val="single"/>
           </w:rPr>
@@ -480,11 +891,17 @@
         </w:r>
       </w:hyperlink>
       <w:r>
+        <w:rPr>
+          <w:lang w:val="en_US" w:bidi="en_US"/>
+        </w:rPr>
         <w:t xml:space="preserve">; </w:t>
       </w:r>
       <w:hyperlink r:id="rId21">
         <w:r>
           <w:rPr>
+            <w:lang w:val="en_US" w:bidi="en_US"/>
+          </w:rPr>
+          <w:rPr>
             <w:color w:val="0000EE"/>
             <w:u w:val="single"/>
           </w:rPr>
@@ -492,11 +909,17 @@
         </w:r>
       </w:hyperlink>
       <w:r>
+        <w:rPr>
+          <w:lang w:val="en_US" w:bidi="en_US"/>
+        </w:rPr>
         <w:t xml:space="preserve">; </w:t>
       </w:r>
       <w:hyperlink r:id="rId22">
         <w:r>
           <w:rPr>
+            <w:lang w:val="en_US" w:bidi="en_US"/>
+          </w:rPr>
+          <w:rPr>
             <w:color w:val="0000EE"/>
             <w:u w:val="single"/>
           </w:rPr>
@@ -504,6 +927,9 @@
         </w:r>
       </w:hyperlink>
       <w:r>
+        <w:rPr>
+          <w:lang w:val="en_US" w:bidi="en_US"/>
+        </w:rPr>
         <w:t xml:space="preserve">). </w:t>
       </w:r>
     </w:p>
@@ -513,13 +939,23 @@
         <w:spacing w:line="240" w:lineRule="auto"/>
         <w:ind w:left="720"/>
       </w:pPr>
-      <w:r/>
-      <w:r>
+      <w:r>
+        <w:rPr>
+          <w:lang w:val="en_US" w:bidi="en_US"/>
+        </w:rPr>
+      </w:r>
+      <w:r>
+        <w:rPr>
+          <w:lang w:val="en_US" w:bidi="en_US"/>
+        </w:rPr>
         <w:t xml:space="preserve">The inheritance is what God has promised his people (for example, see </w:t>
       </w:r>
       <w:hyperlink r:id="rId23">
         <w:r>
           <w:rPr>
+            <w:lang w:val="en_US" w:bidi="en_US"/>
+          </w:rPr>
+          <w:rPr>
             <w:color w:val="0000EE"/>
             <w:u w:val="single"/>
           </w:rPr>
@@ -527,11 +963,17 @@
         </w:r>
       </w:hyperlink>
       <w:r>
+        <w:rPr>
+          <w:lang w:val="en_US" w:bidi="en_US"/>
+        </w:rPr>
         <w:t xml:space="preserve">; </w:t>
       </w:r>
       <w:hyperlink r:id="rId24">
         <w:r>
           <w:rPr>
+            <w:lang w:val="en_US" w:bidi="en_US"/>
+          </w:rPr>
+          <w:rPr>
             <w:color w:val="0000EE"/>
             <w:u w:val="single"/>
           </w:rPr>
@@ -539,11 +981,17 @@
         </w:r>
       </w:hyperlink>
       <w:r>
+        <w:rPr>
+          <w:lang w:val="en_US" w:bidi="en_US"/>
+        </w:rPr>
         <w:t xml:space="preserve">; </w:t>
       </w:r>
       <w:hyperlink r:id="rId25">
         <w:r>
           <w:rPr>
+            <w:lang w:val="en_US" w:bidi="en_US"/>
+          </w:rPr>
+          <w:rPr>
             <w:color w:val="0000EE"/>
             <w:u w:val="single"/>
           </w:rPr>
@@ -551,20 +999,30 @@
         </w:r>
       </w:hyperlink>
       <w:r>
+        <w:rPr>
+          <w:lang w:val="en_US" w:bidi="en_US"/>
+        </w:rPr>
         <w:t xml:space="preserve">). In the New Testament, </w:t>
       </w:r>
       <w:r>
         <w:rPr>
           <w:i/>
+          <w:lang w:val="en_US" w:bidi="en_US"/>
         </w:rPr>
         <w:t>the inheritance</w:t>
       </w:r>
       <w:r>
+        <w:rPr>
+          <w:lang w:val="en_US" w:bidi="en_US"/>
+        </w:rPr>
         <w:t xml:space="preserve"> includes salvation and final rescue (see also </w:t>
       </w:r>
       <w:hyperlink r:id="rId26">
         <w:r>
           <w:rPr>
+            <w:lang w:val="en_US" w:bidi="en_US"/>
+          </w:rPr>
+          <w:rPr>
             <w:color w:val="0000EE"/>
             <w:u w:val="single"/>
           </w:rPr>
@@ -572,11 +1030,17 @@
         </w:r>
       </w:hyperlink>
       <w:r>
+        <w:rPr>
+          <w:lang w:val="en_US" w:bidi="en_US"/>
+        </w:rPr>
         <w:t xml:space="preserve">; </w:t>
       </w:r>
       <w:hyperlink r:id="rId27">
         <w:r>
           <w:rPr>
+            <w:lang w:val="en_US" w:bidi="en_US"/>
+          </w:rPr>
+          <w:rPr>
             <w:color w:val="0000EE"/>
             <w:u w:val="single"/>
           </w:rPr>
@@ -584,11 +1048,17 @@
         </w:r>
       </w:hyperlink>
       <w:r>
+        <w:rPr>
+          <w:lang w:val="en_US" w:bidi="en_US"/>
+        </w:rPr>
         <w:t xml:space="preserve">; </w:t>
       </w:r>
       <w:hyperlink r:id="rId28">
         <w:r>
           <w:rPr>
+            <w:lang w:val="en_US" w:bidi="en_US"/>
+          </w:rPr>
+          <w:rPr>
             <w:color w:val="0000EE"/>
             <w:u w:val="single"/>
           </w:rPr>
@@ -596,22 +1066,45 @@
         </w:r>
       </w:hyperlink>
       <w:r>
+        <w:rPr>
+          <w:lang w:val="en_US" w:bidi="en_US"/>
+        </w:rPr>
         <w:t>).</w:t>
       </w:r>
-      <w:r/>
-      <w:r/>
-    </w:p>
-    <w:p>
-      <w:r/>
+      <w:r>
+        <w:rPr>
+          <w:lang w:val="en_US" w:bidi="en_US"/>
+        </w:rPr>
+      </w:r>
+      <w:r>
+        <w:rPr>
+          <w:lang w:val="en_US" w:bidi="en_US"/>
+        </w:rPr>
+      </w:r>
+    </w:p>
+    <w:p>
+      <w:pPr/>
+      <w:r>
+        <w:rPr>
+          <w:lang w:val="en_US" w:bidi="en_US"/>
+        </w:rPr>
+      </w:r>
     </w:p>
     <w:p>
       <w:pPr>
         <w:pStyle w:val="Heading2"/>
       </w:pPr>
       <w:r>
+        <w:rPr>
+          <w:lang w:val="en_US" w:bidi="en_US"/>
+        </w:rPr>
         <w:t>Colossians 1:15</w:t>
       </w:r>
-      <w:r/>
+      <w:r>
+        <w:rPr>
+          <w:lang w:val="en_US" w:bidi="en_US"/>
+        </w:rPr>
+      </w:r>
     </w:p>
     <w:p>
       <w:pPr>
@@ -619,28 +1112,43 @@
         <w:spacing w:line="240" w:lineRule="auto"/>
         <w:ind w:left="720"/>
       </w:pPr>
-      <w:r/>
+      <w:r>
+        <w:rPr>
+          <w:lang w:val="en_US" w:bidi="en_US"/>
+        </w:rPr>
+      </w:r>
       <w:r>
         <w:rPr>
           <w:i/>
+          <w:lang w:val="en_US" w:bidi="en_US"/>
         </w:rPr>
         <w:t>the image</w:t>
       </w:r>
       <w:r>
+        <w:rPr>
+          <w:lang w:val="en_US" w:bidi="en_US"/>
+        </w:rPr>
         <w:t xml:space="preserve">: In the Greek translation of the Old Testament, </w:t>
       </w:r>
       <w:r>
         <w:rPr>
           <w:i/>
+          <w:lang w:val="en_US" w:bidi="en_US"/>
         </w:rPr>
         <w:t>eikōn</w:t>
       </w:r>
       <w:r>
+        <w:rPr>
+          <w:lang w:val="en_US" w:bidi="en_US"/>
+        </w:rPr>
         <w:t xml:space="preserve"> means "image" or "representation." It describes humans as made in the image of God (</w:t>
       </w:r>
       <w:hyperlink r:id="rId29">
         <w:r>
           <w:rPr>
+            <w:lang w:val="en_US" w:bidi="en_US"/>
+          </w:rPr>
+          <w:rPr>
             <w:color w:val="0000EE"/>
             <w:u w:val="single"/>
           </w:rPr>
@@ -648,11 +1156,17 @@
         </w:r>
       </w:hyperlink>
       <w:r>
+        <w:rPr>
+          <w:lang w:val="en_US" w:bidi="en_US"/>
+        </w:rPr>
         <w:t xml:space="preserve">). It also refers to the wisdom figure in Jewish writings (see Wisdom of Solomon 7:25–26). New Testament writers describe Christ as "the wisdom of God" to explain his importance (compare </w:t>
       </w:r>
       <w:hyperlink r:id="rId30">
         <w:r>
           <w:rPr>
+            <w:lang w:val="en_US" w:bidi="en_US"/>
+          </w:rPr>
+          <w:rPr>
             <w:color w:val="0000EE"/>
             <w:u w:val="single"/>
           </w:rPr>
@@ -660,11 +1174,17 @@
         </w:r>
       </w:hyperlink>
       <w:r>
+        <w:rPr>
+          <w:lang w:val="en_US" w:bidi="en_US"/>
+        </w:rPr>
         <w:t xml:space="preserve">, </w:t>
       </w:r>
       <w:hyperlink r:id="rId31">
         <w:r>
           <w:rPr>
+            <w:lang w:val="en_US" w:bidi="en_US"/>
+          </w:rPr>
+          <w:rPr>
             <w:color w:val="0000EE"/>
             <w:u w:val="single"/>
           </w:rPr>
@@ -672,6 +1192,9 @@
         </w:r>
       </w:hyperlink>
       <w:r>
+        <w:rPr>
+          <w:lang w:val="en_US" w:bidi="en_US"/>
+        </w:rPr>
         <w:t xml:space="preserve">). </w:t>
       </w:r>
     </w:p>
@@ -681,28 +1204,43 @@
         <w:spacing w:line="240" w:lineRule="auto"/>
         <w:ind w:left="720"/>
       </w:pPr>
-      <w:r/>
+      <w:r>
+        <w:rPr>
+          <w:lang w:val="en_US" w:bidi="en_US"/>
+        </w:rPr>
+      </w:r>
       <w:r>
         <w:rPr>
           <w:i/>
+          <w:lang w:val="en_US" w:bidi="en_US"/>
         </w:rPr>
         <w:t>the firstborn over all creation</w:t>
       </w:r>
       <w:r>
+        <w:rPr>
+          <w:lang w:val="en_US" w:bidi="en_US"/>
+        </w:rPr>
         <w:t xml:space="preserve">: This phrase was important in early Christian debates about Christ's nature. </w:t>
       </w:r>
       <w:r>
         <w:rPr>
           <w:i/>
+          <w:lang w:val="en_US" w:bidi="en_US"/>
         </w:rPr>
         <w:t>Firstborn</w:t>
       </w:r>
       <w:r>
+        <w:rPr>
+          <w:lang w:val="en_US" w:bidi="en_US"/>
+        </w:rPr>
         <w:t xml:space="preserve"> does not mean God created him. It is a title from the Old Testament, showing supremacy in rank and priority in time (see, for example, </w:t>
       </w:r>
       <w:hyperlink r:id="rId32">
         <w:r>
           <w:rPr>
+            <w:lang w:val="en_US" w:bidi="en_US"/>
+          </w:rPr>
+          <w:rPr>
             <w:color w:val="0000EE"/>
             <w:u w:val="single"/>
           </w:rPr>
@@ -710,31 +1248,65 @@
         </w:r>
       </w:hyperlink>
       <w:r>
+        <w:rPr>
+          <w:lang w:val="en_US" w:bidi="en_US"/>
+        </w:rPr>
         <w:t>).</w:t>
       </w:r>
-      <w:r/>
-      <w:r/>
-    </w:p>
-    <w:p>
-      <w:r/>
+      <w:r>
+        <w:rPr>
+          <w:lang w:val="en_US" w:bidi="en_US"/>
+        </w:rPr>
+      </w:r>
+      <w:r>
+        <w:rPr>
+          <w:lang w:val="en_US" w:bidi="en_US"/>
+        </w:rPr>
+      </w:r>
+    </w:p>
+    <w:p>
+      <w:pPr/>
+      <w:r>
+        <w:rPr>
+          <w:lang w:val="en_US" w:bidi="en_US"/>
+        </w:rPr>
+      </w:r>
     </w:p>
     <w:p>
       <w:pPr>
         <w:pStyle w:val="Heading2"/>
       </w:pPr>
       <w:r>
+        <w:rPr>
+          <w:lang w:val="en_US" w:bidi="en_US"/>
+        </w:rPr>
         <w:t>Colossians 1:15–20</w:t>
       </w:r>
-      <w:r/>
-    </w:p>
-    <w:p>
-      <w:r/>
-      <w:r>
+      <w:r>
+        <w:rPr>
+          <w:lang w:val="en_US" w:bidi="en_US"/>
+        </w:rPr>
+      </w:r>
+    </w:p>
+    <w:p>
+      <w:pPr/>
+      <w:r>
+        <w:rPr>
+          <w:lang w:val="en_US" w:bidi="en_US"/>
+        </w:rPr>
+      </w:r>
+      <w:r>
+        <w:rPr>
+          <w:lang w:val="en_US" w:bidi="en_US"/>
+        </w:rPr>
         <w:t>Paul describes Jesus as the ultimate creator and redeemer (</w:t>
       </w:r>
       <w:hyperlink r:id="rId33">
         <w:r>
           <w:rPr>
+            <w:lang w:val="en_US" w:bidi="en_US"/>
+          </w:rPr>
+          <w:rPr>
             <w:color w:val="0000EE"/>
             <w:u w:val="single"/>
           </w:rPr>
@@ -742,11 +1314,17 @@
         </w:r>
       </w:hyperlink>
       <w:r>
+        <w:rPr>
+          <w:lang w:val="en_US" w:bidi="en_US"/>
+        </w:rPr>
         <w:t xml:space="preserve">; </w:t>
       </w:r>
       <w:hyperlink r:id="rId34">
         <w:r>
           <w:rPr>
+            <w:lang w:val="en_US" w:bidi="en_US"/>
+          </w:rPr>
+          <w:rPr>
             <w:color w:val="0000EE"/>
             <w:u w:val="single"/>
           </w:rPr>
@@ -754,7 +1332,32 @@
         </w:r>
       </w:hyperlink>
       <w:r>
+        <w:rPr>
+          <w:lang w:val="en_US" w:bidi="en_US"/>
+        </w:rPr>
         <w:t>). Three main things suggest these verses quote an early Christian hymn about Jesus:</w:t>
+      </w:r>
+    </w:p>
+    <w:p>
+      <w:pPr>
+        <w:pStyle w:val="ListNumber"/>
+        <w:numPr>
+          <w:ilvl w:val="0"/>
+          <w:numId w:val="14"/>
+        </w:numPr>
+        <w:spacing w:line="240" w:lineRule="auto"/>
+        <w:ind w:left="720"/>
+      </w:pPr>
+      <w:r>
+        <w:rPr>
+          <w:lang w:val="en_US" w:bidi="en_US"/>
+        </w:rPr>
+      </w:r>
+      <w:r>
+        <w:rPr>
+          <w:lang w:val="en_US" w:bidi="en_US"/>
+        </w:rPr>
+        <w:t xml:space="preserve">These verses are brief statements. </w:t>
       </w:r>
     </w:p>
     <w:p>
@@ -763,9 +1366,16 @@
         <w:spacing w:line="240" w:lineRule="auto"/>
         <w:ind w:left="720"/>
       </w:pPr>
-      <w:r/>
-      <w:r>
-        <w:t xml:space="preserve">These verses are brief statements. </w:t>
+      <w:r>
+        <w:rPr>
+          <w:lang w:val="en_US" w:bidi="en_US"/>
+        </w:rPr>
+      </w:r>
+      <w:r>
+        <w:rPr>
+          <w:lang w:val="en_US" w:bidi="en_US"/>
+        </w:rPr>
+        <w:t>These verses have contain high praise and special honor for Christ (he is exalted).</w:t>
       </w:r>
     </w:p>
     <w:p>
@@ -774,41 +1384,65 @@
         <w:spacing w:line="240" w:lineRule="auto"/>
         <w:ind w:left="720"/>
       </w:pPr>
-      <w:r/>
-      <w:r>
-        <w:t>These verses have contain high praise and special honor for Christ (he is exalted).</w:t>
-      </w:r>
-    </w:p>
-    <w:p>
-      <w:pPr>
-        <w:pStyle w:val="ListNumber"/>
-        <w:spacing w:line="240" w:lineRule="auto"/>
-        <w:ind w:left="720"/>
-      </w:pPr>
-      <w:r/>
-      <w:r>
+      <w:r>
+        <w:rPr>
+          <w:lang w:val="en_US" w:bidi="en_US"/>
+        </w:rPr>
+      </w:r>
+      <w:r>
+        <w:rPr>
+          <w:lang w:val="en_US" w:bidi="en_US"/>
+        </w:rPr>
         <w:t xml:space="preserve">These verses use similar language and ideas. </w:t>
       </w:r>
     </w:p>
     <w:p>
-      <w:r/>
-      <w:r>
+      <w:pPr/>
+      <w:r>
+        <w:rPr>
+          <w:lang w:val="en_US" w:bidi="en_US"/>
+        </w:rPr>
+      </w:r>
+      <w:r>
+        <w:rPr>
+          <w:lang w:val="en_US" w:bidi="en_US"/>
+        </w:rPr>
         <w:t>Paul applied this hymn to the situation of the church in Colossae.</w:t>
       </w:r>
-      <w:r/>
-      <w:r/>
-    </w:p>
-    <w:p>
-      <w:r/>
+      <w:r>
+        <w:rPr>
+          <w:lang w:val="en_US" w:bidi="en_US"/>
+        </w:rPr>
+      </w:r>
+      <w:r>
+        <w:rPr>
+          <w:lang w:val="en_US" w:bidi="en_US"/>
+        </w:rPr>
+      </w:r>
+    </w:p>
+    <w:p>
+      <w:pPr/>
+      <w:r>
+        <w:rPr>
+          <w:lang w:val="en_US" w:bidi="en_US"/>
+        </w:rPr>
+      </w:r>
     </w:p>
     <w:p>
       <w:pPr>
         <w:pStyle w:val="Heading2"/>
       </w:pPr>
       <w:r>
+        <w:rPr>
+          <w:lang w:val="en_US" w:bidi="en_US"/>
+        </w:rPr>
         <w:t>Colossians 1:16</w:t>
       </w:r>
-      <w:r/>
+      <w:r>
+        <w:rPr>
+          <w:lang w:val="en_US" w:bidi="en_US"/>
+        </w:rPr>
+      </w:r>
     </w:p>
     <w:p>
       <w:pPr>
@@ -816,19 +1450,30 @@
         <w:spacing w:line="240" w:lineRule="auto"/>
         <w:ind w:left="720"/>
       </w:pPr>
-      <w:r/>
+      <w:r>
+        <w:rPr>
+          <w:lang w:val="en_US" w:bidi="en_US"/>
+        </w:rPr>
+      </w:r>
       <w:r>
         <w:rPr>
           <w:i/>
+          <w:lang w:val="en_US" w:bidi="en_US"/>
         </w:rPr>
         <w:t>Thrones or dominions or rulers or authorities</w:t>
       </w:r>
       <w:r>
+        <w:rPr>
+          <w:lang w:val="en_US" w:bidi="en_US"/>
+        </w:rPr>
         <w:t xml:space="preserve"> in the unseen world refer to different spiritual powers. This line emphasizes Christ's supremacy over these beings, who were getting a lot of attention from false teachers (see </w:t>
       </w:r>
       <w:hyperlink r:id="rId35">
         <w:r>
           <w:rPr>
+            <w:lang w:val="en_US" w:bidi="en_US"/>
+          </w:rPr>
+          <w:rPr>
             <w:color w:val="0000EE"/>
             <w:u w:val="single"/>
           </w:rPr>
@@ -836,6 +1481,9 @@
         </w:r>
       </w:hyperlink>
       <w:r>
+        <w:rPr>
+          <w:lang w:val="en_US" w:bidi="en_US"/>
+        </w:rPr>
         <w:t xml:space="preserve">). </w:t>
       </w:r>
     </w:p>
@@ -845,30 +1493,58 @@
         <w:spacing w:line="240" w:lineRule="auto"/>
         <w:ind w:left="720"/>
       </w:pPr>
-      <w:r/>
+      <w:r>
+        <w:rPr>
+          <w:lang w:val="en_US" w:bidi="en_US"/>
+        </w:rPr>
+      </w:r>
       <w:r>
         <w:rPr>
           <w:i/>
+          <w:lang w:val="en_US" w:bidi="en_US"/>
         </w:rPr>
         <w:t>All things were created through Him and for Him</w:t>
       </w:r>
       <w:r>
+        <w:rPr>
+          <w:lang w:val="en_US" w:bidi="en_US"/>
+        </w:rPr>
         <w:t>: Christ is both the creator of all things and the purpose of all creation.</w:t>
       </w:r>
-      <w:r/>
-      <w:r/>
-    </w:p>
-    <w:p>
-      <w:r/>
+      <w:r>
+        <w:rPr>
+          <w:lang w:val="en_US" w:bidi="en_US"/>
+        </w:rPr>
+      </w:r>
+      <w:r>
+        <w:rPr>
+          <w:lang w:val="en_US" w:bidi="en_US"/>
+        </w:rPr>
+      </w:r>
+    </w:p>
+    <w:p>
+      <w:pPr/>
+      <w:r>
+        <w:rPr>
+          <w:lang w:val="en_US" w:bidi="en_US"/>
+        </w:rPr>
+      </w:r>
     </w:p>
     <w:p>
       <w:pPr>
         <w:pStyle w:val="Heading2"/>
       </w:pPr>
       <w:r>
+        <w:rPr>
+          <w:lang w:val="en_US" w:bidi="en_US"/>
+        </w:rPr>
         <w:t>Colossians 1:18</w:t>
       </w:r>
-      <w:r/>
+      <w:r>
+        <w:rPr>
+          <w:lang w:val="en_US" w:bidi="en_US"/>
+        </w:rPr>
+      </w:r>
     </w:p>
     <w:p>
       <w:pPr>
@@ -876,46 +1552,69 @@
         <w:spacing w:line="240" w:lineRule="auto"/>
         <w:ind w:left="720"/>
       </w:pPr>
-      <w:r/>
+      <w:r>
+        <w:rPr>
+          <w:lang w:val="en_US" w:bidi="en_US"/>
+        </w:rPr>
+      </w:r>
       <w:r>
         <w:rPr>
           <w:i/>
+          <w:lang w:val="en_US" w:bidi="en_US"/>
         </w:rPr>
         <w:t>Head of the body, the church</w:t>
       </w:r>
       <w:r>
+        <w:rPr>
+          <w:lang w:val="en_US" w:bidi="en_US"/>
+        </w:rPr>
         <w:t xml:space="preserve">: The Greek word </w:t>
       </w:r>
       <w:r>
         <w:rPr>
           <w:i/>
+          <w:lang w:val="en_US" w:bidi="en_US"/>
         </w:rPr>
         <w:t>kephalē</w:t>
       </w:r>
       <w:r>
+        <w:rPr>
+          <w:lang w:val="en_US" w:bidi="en_US"/>
+        </w:rPr>
         <w:t xml:space="preserve"> (meaning “head”) often has the sense of </w:t>
       </w:r>
       <w:r>
         <w:rPr>
           <w:i/>
+          <w:lang w:val="en_US" w:bidi="en_US"/>
         </w:rPr>
         <w:t>authority over</w:t>
       </w:r>
       <w:r>
+        <w:rPr>
+          <w:lang w:val="en_US" w:bidi="en_US"/>
+        </w:rPr>
         <w:t xml:space="preserve"> or </w:t>
       </w:r>
       <w:r>
         <w:rPr>
           <w:i/>
+          <w:lang w:val="en_US" w:bidi="en_US"/>
         </w:rPr>
         <w:t>chief</w:t>
       </w:r>
       <w:r>
+        <w:rPr>
+          <w:lang w:val="en_US" w:bidi="en_US"/>
+        </w:rPr>
         <w:t xml:space="preserve"> when Paul uses it as a metaphor (see also </w:t>
       </w:r>
       <w:hyperlink r:id="rId36">
         <w:r>
           <w:rPr>
+            <w:lang w:val="en_US" w:bidi="en_US"/>
+          </w:rPr>
+          <w:rPr>
             <w:color w:val="0000EE"/>
             <w:u w:val="single"/>
           </w:rPr>
@@ -923,11 +1622,17 @@
         </w:r>
       </w:hyperlink>
       <w:r>
+        <w:rPr>
+          <w:lang w:val="en_US" w:bidi="en_US"/>
+        </w:rPr>
         <w:t xml:space="preserve">, </w:t>
       </w:r>
       <w:hyperlink r:id="rId37">
         <w:r>
           <w:rPr>
+            <w:lang w:val="en_US" w:bidi="en_US"/>
+          </w:rPr>
+          <w:rPr>
             <w:color w:val="0000EE"/>
             <w:u w:val="single"/>
           </w:rPr>
@@ -935,11 +1640,17 @@
         </w:r>
       </w:hyperlink>
       <w:r>
+        <w:rPr>
+          <w:lang w:val="en_US" w:bidi="en_US"/>
+        </w:rPr>
         <w:t xml:space="preserve">; </w:t>
       </w:r>
       <w:hyperlink r:id="rId38">
         <w:r>
           <w:rPr>
+            <w:lang w:val="en_US" w:bidi="en_US"/>
+          </w:rPr>
+          <w:rPr>
             <w:color w:val="0000EE"/>
             <w:u w:val="single"/>
           </w:rPr>
@@ -947,11 +1658,17 @@
         </w:r>
       </w:hyperlink>
       <w:r>
+        <w:rPr>
+          <w:lang w:val="en_US" w:bidi="en_US"/>
+        </w:rPr>
         <w:t xml:space="preserve">; </w:t>
       </w:r>
       <w:hyperlink r:id="rId39">
         <w:r>
           <w:rPr>
+            <w:lang w:val="en_US" w:bidi="en_US"/>
+          </w:rPr>
+          <w:rPr>
             <w:color w:val="0000EE"/>
             <w:u w:val="single"/>
           </w:rPr>
@@ -959,11 +1676,17 @@
         </w:r>
       </w:hyperlink>
       <w:r>
+        <w:rPr>
+          <w:lang w:val="en_US" w:bidi="en_US"/>
+        </w:rPr>
         <w:t xml:space="preserve">; </w:t>
       </w:r>
       <w:hyperlink r:id="rId40">
         <w:r>
           <w:rPr>
+            <w:lang w:val="en_US" w:bidi="en_US"/>
+          </w:rPr>
+          <w:rPr>
             <w:color w:val="0000EE"/>
             <w:u w:val="single"/>
           </w:rPr>
@@ -971,6 +1694,9 @@
         </w:r>
       </w:hyperlink>
       <w:r>
+        <w:rPr>
+          <w:lang w:val="en_US" w:bidi="en_US"/>
+        </w:rPr>
         <w:t xml:space="preserve">). </w:t>
       </w:r>
     </w:p>
@@ -980,19 +1706,30 @@
         <w:spacing w:line="240" w:lineRule="auto"/>
         <w:ind w:left="720"/>
       </w:pPr>
-      <w:r/>
+      <w:r>
+        <w:rPr>
+          <w:lang w:val="en_US" w:bidi="en_US"/>
+        </w:rPr>
+      </w:r>
       <w:r>
         <w:rPr>
           <w:i/>
+          <w:lang w:val="en_US" w:bidi="en_US"/>
         </w:rPr>
         <w:t>of the body</w:t>
       </w:r>
       <w:r>
+        <w:rPr>
+          <w:lang w:val="en_US" w:bidi="en_US"/>
+        </w:rPr>
         <w:t xml:space="preserve">: The metaphor of the church as Christ’s body shows the essential unity of Christ and the church (see also </w:t>
       </w:r>
       <w:hyperlink r:id="rId41">
         <w:r>
           <w:rPr>
+            <w:lang w:val="en_US" w:bidi="en_US"/>
+          </w:rPr>
+          <w:rPr>
             <w:color w:val="0000EE"/>
             <w:u w:val="single"/>
           </w:rPr>
@@ -1000,11 +1737,17 @@
         </w:r>
       </w:hyperlink>
       <w:r>
+        <w:rPr>
+          <w:lang w:val="en_US" w:bidi="en_US"/>
+        </w:rPr>
         <w:t xml:space="preserve">; </w:t>
       </w:r>
       <w:hyperlink r:id="rId37">
         <w:r>
           <w:rPr>
+            <w:lang w:val="en_US" w:bidi="en_US"/>
+          </w:rPr>
+          <w:rPr>
             <w:color w:val="0000EE"/>
             <w:u w:val="single"/>
           </w:rPr>
@@ -1012,11 +1755,17 @@
         </w:r>
       </w:hyperlink>
       <w:r>
+        <w:rPr>
+          <w:lang w:val="en_US" w:bidi="en_US"/>
+        </w:rPr>
         <w:t xml:space="preserve">; </w:t>
       </w:r>
       <w:hyperlink r:id="rId42">
         <w:r>
           <w:rPr>
+            <w:lang w:val="en_US" w:bidi="en_US"/>
+          </w:rPr>
+          <w:rPr>
             <w:color w:val="0000EE"/>
             <w:u w:val="single"/>
           </w:rPr>
@@ -1024,11 +1773,17 @@
         </w:r>
       </w:hyperlink>
       <w:r>
+        <w:rPr>
+          <w:lang w:val="en_US" w:bidi="en_US"/>
+        </w:rPr>
         <w:t xml:space="preserve">; </w:t>
       </w:r>
       <w:hyperlink r:id="rId43">
         <w:r>
           <w:rPr>
+            <w:lang w:val="en_US" w:bidi="en_US"/>
+          </w:rPr>
+          <w:rPr>
             <w:color w:val="0000EE"/>
             <w:u w:val="single"/>
           </w:rPr>
@@ -1036,11 +1791,17 @@
         </w:r>
       </w:hyperlink>
       <w:r>
+        <w:rPr>
+          <w:lang w:val="en_US" w:bidi="en_US"/>
+        </w:rPr>
         <w:t xml:space="preserve">; </w:t>
       </w:r>
       <w:hyperlink r:id="rId44">
         <w:r>
           <w:rPr>
+            <w:lang w:val="en_US" w:bidi="en_US"/>
+          </w:rPr>
+          <w:rPr>
             <w:color w:val="0000EE"/>
             <w:u w:val="single"/>
           </w:rPr>
@@ -1048,11 +1809,17 @@
         </w:r>
       </w:hyperlink>
       <w:r>
+        <w:rPr>
+          <w:lang w:val="en_US" w:bidi="en_US"/>
+        </w:rPr>
         <w:t xml:space="preserve">; </w:t>
       </w:r>
       <w:hyperlink r:id="rId45">
         <w:r>
           <w:rPr>
+            <w:lang w:val="en_US" w:bidi="en_US"/>
+          </w:rPr>
+          <w:rPr>
             <w:color w:val="0000EE"/>
             <w:u w:val="single"/>
           </w:rPr>
@@ -1060,11 +1827,17 @@
         </w:r>
       </w:hyperlink>
       <w:r>
+        <w:rPr>
+          <w:lang w:val="en_US" w:bidi="en_US"/>
+        </w:rPr>
         <w:t xml:space="preserve">, </w:t>
       </w:r>
       <w:hyperlink r:id="rId46">
         <w:r>
           <w:rPr>
+            <w:lang w:val="en_US" w:bidi="en_US"/>
+          </w:rPr>
+          <w:rPr>
             <w:color w:val="0000EE"/>
             <w:u w:val="single"/>
           </w:rPr>
@@ -1072,11 +1845,17 @@
         </w:r>
       </w:hyperlink>
       <w:r>
+        <w:rPr>
+          <w:lang w:val="en_US" w:bidi="en_US"/>
+        </w:rPr>
         <w:t xml:space="preserve">; </w:t>
       </w:r>
       <w:hyperlink r:id="rId40">
         <w:r>
           <w:rPr>
+            <w:lang w:val="en_US" w:bidi="en_US"/>
+          </w:rPr>
+          <w:rPr>
             <w:color w:val="0000EE"/>
             <w:u w:val="single"/>
           </w:rPr>
@@ -1084,11 +1863,17 @@
         </w:r>
       </w:hyperlink>
       <w:r>
+        <w:rPr>
+          <w:lang w:val="en_US" w:bidi="en_US"/>
+        </w:rPr>
         <w:t xml:space="preserve">, </w:t>
       </w:r>
       <w:hyperlink r:id="rId47">
         <w:r>
           <w:rPr>
+            <w:lang w:val="en_US" w:bidi="en_US"/>
+          </w:rPr>
+          <w:rPr>
             <w:color w:val="0000EE"/>
             <w:u w:val="single"/>
           </w:rPr>
@@ -1096,6 +1881,9 @@
         </w:r>
       </w:hyperlink>
       <w:r>
+        <w:rPr>
+          <w:lang w:val="en_US" w:bidi="en_US"/>
+        </w:rPr>
         <w:t xml:space="preserve">). </w:t>
       </w:r>
     </w:p>
@@ -1105,45 +1893,90 @@
         <w:spacing w:line="240" w:lineRule="auto"/>
         <w:ind w:left="720"/>
       </w:pPr>
-      <w:r/>
+      <w:r>
+        <w:rPr>
+          <w:lang w:val="en_US" w:bidi="en_US"/>
+        </w:rPr>
+      </w:r>
       <w:r>
         <w:rPr>
           <w:i/>
+          <w:lang w:val="en_US" w:bidi="en_US"/>
         </w:rPr>
         <w:t>firstborn from among the dead</w:t>
       </w:r>
       <w:r>
+        <w:rPr>
+          <w:lang w:val="en_US" w:bidi="en_US"/>
+        </w:rPr>
         <w:t xml:space="preserve">: See </w:t>
       </w:r>
       <w:r>
+        <w:rPr>
+          <w:lang w:val="en_US" w:bidi="en_US"/>
+        </w:rPr>
         <w:t>study note on Colossians 1:15</w:t>
       </w:r>
       <w:r>
+        <w:rPr>
+          <w:lang w:val="en_US" w:bidi="en_US"/>
+        </w:rPr>
         <w:t>.</w:t>
       </w:r>
-      <w:r/>
-      <w:r/>
-    </w:p>
-    <w:p>
-      <w:r/>
+      <w:r>
+        <w:rPr>
+          <w:lang w:val="en_US" w:bidi="en_US"/>
+        </w:rPr>
+      </w:r>
+      <w:r>
+        <w:rPr>
+          <w:lang w:val="en_US" w:bidi="en_US"/>
+        </w:rPr>
+      </w:r>
+    </w:p>
+    <w:p>
+      <w:pPr/>
+      <w:r>
+        <w:rPr>
+          <w:lang w:val="en_US" w:bidi="en_US"/>
+        </w:rPr>
+      </w:r>
     </w:p>
     <w:p>
       <w:pPr>
         <w:pStyle w:val="Heading2"/>
       </w:pPr>
       <w:r>
+        <w:rPr>
+          <w:lang w:val="en_US" w:bidi="en_US"/>
+        </w:rPr>
         <w:t>Colossians 1:19</w:t>
       </w:r>
-      <w:r/>
-    </w:p>
-    <w:p>
-      <w:r/>
-      <w:r>
+      <w:r>
+        <w:rPr>
+          <w:lang w:val="en_US" w:bidi="en_US"/>
+        </w:rPr>
+      </w:r>
+    </w:p>
+    <w:p>
+      <w:pPr/>
+      <w:r>
+        <w:rPr>
+          <w:lang w:val="en_US" w:bidi="en_US"/>
+        </w:rPr>
+      </w:r>
+      <w:r>
+        <w:rPr>
+          <w:lang w:val="en_US" w:bidi="en_US"/>
+        </w:rPr>
         <w:t xml:space="preserve">God, in all his fullness, shows that he has chosen to give a complete revelation of himself in Jesus Christ. By seeing and understanding Jesus, we also see and understand God (see </w:t>
       </w:r>
       <w:hyperlink r:id="rId48">
         <w:r>
           <w:rPr>
+            <w:lang w:val="en_US" w:bidi="en_US"/>
+          </w:rPr>
+          <w:rPr>
             <w:color w:val="0000EE"/>
             <w:u w:val="single"/>
           </w:rPr>
@@ -1151,11 +1984,17 @@
         </w:r>
       </w:hyperlink>
       <w:r>
+        <w:rPr>
+          <w:lang w:val="en_US" w:bidi="en_US"/>
+        </w:rPr>
         <w:t xml:space="preserve">). Some false teachers claimed that Christians needed to seek other spiritual beings to learn more about God (see </w:t>
       </w:r>
       <w:hyperlink r:id="rId49">
         <w:r>
           <w:rPr>
+            <w:lang w:val="en_US" w:bidi="en_US"/>
+          </w:rPr>
+          <w:rPr>
             <w:color w:val="0000EE"/>
             <w:u w:val="single"/>
           </w:rPr>
@@ -1163,11 +2002,17 @@
         </w:r>
       </w:hyperlink>
       <w:r>
+        <w:rPr>
+          <w:lang w:val="en_US" w:bidi="en_US"/>
+        </w:rPr>
         <w:t xml:space="preserve">, </w:t>
       </w:r>
       <w:hyperlink r:id="rId50">
         <w:r>
           <w:rPr>
+            <w:lang w:val="en_US" w:bidi="en_US"/>
+          </w:rPr>
+          <w:rPr>
             <w:color w:val="0000EE"/>
             <w:u w:val="single"/>
           </w:rPr>
@@ -1175,11 +2020,17 @@
         </w:r>
       </w:hyperlink>
       <w:r>
+        <w:rPr>
+          <w:lang w:val="en_US" w:bidi="en_US"/>
+        </w:rPr>
         <w:t xml:space="preserve">). Yet, Christ alone is enough for all our knowledge of God (compare </w:t>
       </w:r>
       <w:hyperlink r:id="rId51">
         <w:r>
           <w:rPr>
+            <w:lang w:val="en_US" w:bidi="en_US"/>
+          </w:rPr>
+          <w:rPr>
             <w:color w:val="0000EE"/>
             <w:u w:val="single"/>
           </w:rPr>
@@ -1187,60 +2038,126 @@
         </w:r>
       </w:hyperlink>
       <w:r>
+        <w:rPr>
+          <w:lang w:val="en_US" w:bidi="en_US"/>
+        </w:rPr>
         <w:t>).</w:t>
       </w:r>
-      <w:r/>
-      <w:r/>
-    </w:p>
-    <w:p>
-      <w:r/>
+      <w:r>
+        <w:rPr>
+          <w:lang w:val="en_US" w:bidi="en_US"/>
+        </w:rPr>
+      </w:r>
+      <w:r>
+        <w:rPr>
+          <w:lang w:val="en_US" w:bidi="en_US"/>
+        </w:rPr>
+      </w:r>
+    </w:p>
+    <w:p>
+      <w:pPr/>
+      <w:r>
+        <w:rPr>
+          <w:lang w:val="en_US" w:bidi="en_US"/>
+        </w:rPr>
+      </w:r>
     </w:p>
     <w:p>
       <w:pPr>
         <w:pStyle w:val="Heading2"/>
       </w:pPr>
       <w:r>
+        <w:rPr>
+          <w:lang w:val="en_US" w:bidi="en_US"/>
+        </w:rPr>
         <w:t>Colossians 1:20</w:t>
       </w:r>
-      <w:r/>
-    </w:p>
-    <w:p>
-      <w:r/>
-      <w:r>
+      <w:r>
+        <w:rPr>
+          <w:lang w:val="en_US" w:bidi="en_US"/>
+        </w:rPr>
+      </w:r>
+    </w:p>
+    <w:p>
+      <w:pPr/>
+      <w:r>
+        <w:rPr>
+          <w:lang w:val="en_US" w:bidi="en_US"/>
+        </w:rPr>
+      </w:r>
+      <w:r>
+        <w:rPr>
+          <w:lang w:val="en_US" w:bidi="en_US"/>
+        </w:rPr>
         <w:t>Through Jesus Christ, God has made peace with everything. He has restored his control over all creation, in the spiritual places and on earth.</w:t>
       </w:r>
-      <w:r/>
-      <w:r/>
-    </w:p>
-    <w:p>
-      <w:r/>
+      <w:r>
+        <w:rPr>
+          <w:lang w:val="en_US" w:bidi="en_US"/>
+        </w:rPr>
+      </w:r>
+      <w:r>
+        <w:rPr>
+          <w:lang w:val="en_US" w:bidi="en_US"/>
+        </w:rPr>
+      </w:r>
+    </w:p>
+    <w:p>
+      <w:pPr/>
+      <w:r>
+        <w:rPr>
+          <w:lang w:val="en_US" w:bidi="en_US"/>
+        </w:rPr>
+      </w:r>
     </w:p>
     <w:p>
       <w:pPr>
         <w:pStyle w:val="Heading2"/>
       </w:pPr>
       <w:r>
+        <w:rPr>
+          <w:lang w:val="en_US" w:bidi="en_US"/>
+        </w:rPr>
         <w:t>Colossians 1:21</w:t>
       </w:r>
-      <w:r/>
-    </w:p>
-    <w:p>
-      <w:r/>
-      <w:r>
+      <w:r>
+        <w:rPr>
+          <w:lang w:val="en_US" w:bidi="en_US"/>
+        </w:rPr>
+      </w:r>
+    </w:p>
+    <w:p>
+      <w:pPr/>
+      <w:r>
+        <w:rPr>
+          <w:lang w:val="en_US" w:bidi="en_US"/>
+        </w:rPr>
+      </w:r>
+      <w:r>
+        <w:rPr>
+          <w:lang w:val="en_US" w:bidi="en_US"/>
+        </w:rPr>
         <w:t xml:space="preserve">The phrase </w:t>
       </w:r>
       <w:r>
         <w:rPr>
           <w:i/>
+          <w:lang w:val="en_US" w:bidi="en_US"/>
         </w:rPr>
         <w:t>alienated from God</w:t>
       </w:r>
       <w:r>
+        <w:rPr>
+          <w:lang w:val="en_US" w:bidi="en_US"/>
+        </w:rPr>
         <w:t xml:space="preserve"> probably describes their condition as non-Jews or gentiles (see </w:t>
       </w:r>
       <w:hyperlink r:id="rId52">
         <w:r>
           <w:rPr>
+            <w:lang w:val="en_US" w:bidi="en_US"/>
+          </w:rPr>
+          <w:rPr>
             <w:color w:val="0000EE"/>
             <w:u w:val="single"/>
           </w:rPr>
@@ -1248,31 +2165,65 @@
         </w:r>
       </w:hyperlink>
       <w:r>
+        <w:rPr>
+          <w:lang w:val="en_US" w:bidi="en_US"/>
+        </w:rPr>
         <w:t>).</w:t>
       </w:r>
-      <w:r/>
-      <w:r/>
-    </w:p>
-    <w:p>
-      <w:r/>
+      <w:r>
+        <w:rPr>
+          <w:lang w:val="en_US" w:bidi="en_US"/>
+        </w:rPr>
+      </w:r>
+      <w:r>
+        <w:rPr>
+          <w:lang w:val="en_US" w:bidi="en_US"/>
+        </w:rPr>
+      </w:r>
+    </w:p>
+    <w:p>
+      <w:pPr/>
+      <w:r>
+        <w:rPr>
+          <w:lang w:val="en_US" w:bidi="en_US"/>
+        </w:rPr>
+      </w:r>
     </w:p>
     <w:p>
       <w:pPr>
         <w:pStyle w:val="Heading2"/>
       </w:pPr>
       <w:r>
+        <w:rPr>
+          <w:lang w:val="en_US" w:bidi="en_US"/>
+        </w:rPr>
         <w:t>Colossians 1:21–23</w:t>
       </w:r>
-      <w:r/>
-    </w:p>
-    <w:p>
-      <w:r/>
-      <w:r>
+      <w:r>
+        <w:rPr>
+          <w:lang w:val="en_US" w:bidi="en_US"/>
+        </w:rPr>
+      </w:r>
+    </w:p>
+    <w:p>
+      <w:pPr/>
+      <w:r>
+        <w:rPr>
+          <w:lang w:val="en_US" w:bidi="en_US"/>
+        </w:rPr>
+      </w:r>
+      <w:r>
+        <w:rPr>
+          <w:lang w:val="en_US" w:bidi="en_US"/>
+        </w:rPr>
         <w:t xml:space="preserve">Paul shares the message of </w:t>
       </w:r>
       <w:hyperlink r:id="rId53">
         <w:r>
           <w:rPr>
+            <w:lang w:val="en_US" w:bidi="en_US"/>
+          </w:rPr>
+          <w:rPr>
             <w:color w:val="0000EE"/>
             <w:u w:val="single"/>
           </w:rPr>
@@ -1280,75 +2231,146 @@
         </w:r>
       </w:hyperlink>
       <w:r>
+        <w:rPr>
+          <w:lang w:val="en_US" w:bidi="en_US"/>
+        </w:rPr>
         <w:t xml:space="preserve"> with the Christians in Colossae. Since God has reconciled them, they now have a new spiritual status. They need to stay strong in the truth they have learned.</w:t>
       </w:r>
-      <w:r/>
-      <w:r/>
-    </w:p>
-    <w:p>
-      <w:r/>
+      <w:r>
+        <w:rPr>
+          <w:lang w:val="en_US" w:bidi="en_US"/>
+        </w:rPr>
+      </w:r>
+      <w:r>
+        <w:rPr>
+          <w:lang w:val="en_US" w:bidi="en_US"/>
+        </w:rPr>
+      </w:r>
+    </w:p>
+    <w:p>
+      <w:pPr/>
+      <w:r>
+        <w:rPr>
+          <w:lang w:val="en_US" w:bidi="en_US"/>
+        </w:rPr>
+      </w:r>
     </w:p>
     <w:p>
       <w:pPr>
         <w:pStyle w:val="Heading2"/>
       </w:pPr>
       <w:r>
+        <w:rPr>
+          <w:lang w:val="en_US" w:bidi="en_US"/>
+        </w:rPr>
         <w:t>Colossians 1:22</w:t>
       </w:r>
-      <w:r/>
-    </w:p>
-    <w:p>
-      <w:r/>
-      <w:r>
+      <w:r>
+        <w:rPr>
+          <w:lang w:val="en_US" w:bidi="en_US"/>
+        </w:rPr>
+      </w:r>
+    </w:p>
+    <w:p>
+      <w:pPr/>
+      <w:r>
+        <w:rPr>
+          <w:lang w:val="en_US" w:bidi="en_US"/>
+        </w:rPr>
+      </w:r>
+      <w:r>
+        <w:rPr>
+          <w:lang w:val="en_US" w:bidi="en_US"/>
+        </w:rPr>
         <w:t>The Colossians, like all believers, were considered holy and blameless by God. This was not due to their own perfection but because Christ's death reconciled them with God.</w:t>
       </w:r>
-      <w:r/>
-      <w:r/>
-    </w:p>
-    <w:p>
-      <w:r/>
+      <w:r>
+        <w:rPr>
+          <w:lang w:val="en_US" w:bidi="en_US"/>
+        </w:rPr>
+      </w:r>
+      <w:r>
+        <w:rPr>
+          <w:lang w:val="en_US" w:bidi="en_US"/>
+        </w:rPr>
+      </w:r>
+    </w:p>
+    <w:p>
+      <w:pPr/>
+      <w:r>
+        <w:rPr>
+          <w:lang w:val="en_US" w:bidi="en_US"/>
+        </w:rPr>
+      </w:r>
     </w:p>
     <w:p>
       <w:pPr>
         <w:pStyle w:val="Heading2"/>
       </w:pPr>
       <w:r>
+        <w:rPr>
+          <w:lang w:val="en_US" w:bidi="en_US"/>
+        </w:rPr>
         <w:t>Colossians 1:23</w:t>
       </w:r>
-      <w:r/>
-    </w:p>
-    <w:p>
-      <w:r/>
+      <w:r>
+        <w:rPr>
+          <w:lang w:val="en_US" w:bidi="en_US"/>
+        </w:rPr>
+      </w:r>
+    </w:p>
+    <w:p>
+      <w:pPr/>
+      <w:r>
+        <w:rPr>
+          <w:lang w:val="en_US" w:bidi="en_US"/>
+        </w:rPr>
+      </w:r>
       <w:r>
         <w:rPr>
           <w:i/>
+          <w:lang w:val="en_US" w:bidi="en_US"/>
         </w:rPr>
         <w:t>proclaimed to every creature under heaven</w:t>
       </w:r>
       <w:r>
+        <w:rPr>
+          <w:lang w:val="en_US" w:bidi="en_US"/>
+        </w:rPr>
         <w:t>:</w:t>
       </w:r>
       <w:r>
         <w:rPr>
           <w:i/>
+          <w:lang w:val="en_US" w:bidi="en_US"/>
         </w:rPr>
         <w:t xml:space="preserve"> </w:t>
       </w:r>
       <w:r>
+        <w:rPr>
+          <w:lang w:val="en_US" w:bidi="en_US"/>
+        </w:rPr>
         <w:t xml:space="preserve">Paul used hyperbole (exaggeration for emphasis) when he said the gospel </w:t>
       </w:r>
       <w:r>
         <w:rPr>
           <w:i/>
+          <w:lang w:val="en_US" w:bidi="en_US"/>
         </w:rPr>
         <w:t>has been proclaimed to every creature under heaven</w:t>
       </w:r>
       <w:r>
+        <w:rPr>
+          <w:lang w:val="en_US" w:bidi="en_US"/>
+        </w:rPr>
         <w:t xml:space="preserve">. He meant that key cities in the Roman world had established centers for spreading the good news about Jesus (see also </w:t>
       </w:r>
       <w:hyperlink r:id="rId54">
         <w:r>
           <w:rPr>
+            <w:lang w:val="en_US" w:bidi="en_US"/>
+          </w:rPr>
+          <w:rPr>
             <w:color w:val="0000EE"/>
             <w:u w:val="single"/>
           </w:rPr>
@@ -1356,37 +2378,72 @@
         </w:r>
       </w:hyperlink>
       <w:r>
+        <w:rPr>
+          <w:lang w:val="en_US" w:bidi="en_US"/>
+        </w:rPr>
         <w:t>).</w:t>
       </w:r>
-      <w:r/>
-      <w:r/>
-    </w:p>
-    <w:p>
-      <w:r/>
+      <w:r>
+        <w:rPr>
+          <w:lang w:val="en_US" w:bidi="en_US"/>
+        </w:rPr>
+      </w:r>
+      <w:r>
+        <w:rPr>
+          <w:lang w:val="en_US" w:bidi="en_US"/>
+        </w:rPr>
+      </w:r>
+    </w:p>
+    <w:p>
+      <w:pPr/>
+      <w:r>
+        <w:rPr>
+          <w:lang w:val="en_US" w:bidi="en_US"/>
+        </w:rPr>
+      </w:r>
     </w:p>
     <w:p>
       <w:pPr>
         <w:pStyle w:val="Heading2"/>
       </w:pPr>
       <w:r>
+        <w:rPr>
+          <w:lang w:val="en_US" w:bidi="en_US"/>
+        </w:rPr>
         <w:t>Colossians 1:24</w:t>
       </w:r>
-      <w:r/>
-    </w:p>
-    <w:p>
-      <w:r/>
+      <w:r>
+        <w:rPr>
+          <w:lang w:val="en_US" w:bidi="en_US"/>
+        </w:rPr>
+      </w:r>
+    </w:p>
+    <w:p>
+      <w:pPr/>
+      <w:r>
+        <w:rPr>
+          <w:lang w:val="en_US" w:bidi="en_US"/>
+        </w:rPr>
+      </w:r>
       <w:r>
         <w:rPr>
           <w:i/>
+          <w:lang w:val="en_US" w:bidi="en_US"/>
         </w:rPr>
         <w:t>I fill up in my flesh what is lacking in regard to Christ’s afflictions</w:t>
       </w:r>
       <w:r>
+        <w:rPr>
+          <w:lang w:val="en_US" w:bidi="en_US"/>
+        </w:rPr>
         <w:t xml:space="preserve">: Christ's suffering for redemption is unique and fully accomplished. Yet, he continues to suffer through his followers in a world opposed to the message of redemption. Christ and his church will keep suffering until God completes his purposes for this world (see also </w:t>
       </w:r>
       <w:hyperlink r:id="rId55">
         <w:r>
           <w:rPr>
+            <w:lang w:val="en_US" w:bidi="en_US"/>
+          </w:rPr>
+          <w:rPr>
             <w:color w:val="0000EE"/>
             <w:u w:val="single"/>
           </w:rPr>
@@ -1394,11 +2451,17 @@
         </w:r>
       </w:hyperlink>
       <w:r>
+        <w:rPr>
+          <w:lang w:val="en_US" w:bidi="en_US"/>
+        </w:rPr>
         <w:t xml:space="preserve">; </w:t>
       </w:r>
       <w:hyperlink r:id="rId56">
         <w:r>
           <w:rPr>
+            <w:lang w:val="en_US" w:bidi="en_US"/>
+          </w:rPr>
+          <w:rPr>
             <w:color w:val="0000EE"/>
             <w:u w:val="single"/>
           </w:rPr>
@@ -1406,11 +2469,17 @@
         </w:r>
       </w:hyperlink>
       <w:r>
+        <w:rPr>
+          <w:lang w:val="en_US" w:bidi="en_US"/>
+        </w:rPr>
         <w:t xml:space="preserve">; </w:t>
       </w:r>
       <w:hyperlink r:id="rId57">
         <w:r>
           <w:rPr>
+            <w:lang w:val="en_US" w:bidi="en_US"/>
+          </w:rPr>
+          <w:rPr>
             <w:color w:val="0000EE"/>
             <w:u w:val="single"/>
           </w:rPr>
@@ -1418,31 +2487,65 @@
         </w:r>
       </w:hyperlink>
       <w:r>
+        <w:rPr>
+          <w:lang w:val="en_US" w:bidi="en_US"/>
+        </w:rPr>
         <w:t>).</w:t>
       </w:r>
-      <w:r/>
-      <w:r/>
-    </w:p>
-    <w:p>
-      <w:r/>
+      <w:r>
+        <w:rPr>
+          <w:lang w:val="en_US" w:bidi="en_US"/>
+        </w:rPr>
+      </w:r>
+      <w:r>
+        <w:rPr>
+          <w:lang w:val="en_US" w:bidi="en_US"/>
+        </w:rPr>
+      </w:r>
+    </w:p>
+    <w:p>
+      <w:pPr/>
+      <w:r>
+        <w:rPr>
+          <w:lang w:val="en_US" w:bidi="en_US"/>
+        </w:rPr>
+      </w:r>
     </w:p>
     <w:p>
       <w:pPr>
         <w:pStyle w:val="Heading2"/>
       </w:pPr>
       <w:r>
+        <w:rPr>
+          <w:lang w:val="en_US" w:bidi="en_US"/>
+        </w:rPr>
         <w:t>Colossians 1:24–2.5</w:t>
       </w:r>
-      <w:r/>
-    </w:p>
-    <w:p>
-      <w:r/>
-      <w:r>
+      <w:r>
+        <w:rPr>
+          <w:lang w:val="en_US" w:bidi="en_US"/>
+        </w:rPr>
+      </w:r>
+    </w:p>
+    <w:p>
+      <w:pPr/>
+      <w:r>
+        <w:rPr>
+          <w:lang w:val="en_US" w:bidi="en_US"/>
+        </w:rPr>
+      </w:r>
+      <w:r>
+        <w:rPr>
+          <w:lang w:val="en_US" w:bidi="en_US"/>
+        </w:rPr>
         <w:t>Paul considers his own role in the widespread preaching of the good news about Jesus (</w:t>
       </w:r>
       <w:hyperlink r:id="rId58">
         <w:r>
           <w:rPr>
+            <w:lang w:val="en_US" w:bidi="en_US"/>
+          </w:rPr>
+          <w:rPr>
             <w:color w:val="0000EE"/>
             <w:u w:val="single"/>
           </w:rPr>
@@ -1450,66 +2553,131 @@
         </w:r>
       </w:hyperlink>
       <w:r>
+        <w:rPr>
+          <w:lang w:val="en_US" w:bidi="en_US"/>
+        </w:rPr>
         <w:t>).</w:t>
       </w:r>
-      <w:r/>
-      <w:r/>
-    </w:p>
-    <w:p>
-      <w:r/>
+      <w:r>
+        <w:rPr>
+          <w:lang w:val="en_US" w:bidi="en_US"/>
+        </w:rPr>
+      </w:r>
+      <w:r>
+        <w:rPr>
+          <w:lang w:val="en_US" w:bidi="en_US"/>
+        </w:rPr>
+      </w:r>
+    </w:p>
+    <w:p>
+      <w:pPr/>
+      <w:r>
+        <w:rPr>
+          <w:lang w:val="en_US" w:bidi="en_US"/>
+        </w:rPr>
+      </w:r>
     </w:p>
     <w:p>
       <w:pPr>
         <w:pStyle w:val="Heading2"/>
       </w:pPr>
       <w:r>
+        <w:rPr>
+          <w:lang w:val="en_US" w:bidi="en_US"/>
+        </w:rPr>
         <w:t>Colossians 1:26</w:t>
       </w:r>
-      <w:r/>
-    </w:p>
-    <w:p>
-      <w:r/>
-      <w:r>
+      <w:r>
+        <w:rPr>
+          <w:lang w:val="en_US" w:bidi="en_US"/>
+        </w:rPr>
+      </w:r>
+    </w:p>
+    <w:p>
+      <w:pPr/>
+      <w:r>
+        <w:rPr>
+          <w:lang w:val="en_US" w:bidi="en_US"/>
+        </w:rPr>
+      </w:r>
+      <w:r>
+        <w:rPr>
+          <w:lang w:val="en_US" w:bidi="en_US"/>
+        </w:rPr>
         <w:t xml:space="preserve">The idea of </w:t>
       </w:r>
       <w:r>
+        <w:rPr>
+          <w:lang w:val="en_US" w:bidi="en_US"/>
+        </w:rPr>
         <w:t xml:space="preserve">a hidden </w:t>
       </w:r>
       <w:r>
         <w:rPr>
           <w:i/>
+          <w:lang w:val="en_US" w:bidi="en_US"/>
         </w:rPr>
         <w:t>mystery</w:t>
       </w:r>
       <w:r>
+        <w:rPr>
+          <w:lang w:val="en_US" w:bidi="en_US"/>
+        </w:rPr>
         <w:t xml:space="preserve">… </w:t>
       </w:r>
       <w:r>
         <w:rPr>
           <w:i/>
+          <w:lang w:val="en_US" w:bidi="en_US"/>
         </w:rPr>
         <w:t>now revealed</w:t>
       </w:r>
       <w:r>
+        <w:rPr>
+          <w:lang w:val="en_US" w:bidi="en_US"/>
+        </w:rPr>
         <w:t xml:space="preserve"> comes</w:t>
       </w:r>
       <w:r>
+        <w:rPr>
+          <w:lang w:val="en_US" w:bidi="en_US"/>
+        </w:rPr>
         <w:t xml:space="preserve"> from Jewish apocalyptic beliefs. Jewish thinkers believed God's entire plan already existed in heaven. It remained hidden until God chose to reveal it. The good news, especially for non-Jews, remained secret until Christ revealed it.</w:t>
       </w:r>
-      <w:r/>
-      <w:r/>
-    </w:p>
-    <w:p>
-      <w:r/>
+      <w:r>
+        <w:rPr>
+          <w:lang w:val="en_US" w:bidi="en_US"/>
+        </w:rPr>
+      </w:r>
+      <w:r>
+        <w:rPr>
+          <w:lang w:val="en_US" w:bidi="en_US"/>
+        </w:rPr>
+      </w:r>
+    </w:p>
+    <w:p>
+      <w:pPr/>
+      <w:r>
+        <w:rPr>
+          <w:lang w:val="en_US" w:bidi="en_US"/>
+        </w:rPr>
+      </w:r>
     </w:p>
     <w:p>
       <w:pPr>
         <w:pStyle w:val="Heading2"/>
       </w:pPr>
       <w:r>
+        <w:rPr>
+          <w:lang w:val="en_US" w:bidi="en_US"/>
+        </w:rPr>
         <w:t>Colossians 2:1–5</w:t>
       </w:r>
-      <w:r/>
+      <w:r>
+        <w:rPr>
+          <w:lang w:val="en_US" w:bidi="en_US"/>
+        </w:rPr>
+      </w:r>
     </w:p>
     <w:p>
       <w:pPr>
@@ -1517,8 +2685,15 @@
         <w:spacing w:line="240" w:lineRule="auto"/>
         <w:ind w:left="720"/>
       </w:pPr>
-      <w:r/>
-      <w:r>
+      <w:r>
+        <w:rPr>
+          <w:lang w:val="en_US" w:bidi="en_US"/>
+        </w:rPr>
+      </w:r>
+      <w:r>
+        <w:rPr>
+          <w:lang w:val="en_US" w:bidi="en_US"/>
+        </w:rPr>
         <w:t xml:space="preserve">Paul wants to build a stronger relationship with the Colossians, even though he has not met them. He also aims to correct false teachings that threaten their Christian community. </w:t>
       </w:r>
     </w:p>
@@ -1528,45 +2703,85 @@
         <w:spacing w:line="240" w:lineRule="auto"/>
         <w:ind w:left="720"/>
       </w:pPr>
-      <w:r/>
+      <w:r>
+        <w:rPr>
+          <w:lang w:val="en_US" w:bidi="en_US"/>
+        </w:rPr>
+      </w:r>
       <w:r>
         <w:rPr>
           <w:i/>
+          <w:lang w:val="en_US" w:bidi="en_US"/>
         </w:rPr>
         <w:t>Laodicea</w:t>
       </w:r>
       <w:r>
+        <w:rPr>
+          <w:lang w:val="en_US" w:bidi="en_US"/>
+        </w:rPr>
         <w:t xml:space="preserve"> was 10 miles northwest of Colossae.</w:t>
       </w:r>
-      <w:r/>
-      <w:r/>
-    </w:p>
-    <w:p>
-      <w:r/>
+      <w:r>
+        <w:rPr>
+          <w:lang w:val="en_US" w:bidi="en_US"/>
+        </w:rPr>
+      </w:r>
+      <w:r>
+        <w:rPr>
+          <w:lang w:val="en_US" w:bidi="en_US"/>
+        </w:rPr>
+      </w:r>
+    </w:p>
+    <w:p>
+      <w:pPr/>
+      <w:r>
+        <w:rPr>
+          <w:lang w:val="en_US" w:bidi="en_US"/>
+        </w:rPr>
+      </w:r>
     </w:p>
     <w:p>
       <w:pPr>
         <w:pStyle w:val="Heading2"/>
       </w:pPr>
       <w:r>
+        <w:rPr>
+          <w:lang w:val="en_US" w:bidi="en_US"/>
+        </w:rPr>
         <w:t>Colossians 2:2</w:t>
       </w:r>
-      <w:r/>
-    </w:p>
-    <w:p>
-      <w:r/>
+      <w:r>
+        <w:rPr>
+          <w:lang w:val="en_US" w:bidi="en_US"/>
+        </w:rPr>
+      </w:r>
+    </w:p>
+    <w:p>
+      <w:pPr/>
+      <w:r>
+        <w:rPr>
+          <w:lang w:val="en_US" w:bidi="en_US"/>
+        </w:rPr>
+      </w:r>
       <w:r>
         <w:rPr>
           <w:i/>
+          <w:lang w:val="en_US" w:bidi="en_US"/>
         </w:rPr>
         <w:t>the mystery of God</w:t>
       </w:r>
       <w:r>
+        <w:rPr>
+          <w:lang w:val="en_US" w:bidi="en_US"/>
+        </w:rPr>
         <w:t xml:space="preserve">: Christ himself is this plan (see </w:t>
       </w:r>
       <w:hyperlink r:id="rId59">
         <w:r>
           <w:rPr>
+            <w:lang w:val="en_US" w:bidi="en_US"/>
+          </w:rPr>
+          <w:rPr>
             <w:color w:val="0000EE"/>
             <w:u w:val="single"/>
           </w:rPr>
@@ -1574,31 +2789,65 @@
         </w:r>
       </w:hyperlink>
       <w:r>
+        <w:rPr>
+          <w:lang w:val="en_US" w:bidi="en_US"/>
+        </w:rPr>
         <w:t>).</w:t>
       </w:r>
-      <w:r/>
-      <w:r/>
-    </w:p>
-    <w:p>
-      <w:r/>
+      <w:r>
+        <w:rPr>
+          <w:lang w:val="en_US" w:bidi="en_US"/>
+        </w:rPr>
+      </w:r>
+      <w:r>
+        <w:rPr>
+          <w:lang w:val="en_US" w:bidi="en_US"/>
+        </w:rPr>
+      </w:r>
+    </w:p>
+    <w:p>
+      <w:pPr/>
+      <w:r>
+        <w:rPr>
+          <w:lang w:val="en_US" w:bidi="en_US"/>
+        </w:rPr>
+      </w:r>
     </w:p>
     <w:p>
       <w:pPr>
         <w:pStyle w:val="Heading2"/>
       </w:pPr>
       <w:r>
+        <w:rPr>
+          <w:lang w:val="en_US" w:bidi="en_US"/>
+        </w:rPr>
         <w:t>Colossians 2:3</w:t>
       </w:r>
-      <w:r/>
-    </w:p>
-    <w:p>
-      <w:r/>
-      <w:r>
+      <w:r>
+        <w:rPr>
+          <w:lang w:val="en_US" w:bidi="en_US"/>
+        </w:rPr>
+      </w:r>
+    </w:p>
+    <w:p>
+      <w:pPr/>
+      <w:r>
+        <w:rPr>
+          <w:lang w:val="en_US" w:bidi="en_US"/>
+        </w:rPr>
+      </w:r>
+      <w:r>
+        <w:rPr>
+          <w:lang w:val="en_US" w:bidi="en_US"/>
+        </w:rPr>
         <w:t xml:space="preserve">Paul expands on </w:t>
       </w:r>
       <w:hyperlink r:id="rId53">
         <w:r>
           <w:rPr>
+            <w:lang w:val="en_US" w:bidi="en_US"/>
+          </w:rPr>
+          <w:rPr>
             <w:color w:val="0000EE"/>
             <w:u w:val="single"/>
           </w:rPr>
@@ -1606,51 +2855,106 @@
         </w:r>
       </w:hyperlink>
       <w:r>
+        <w:rPr>
+          <w:lang w:val="en_US" w:bidi="en_US"/>
+        </w:rPr>
         <w:t>: Christ is all we need for spiritual understanding.</w:t>
       </w:r>
-      <w:r/>
-      <w:r/>
-    </w:p>
-    <w:p>
-      <w:r/>
+      <w:r>
+        <w:rPr>
+          <w:lang w:val="en_US" w:bidi="en_US"/>
+        </w:rPr>
+      </w:r>
+      <w:r>
+        <w:rPr>
+          <w:lang w:val="en_US" w:bidi="en_US"/>
+        </w:rPr>
+      </w:r>
+    </w:p>
+    <w:p>
+      <w:pPr/>
+      <w:r>
+        <w:rPr>
+          <w:lang w:val="en_US" w:bidi="en_US"/>
+        </w:rPr>
+      </w:r>
     </w:p>
     <w:p>
       <w:pPr>
         <w:pStyle w:val="Heading2"/>
       </w:pPr>
       <w:r>
+        <w:rPr>
+          <w:lang w:val="en_US" w:bidi="en_US"/>
+        </w:rPr>
         <w:t>Colossians 2:6–15</w:t>
       </w:r>
-      <w:r/>
-    </w:p>
-    <w:p>
-      <w:r/>
-      <w:r>
+      <w:r>
+        <w:rPr>
+          <w:lang w:val="en_US" w:bidi="en_US"/>
+        </w:rPr>
+      </w:r>
+    </w:p>
+    <w:p>
+      <w:pPr/>
+      <w:r>
+        <w:rPr>
+          <w:lang w:val="en_US" w:bidi="en_US"/>
+        </w:rPr>
+      </w:r>
+      <w:r>
+        <w:rPr>
+          <w:lang w:val="en_US" w:bidi="en_US"/>
+        </w:rPr>
         <w:t xml:space="preserve">Paul urges the Colossians to stay strong in their faith in Christ, despite the tempting arguments of the false teachers. </w:t>
       </w:r>
       <w:r>
         <w:rPr>
           <w:i/>
+          <w:lang w:val="en_US" w:bidi="en_US"/>
         </w:rPr>
         <w:t>For in Christ all the fullness of the Deity dwells in bodily form</w:t>
       </w:r>
       <w:r>
+        <w:rPr>
+          <w:lang w:val="en_US" w:bidi="en_US"/>
+        </w:rPr>
         <w:t>. Christ alone makes them complete.</w:t>
       </w:r>
-      <w:r/>
-      <w:r/>
-    </w:p>
-    <w:p>
-      <w:r/>
+      <w:r>
+        <w:rPr>
+          <w:lang w:val="en_US" w:bidi="en_US"/>
+        </w:rPr>
+      </w:r>
+      <w:r>
+        <w:rPr>
+          <w:lang w:val="en_US" w:bidi="en_US"/>
+        </w:rPr>
+      </w:r>
+    </w:p>
+    <w:p>
+      <w:pPr/>
+      <w:r>
+        <w:rPr>
+          <w:lang w:val="en_US" w:bidi="en_US"/>
+        </w:rPr>
+      </w:r>
     </w:p>
     <w:p>
       <w:pPr>
         <w:pStyle w:val="Heading2"/>
       </w:pPr>
       <w:r>
+        <w:rPr>
+          <w:lang w:val="en_US" w:bidi="en_US"/>
+        </w:rPr>
         <w:t>Colossians 2:8</w:t>
       </w:r>
-      <w:r/>
+      <w:r>
+        <w:rPr>
+          <w:lang w:val="en_US" w:bidi="en_US"/>
+        </w:rPr>
+      </w:r>
     </w:p>
     <w:p>
       <w:pPr>
@@ -1658,32 +2962,48 @@
         <w:spacing w:line="240" w:lineRule="auto"/>
         <w:ind w:left="720"/>
       </w:pPr>
-      <w:r/>
+      <w:r>
+        <w:rPr>
+          <w:lang w:val="en_US" w:bidi="en_US"/>
+        </w:rPr>
+      </w:r>
       <w:r>
         <w:rPr>
           <w:i/>
+          <w:lang w:val="en_US" w:bidi="en_US"/>
         </w:rPr>
         <w:t>philosophy</w:t>
       </w:r>
       <w:r>
+        <w:rPr>
+          <w:lang w:val="en_US" w:bidi="en_US"/>
+        </w:rPr>
         <w:t>:</w:t>
       </w:r>
       <w:r>
         <w:rPr>
           <w:i/>
+          <w:lang w:val="en_US" w:bidi="en_US"/>
         </w:rPr>
         <w:t xml:space="preserve"> </w:t>
       </w:r>
       <w:r>
+        <w:rPr>
+          <w:lang w:val="en_US" w:bidi="en_US"/>
+        </w:rPr>
         <w:t xml:space="preserve">The Greek word </w:t>
       </w:r>
       <w:r>
         <w:rPr>
           <w:i/>
+          <w:lang w:val="en_US" w:bidi="en_US"/>
         </w:rPr>
         <w:t>philosophia</w:t>
       </w:r>
       <w:r>
+        <w:rPr>
+          <w:lang w:val="en_US" w:bidi="en_US"/>
+        </w:rPr>
         <w:t xml:space="preserve"> included everything from Plato's ideas about existence to religious teachings of false religions. Paul does not criticize philosophy itself, but only empty philosophical ideas that oppose the good news. </w:t>
       </w:r>
     </w:p>
@@ -1693,19 +3013,30 @@
         <w:spacing w:line="240" w:lineRule="auto"/>
         <w:ind w:left="720"/>
       </w:pPr>
-      <w:r/>
+      <w:r>
+        <w:rPr>
+          <w:lang w:val="en_US" w:bidi="en_US"/>
+        </w:rPr>
+      </w:r>
       <w:r>
         <w:rPr>
           <w:i/>
+          <w:lang w:val="en_US" w:bidi="en_US"/>
         </w:rPr>
         <w:t>the spiritual forces of the world</w:t>
       </w:r>
       <w:r>
+        <w:rPr>
+          <w:lang w:val="en_US" w:bidi="en_US"/>
+        </w:rPr>
         <w:t xml:space="preserve"> (also in </w:t>
       </w:r>
       <w:hyperlink r:id="rId60">
         <w:r>
           <w:rPr>
+            <w:lang w:val="en_US" w:bidi="en_US"/>
+          </w:rPr>
+          <w:rPr>
             <w:color w:val="0000EE"/>
             <w:u w:val="single"/>
           </w:rPr>
@@ -1713,11 +3044,17 @@
         </w:r>
       </w:hyperlink>
       <w:r>
+        <w:rPr>
+          <w:lang w:val="en_US" w:bidi="en_US"/>
+        </w:rPr>
         <w:t xml:space="preserve">): This phrase might refer to basic teachings common in this world (see </w:t>
       </w:r>
       <w:hyperlink r:id="rId61">
         <w:r>
           <w:rPr>
+            <w:lang w:val="en_US" w:bidi="en_US"/>
+          </w:rPr>
+          <w:rPr>
             <w:color w:val="0000EE"/>
             <w:u w:val="single"/>
           </w:rPr>
@@ -1725,11 +3062,17 @@
         </w:r>
       </w:hyperlink>
       <w:r>
+        <w:rPr>
+          <w:lang w:val="en_US" w:bidi="en_US"/>
+        </w:rPr>
         <w:t xml:space="preserve">), or to spiritual beings believed to have powerful influence over historical events (see also </w:t>
       </w:r>
       <w:hyperlink r:id="rId62">
         <w:r>
           <w:rPr>
+            <w:lang w:val="en_US" w:bidi="en_US"/>
+          </w:rPr>
+          <w:rPr>
             <w:color w:val="0000EE"/>
             <w:u w:val="single"/>
           </w:rPr>
@@ -1737,11 +3080,17 @@
         </w:r>
       </w:hyperlink>
       <w:r>
+        <w:rPr>
+          <w:lang w:val="en_US" w:bidi="en_US"/>
+        </w:rPr>
         <w:t xml:space="preserve">, </w:t>
       </w:r>
       <w:hyperlink r:id="rId60">
         <w:r>
           <w:rPr>
+            <w:lang w:val="en_US" w:bidi="en_US"/>
+          </w:rPr>
+          <w:rPr>
             <w:color w:val="0000EE"/>
             <w:u w:val="single"/>
           </w:rPr>
@@ -1749,11 +3098,17 @@
         </w:r>
       </w:hyperlink>
       <w:r>
+        <w:rPr>
+          <w:lang w:val="en_US" w:bidi="en_US"/>
+        </w:rPr>
         <w:t xml:space="preserve">; </w:t>
       </w:r>
       <w:hyperlink r:id="rId63">
         <w:r>
           <w:rPr>
+            <w:lang w:val="en_US" w:bidi="en_US"/>
+          </w:rPr>
+          <w:rPr>
             <w:color w:val="0000EE"/>
             <w:u w:val="single"/>
           </w:rPr>
@@ -1761,22 +3116,45 @@
         </w:r>
       </w:hyperlink>
       <w:r>
+        <w:rPr>
+          <w:lang w:val="en_US" w:bidi="en_US"/>
+        </w:rPr>
         <w:t>).</w:t>
       </w:r>
-      <w:r/>
-      <w:r/>
-    </w:p>
-    <w:p>
-      <w:r/>
+      <w:r>
+        <w:rPr>
+          <w:lang w:val="en_US" w:bidi="en_US"/>
+        </w:rPr>
+      </w:r>
+      <w:r>
+        <w:rPr>
+          <w:lang w:val="en_US" w:bidi="en_US"/>
+        </w:rPr>
+      </w:r>
+    </w:p>
+    <w:p>
+      <w:pPr/>
+      <w:r>
+        <w:rPr>
+          <w:lang w:val="en_US" w:bidi="en_US"/>
+        </w:rPr>
+      </w:r>
     </w:p>
     <w:p>
       <w:pPr>
         <w:pStyle w:val="Heading2"/>
       </w:pPr>
       <w:r>
+        <w:rPr>
+          <w:lang w:val="en_US" w:bidi="en_US"/>
+        </w:rPr>
         <w:t>Colossians 2:11</w:t>
       </w:r>
-      <w:r/>
+      <w:r>
+        <w:rPr>
+          <w:lang w:val="en_US" w:bidi="en_US"/>
+        </w:rPr>
+      </w:r>
     </w:p>
     <w:p>
       <w:pPr>
@@ -1784,14 +3162,22 @@
         <w:spacing w:line="240" w:lineRule="auto"/>
         <w:ind w:left="720"/>
       </w:pPr>
-      <w:r/>
+      <w:r>
+        <w:rPr>
+          <w:lang w:val="en_US" w:bidi="en_US"/>
+        </w:rPr>
+      </w:r>
       <w:r>
         <w:rPr>
           <w:i/>
+          <w:lang w:val="en_US" w:bidi="en_US"/>
         </w:rPr>
         <w:t>the circumcision performed by Christ</w:t>
       </w:r>
       <w:r>
+        <w:rPr>
+          <w:lang w:val="en_US" w:bidi="en_US"/>
+        </w:rPr>
         <w:t xml:space="preserve">: Spiritual conversion to Christ is equivalent to physical circumcision to the body. </w:t>
       </w:r>
     </w:p>
@@ -1801,81 +3187,137 @@
         <w:spacing w:line="240" w:lineRule="auto"/>
         <w:ind w:left="720"/>
       </w:pPr>
-      <w:r/>
+      <w:r>
+        <w:rPr>
+          <w:lang w:val="en_US" w:bidi="en_US"/>
+        </w:rPr>
+      </w:r>
       <w:r>
         <w:rPr>
           <w:i/>
+          <w:lang w:val="en_US" w:bidi="en_US"/>
         </w:rPr>
         <w:t>the putting off of your sinful nature</w:t>
       </w:r>
       <w:r>
         <w:rPr>
           <w:i/>
+          <w:lang w:val="en_US" w:bidi="en_US"/>
         </w:rPr>
         <w:t xml:space="preserve"> </w:t>
       </w:r>
       <w:r>
+        <w:rPr>
+          <w:lang w:val="en_US" w:bidi="en_US"/>
+        </w:rPr>
         <w:t xml:space="preserve">(literally </w:t>
       </w:r>
       <w:r>
         <w:rPr>
           <w:i/>
+          <w:lang w:val="en_US" w:bidi="en_US"/>
         </w:rPr>
         <w:t>the cutting away of the body of the flesh</w:t>
       </w:r>
       <w:r>
+        <w:rPr>
+          <w:lang w:val="en_US" w:bidi="en_US"/>
+        </w:rPr>
         <w:t xml:space="preserve">): Just as Jewish boys have their foreskin removed to join the people of God, believers have their metaphorical </w:t>
       </w:r>
       <w:r>
         <w:rPr>
           <w:i/>
+          <w:lang w:val="en_US" w:bidi="en_US"/>
         </w:rPr>
         <w:t>flesh</w:t>
       </w:r>
       <w:r>
+        <w:rPr>
+          <w:lang w:val="en_US" w:bidi="en_US"/>
+        </w:rPr>
         <w:t xml:space="preserve"> (translated </w:t>
       </w:r>
       <w:r>
         <w:rPr>
           <w:i/>
+          <w:lang w:val="en_US" w:bidi="en_US"/>
         </w:rPr>
         <w:t>sinful nature</w:t>
       </w:r>
       <w:r>
+        <w:rPr>
+          <w:lang w:val="en_US" w:bidi="en_US"/>
+        </w:rPr>
         <w:t>) removed when they become Christians.</w:t>
       </w:r>
-      <w:r/>
-      <w:r/>
-    </w:p>
-    <w:p>
-      <w:r/>
+      <w:r>
+        <w:rPr>
+          <w:lang w:val="en_US" w:bidi="en_US"/>
+        </w:rPr>
+      </w:r>
+      <w:r>
+        <w:rPr>
+          <w:lang w:val="en_US" w:bidi="en_US"/>
+        </w:rPr>
+      </w:r>
+    </w:p>
+    <w:p>
+      <w:pPr/>
+      <w:r>
+        <w:rPr>
+          <w:lang w:val="en_US" w:bidi="en_US"/>
+        </w:rPr>
+      </w:r>
     </w:p>
     <w:p>
       <w:pPr>
         <w:pStyle w:val="Heading2"/>
       </w:pPr>
       <w:r>
+        <w:rPr>
+          <w:lang w:val="en_US" w:bidi="en_US"/>
+        </w:rPr>
         <w:t>Colossians 2:12</w:t>
       </w:r>
-      <w:r/>
-    </w:p>
-    <w:p>
-      <w:r/>
+      <w:r>
+        <w:rPr>
+          <w:lang w:val="en_US" w:bidi="en_US"/>
+        </w:rPr>
+      </w:r>
+    </w:p>
+    <w:p>
+      <w:pPr/>
+      <w:r>
+        <w:rPr>
+          <w:lang w:val="en_US" w:bidi="en_US"/>
+        </w:rPr>
+      </w:r>
       <w:r>
         <w:rPr>
           <w:i/>
+          <w:lang w:val="en_US" w:bidi="en_US"/>
         </w:rPr>
         <w:t>Having been buried with Him in baptism</w:t>
       </w:r>
       <w:r>
+        <w:rPr>
+          <w:lang w:val="en_US" w:bidi="en_US"/>
+        </w:rPr>
         <w:t>:</w:t>
       </w:r>
       <w:r>
+        <w:rPr>
+          <w:lang w:val="en_US" w:bidi="en_US"/>
+        </w:rPr>
         <w:t xml:space="preserve"> In a similar passage (</w:t>
       </w:r>
       <w:hyperlink r:id="rId64">
         <w:r>
           <w:rPr>
+            <w:lang w:val="en_US" w:bidi="en_US"/>
+          </w:rPr>
+          <w:rPr>
             <w:color w:val="0000EE"/>
             <w:u w:val="single"/>
           </w:rPr>
@@ -1883,55 +3325,98 @@
         </w:r>
       </w:hyperlink>
       <w:r>
+        <w:rPr>
+          <w:lang w:val="en_US" w:bidi="en_US"/>
+        </w:rPr>
         <w:t xml:space="preserve">), Paul emphasizes the strong identity between believers and Christ. In God's view, we were truly </w:t>
       </w:r>
       <w:r>
         <w:rPr>
           <w:i/>
+          <w:lang w:val="en_US" w:bidi="en_US"/>
         </w:rPr>
         <w:t>with Him</w:t>
       </w:r>
       <w:r>
+        <w:rPr>
+          <w:lang w:val="en_US" w:bidi="en_US"/>
+        </w:rPr>
         <w:t xml:space="preserve"> during his burial and resurrection. So we gain the benefits of his actions for us. Paul can connect this identification with Christ to baptism. This is because, in the early church, water baptism was closely related to conversion.</w:t>
       </w:r>
-      <w:r/>
-      <w:r/>
-    </w:p>
-    <w:p>
-      <w:r/>
+      <w:r>
+        <w:rPr>
+          <w:lang w:val="en_US" w:bidi="en_US"/>
+        </w:rPr>
+      </w:r>
+      <w:r>
+        <w:rPr>
+          <w:lang w:val="en_US" w:bidi="en_US"/>
+        </w:rPr>
+      </w:r>
+    </w:p>
+    <w:p>
+      <w:pPr/>
+      <w:r>
+        <w:rPr>
+          <w:lang w:val="en_US" w:bidi="en_US"/>
+        </w:rPr>
+      </w:r>
     </w:p>
     <w:p>
       <w:pPr>
         <w:pStyle w:val="Heading2"/>
       </w:pPr>
       <w:r>
+        <w:rPr>
+          <w:lang w:val="en_US" w:bidi="en_US"/>
+        </w:rPr>
         <w:t>Colossians 2:14</w:t>
       </w:r>
-      <w:r/>
-    </w:p>
-    <w:p>
-      <w:r/>
+      <w:r>
+        <w:rPr>
+          <w:lang w:val="en_US" w:bidi="en_US"/>
+        </w:rPr>
+      </w:r>
+    </w:p>
+    <w:p>
+      <w:pPr/>
+      <w:r>
+        <w:rPr>
+          <w:lang w:val="en_US" w:bidi="en_US"/>
+        </w:rPr>
+      </w:r>
       <w:r>
         <w:rPr>
           <w:i/>
+          <w:lang w:val="en_US" w:bidi="en_US"/>
         </w:rPr>
         <w:t>the decrees that stood against us</w:t>
       </w:r>
       <w:r>
+        <w:rPr>
+          <w:lang w:val="en_US" w:bidi="en_US"/>
+        </w:rPr>
         <w:t xml:space="preserve">: The Greek phrase suggests a signed acknowledgment of debt. We cannot pay what we owe, so it stands </w:t>
       </w:r>
       <w:r>
         <w:rPr>
           <w:i/>
+          <w:lang w:val="en_US" w:bidi="en_US"/>
         </w:rPr>
         <w:t>against us.</w:t>
       </w:r>
       <w:r>
+        <w:rPr>
+          <w:lang w:val="en_US" w:bidi="en_US"/>
+        </w:rPr>
         <w:t xml:space="preserve"> The law of God requires obedience that people cannot give. But God has forgiven our debt through the work of Christ (</w:t>
       </w:r>
       <w:hyperlink r:id="rId65">
         <w:r>
           <w:rPr>
+            <w:lang w:val="en_US" w:bidi="en_US"/>
+          </w:rPr>
+          <w:rPr>
             <w:color w:val="0000EE"/>
             <w:u w:val="single"/>
           </w:rPr>
@@ -1939,46 +3424,85 @@
         </w:r>
       </w:hyperlink>
       <w:r>
+        <w:rPr>
+          <w:lang w:val="en_US" w:bidi="en_US"/>
+        </w:rPr>
         <w:t>).</w:t>
       </w:r>
-      <w:r/>
-      <w:r/>
-    </w:p>
-    <w:p>
-      <w:r/>
+      <w:r>
+        <w:rPr>
+          <w:lang w:val="en_US" w:bidi="en_US"/>
+        </w:rPr>
+      </w:r>
+      <w:r>
+        <w:rPr>
+          <w:lang w:val="en_US" w:bidi="en_US"/>
+        </w:rPr>
+      </w:r>
+    </w:p>
+    <w:p>
+      <w:pPr/>
+      <w:r>
+        <w:rPr>
+          <w:lang w:val="en_US" w:bidi="en_US"/>
+        </w:rPr>
+      </w:r>
     </w:p>
     <w:p>
       <w:pPr>
         <w:pStyle w:val="Heading2"/>
       </w:pPr>
       <w:r>
+        <w:rPr>
+          <w:lang w:val="en_US" w:bidi="en_US"/>
+        </w:rPr>
         <w:t>Colossians 2:15</w:t>
       </w:r>
-      <w:r/>
-    </w:p>
-    <w:p>
-      <w:r/>
+      <w:r>
+        <w:rPr>
+          <w:lang w:val="en_US" w:bidi="en_US"/>
+        </w:rPr>
+      </w:r>
+    </w:p>
+    <w:p>
+      <w:pPr/>
+      <w:r>
+        <w:rPr>
+          <w:lang w:val="en_US" w:bidi="en_US"/>
+        </w:rPr>
+      </w:r>
       <w:r>
         <w:rPr>
           <w:i/>
+          <w:lang w:val="en_US" w:bidi="en_US"/>
         </w:rPr>
         <w:t>He made a public spectacle of them, triumphing over them</w:t>
       </w:r>
       <w:r>
+        <w:rPr>
+          <w:lang w:val="en_US" w:bidi="en_US"/>
+        </w:rPr>
         <w:t xml:space="preserve"> (literally </w:t>
       </w:r>
       <w:r>
         <w:rPr>
           <w:i/>
+          <w:lang w:val="en_US" w:bidi="en_US"/>
         </w:rPr>
         <w:t>he led [them] in a victory parade</w:t>
       </w:r>
       <w:r>
+        <w:rPr>
+          <w:lang w:val="en_US" w:bidi="en_US"/>
+        </w:rPr>
         <w:t xml:space="preserve">): The Roman army celebrated a big victory with a parade. The winning Roman general would lead the embarrassed captives into the conquered city. This image clearly pictures the great victory of God. Through the cross of Christ, God has defeated all hostile spiritual forces (see also </w:t>
       </w:r>
       <w:hyperlink r:id="rId66">
         <w:r>
           <w:rPr>
+            <w:lang w:val="en_US" w:bidi="en_US"/>
+          </w:rPr>
+          <w:rPr>
             <w:color w:val="0000EE"/>
             <w:u w:val="single"/>
           </w:rPr>
@@ -1986,22 +3510,45 @@
         </w:r>
       </w:hyperlink>
       <w:r>
+        <w:rPr>
+          <w:lang w:val="en_US" w:bidi="en_US"/>
+        </w:rPr>
         <w:t>).</w:t>
       </w:r>
-      <w:r/>
-      <w:r/>
-    </w:p>
-    <w:p>
-      <w:r/>
+      <w:r>
+        <w:rPr>
+          <w:lang w:val="en_US" w:bidi="en_US"/>
+        </w:rPr>
+      </w:r>
+      <w:r>
+        <w:rPr>
+          <w:lang w:val="en_US" w:bidi="en_US"/>
+        </w:rPr>
+      </w:r>
+    </w:p>
+    <w:p>
+      <w:pPr/>
+      <w:r>
+        <w:rPr>
+          <w:lang w:val="en_US" w:bidi="en_US"/>
+        </w:rPr>
+      </w:r>
     </w:p>
     <w:p>
       <w:pPr>
         <w:pStyle w:val="Heading2"/>
       </w:pPr>
       <w:r>
+        <w:rPr>
+          <w:lang w:val="en_US" w:bidi="en_US"/>
+        </w:rPr>
         <w:t>Colossians 2:16</w:t>
       </w:r>
-      <w:r/>
+      <w:r>
+        <w:rPr>
+          <w:lang w:val="en_US" w:bidi="en_US"/>
+        </w:rPr>
+      </w:r>
     </w:p>
     <w:p>
       <w:pPr>
@@ -2009,19 +3556,30 @@
         <w:spacing w:line="240" w:lineRule="auto"/>
         <w:ind w:left="720"/>
       </w:pPr>
-      <w:r/>
+      <w:r>
+        <w:rPr>
+          <w:lang w:val="en_US" w:bidi="en_US"/>
+        </w:rPr>
+      </w:r>
       <w:r>
         <w:rPr>
           <w:i/>
+          <w:lang w:val="en_US" w:bidi="en_US"/>
         </w:rPr>
         <w:t>what you eat or drink</w:t>
       </w:r>
       <w:r>
+        <w:rPr>
+          <w:lang w:val="en_US" w:bidi="en_US"/>
+        </w:rPr>
         <w:t xml:space="preserve">: Many ancient religions had rules about what foods and drinks they allowed. The Old Testament does not prohibit alcohol, but some devout Jews chose not to drink it, especially those who lived in non-Jewish cultures (see </w:t>
       </w:r>
       <w:hyperlink r:id="rId67">
         <w:r>
           <w:rPr>
+            <w:lang w:val="en_US" w:bidi="en_US"/>
+          </w:rPr>
+          <w:rPr>
             <w:color w:val="0000EE"/>
             <w:u w:val="single"/>
           </w:rPr>
@@ -2029,6 +3587,9 @@
         </w:r>
       </w:hyperlink>
       <w:r>
+        <w:rPr>
+          <w:lang w:val="en_US" w:bidi="en_US"/>
+        </w:rPr>
         <w:t xml:space="preserve">). </w:t>
       </w:r>
     </w:p>
@@ -2038,13 +3599,23 @@
         <w:spacing w:line="240" w:lineRule="auto"/>
         <w:ind w:left="720"/>
       </w:pPr>
-      <w:r/>
-      <w:r>
+      <w:r>
+        <w:rPr>
+          <w:lang w:val="en_US" w:bidi="en_US"/>
+        </w:rPr>
+      </w:r>
+      <w:r>
+        <w:rPr>
+          <w:lang w:val="en_US" w:bidi="en_US"/>
+        </w:rPr>
         <w:t xml:space="preserve">Many ancient religious groups, including Jews, held ceremonies to celebrate the new moon (see </w:t>
       </w:r>
       <w:hyperlink r:id="rId68">
         <w:r>
           <w:rPr>
+            <w:lang w:val="en_US" w:bidi="en_US"/>
+          </w:rPr>
+          <w:rPr>
             <w:color w:val="0000EE"/>
             <w:u w:val="single"/>
           </w:rPr>
@@ -2052,11 +3623,17 @@
         </w:r>
       </w:hyperlink>
       <w:r>
+        <w:rPr>
+          <w:lang w:val="en_US" w:bidi="en_US"/>
+        </w:rPr>
         <w:t xml:space="preserve">; </w:t>
       </w:r>
       <w:hyperlink r:id="rId69">
         <w:r>
           <w:rPr>
+            <w:lang w:val="en_US" w:bidi="en_US"/>
+          </w:rPr>
+          <w:rPr>
             <w:color w:val="0000EE"/>
             <w:u w:val="single"/>
           </w:rPr>
@@ -2064,11 +3641,17 @@
         </w:r>
       </w:hyperlink>
       <w:r>
+        <w:rPr>
+          <w:lang w:val="en_US" w:bidi="en_US"/>
+        </w:rPr>
         <w:t xml:space="preserve">; </w:t>
       </w:r>
       <w:hyperlink r:id="rId70">
         <w:r>
           <w:rPr>
+            <w:lang w:val="en_US" w:bidi="en_US"/>
+          </w:rPr>
+          <w:rPr>
             <w:color w:val="0000EE"/>
             <w:u w:val="single"/>
           </w:rPr>
@@ -2076,6 +3659,9 @@
         </w:r>
       </w:hyperlink>
       <w:r>
+        <w:rPr>
+          <w:lang w:val="en_US" w:bidi="en_US"/>
+        </w:rPr>
         <w:t xml:space="preserve">). </w:t>
       </w:r>
     </w:p>
@@ -2085,13 +3671,23 @@
         <w:spacing w:line="240" w:lineRule="auto"/>
         <w:ind w:left="720"/>
       </w:pPr>
-      <w:r/>
-      <w:r>
+      <w:r>
+        <w:rPr>
+          <w:lang w:val="en_US" w:bidi="en_US"/>
+        </w:rPr>
+      </w:r>
+      <w:r>
+        <w:rPr>
+          <w:lang w:val="en_US" w:bidi="en_US"/>
+        </w:rPr>
         <w:t xml:space="preserve">The Jewish Sabbath was part of the law of Moses and essential in Jewish religion. Christians could choose to observe the Sabbath, but Paul says they have the freedom to decide (see </w:t>
       </w:r>
       <w:hyperlink r:id="rId71">
         <w:r>
           <w:rPr>
+            <w:lang w:val="en_US" w:bidi="en_US"/>
+          </w:rPr>
+          <w:rPr>
             <w:color w:val="0000EE"/>
             <w:u w:val="single"/>
           </w:rPr>
@@ -2099,31 +3695,65 @@
         </w:r>
       </w:hyperlink>
       <w:r>
+        <w:rPr>
+          <w:lang w:val="en_US" w:bidi="en_US"/>
+        </w:rPr>
         <w:t xml:space="preserve">). He said that forcing Sabbath observance is wrong. Observing the Sabbath was not necessary to express Christian devotion. </w:t>
       </w:r>
-      <w:r/>
-      <w:r/>
-    </w:p>
-    <w:p>
-      <w:r/>
+      <w:r>
+        <w:rPr>
+          <w:lang w:val="en_US" w:bidi="en_US"/>
+        </w:rPr>
+      </w:r>
+      <w:r>
+        <w:rPr>
+          <w:lang w:val="en_US" w:bidi="en_US"/>
+        </w:rPr>
+      </w:r>
+    </w:p>
+    <w:p>
+      <w:pPr/>
+      <w:r>
+        <w:rPr>
+          <w:lang w:val="en_US" w:bidi="en_US"/>
+        </w:rPr>
+      </w:r>
     </w:p>
     <w:p>
       <w:pPr>
         <w:pStyle w:val="Heading2"/>
       </w:pPr>
       <w:r>
+        <w:rPr>
+          <w:lang w:val="en_US" w:bidi="en_US"/>
+        </w:rPr>
         <w:t>Colossians 2:16–23</w:t>
       </w:r>
-      <w:r/>
-    </w:p>
-    <w:p>
-      <w:r/>
-      <w:r>
+      <w:r>
+        <w:rPr>
+          <w:lang w:val="en_US" w:bidi="en_US"/>
+        </w:rPr>
+      </w:r>
+    </w:p>
+    <w:p>
+      <w:pPr/>
+      <w:r>
+        <w:rPr>
+          <w:lang w:val="en_US" w:bidi="en_US"/>
+        </w:rPr>
+      </w:r>
+      <w:r>
+        <w:rPr>
+          <w:lang w:val="en_US" w:bidi="en_US"/>
+        </w:rPr>
         <w:t xml:space="preserve">Paul rejects the false teachers and their demands, explaining that their ideas come from human teachings (see </w:t>
       </w:r>
       <w:hyperlink r:id="rId72">
         <w:r>
           <w:rPr>
+            <w:lang w:val="en_US" w:bidi="en_US"/>
+          </w:rPr>
+          <w:rPr>
             <w:color w:val="0000EE"/>
             <w:u w:val="single"/>
           </w:rPr>
@@ -2131,31 +3761,65 @@
         </w:r>
       </w:hyperlink>
       <w:r>
+        <w:rPr>
+          <w:lang w:val="en_US" w:bidi="en_US"/>
+        </w:rPr>
         <w:t>). They advocated various rules of conduct that had no basis in Christ.</w:t>
       </w:r>
-      <w:r/>
-      <w:r/>
-    </w:p>
-    <w:p>
-      <w:r/>
+      <w:r>
+        <w:rPr>
+          <w:lang w:val="en_US" w:bidi="en_US"/>
+        </w:rPr>
+      </w:r>
+      <w:r>
+        <w:rPr>
+          <w:lang w:val="en_US" w:bidi="en_US"/>
+        </w:rPr>
+      </w:r>
+    </w:p>
+    <w:p>
+      <w:pPr/>
+      <w:r>
+        <w:rPr>
+          <w:lang w:val="en_US" w:bidi="en_US"/>
+        </w:rPr>
+      </w:r>
     </w:p>
     <w:p>
       <w:pPr>
         <w:pStyle w:val="Heading2"/>
       </w:pPr>
       <w:r>
+        <w:rPr>
+          <w:lang w:val="en_US" w:bidi="en_US"/>
+        </w:rPr>
         <w:t>Colossians 2:17</w:t>
       </w:r>
-      <w:r/>
-    </w:p>
-    <w:p>
-      <w:r/>
-      <w:r>
+      <w:r>
+        <w:rPr>
+          <w:lang w:val="en_US" w:bidi="en_US"/>
+        </w:rPr>
+      </w:r>
+    </w:p>
+    <w:p>
+      <w:pPr/>
+      <w:r>
+        <w:rPr>
+          <w:lang w:val="en_US" w:bidi="en_US"/>
+        </w:rPr>
+      </w:r>
+      <w:r>
+        <w:rPr>
+          <w:lang w:val="en_US" w:bidi="en_US"/>
+        </w:rPr>
         <w:t xml:space="preserve">The Old Testament ceremonies anticipated the coming of Christ, which Paul refers to as shadows (see also </w:t>
       </w:r>
       <w:hyperlink r:id="rId73">
         <w:r>
           <w:rPr>
+            <w:lang w:val="en_US" w:bidi="en_US"/>
+          </w:rPr>
+          <w:rPr>
             <w:color w:val="0000EE"/>
             <w:u w:val="single"/>
           </w:rPr>
@@ -2163,22 +3827,45 @@
         </w:r>
       </w:hyperlink>
       <w:r>
+        <w:rPr>
+          <w:lang w:val="en_US" w:bidi="en_US"/>
+        </w:rPr>
         <w:t>).</w:t>
       </w:r>
-      <w:r/>
-      <w:r/>
-    </w:p>
-    <w:p>
-      <w:r/>
+      <w:r>
+        <w:rPr>
+          <w:lang w:val="en_US" w:bidi="en_US"/>
+        </w:rPr>
+      </w:r>
+      <w:r>
+        <w:rPr>
+          <w:lang w:val="en_US" w:bidi="en_US"/>
+        </w:rPr>
+      </w:r>
+    </w:p>
+    <w:p>
+      <w:pPr/>
+      <w:r>
+        <w:rPr>
+          <w:lang w:val="en_US" w:bidi="en_US"/>
+        </w:rPr>
+      </w:r>
     </w:p>
     <w:p>
       <w:pPr>
         <w:pStyle w:val="Heading2"/>
       </w:pPr>
       <w:r>
+        <w:rPr>
+          <w:lang w:val="en_US" w:bidi="en_US"/>
+        </w:rPr>
         <w:t>Colossians 2:18</w:t>
       </w:r>
-      <w:r/>
+      <w:r>
+        <w:rPr>
+          <w:lang w:val="en_US" w:bidi="en_US"/>
+        </w:rPr>
+      </w:r>
     </w:p>
     <w:p>
       <w:pPr>
@@ -2186,14 +3873,22 @@
         <w:spacing w:line="240" w:lineRule="auto"/>
         <w:ind w:left="720"/>
       </w:pPr>
-      <w:r/>
+      <w:r>
+        <w:rPr>
+          <w:lang w:val="en_US" w:bidi="en_US"/>
+        </w:rPr>
+      </w:r>
       <w:r>
         <w:rPr>
           <w:i/>
+          <w:lang w:val="en_US" w:bidi="en_US"/>
         </w:rPr>
         <w:t>the worship of angels</w:t>
       </w:r>
       <w:r>
+        <w:rPr>
+          <w:lang w:val="en_US" w:bidi="en_US"/>
+        </w:rPr>
         <w:t>: People in the first century were very interested in spiritual beings. Some Jews believed that angels were present with them during their times of worship, and some people might even have prayed to angels or worshiped them directly.</w:t>
       </w:r>
     </w:p>
@@ -2203,39 +3898,78 @@
         <w:spacing w:line="240" w:lineRule="auto"/>
         <w:ind w:left="720"/>
       </w:pPr>
-      <w:r/>
-      <w:r>
+      <w:r>
+        <w:rPr>
+          <w:lang w:val="en_US" w:bidi="en_US"/>
+        </w:rPr>
+      </w:r>
+      <w:r>
+        <w:rPr>
+          <w:lang w:val="en_US" w:bidi="en_US"/>
+        </w:rPr>
         <w:t>The false teachers claimed to have had visions that made certain ceremonies necessary for the community.</w:t>
       </w:r>
-      <w:r/>
-      <w:r/>
-    </w:p>
-    <w:p>
-      <w:r/>
+      <w:r>
+        <w:rPr>
+          <w:lang w:val="en_US" w:bidi="en_US"/>
+        </w:rPr>
+      </w:r>
+      <w:r>
+        <w:rPr>
+          <w:lang w:val="en_US" w:bidi="en_US"/>
+        </w:rPr>
+      </w:r>
+    </w:p>
+    <w:p>
+      <w:pPr/>
+      <w:r>
+        <w:rPr>
+          <w:lang w:val="en_US" w:bidi="en_US"/>
+        </w:rPr>
+      </w:r>
     </w:p>
     <w:p>
       <w:pPr>
         <w:pStyle w:val="Heading2"/>
       </w:pPr>
       <w:r>
+        <w:rPr>
+          <w:lang w:val="en_US" w:bidi="en_US"/>
+        </w:rPr>
         <w:t>Colossians 2:20</w:t>
       </w:r>
-      <w:r/>
-    </w:p>
-    <w:p>
-      <w:r/>
+      <w:r>
+        <w:rPr>
+          <w:lang w:val="en_US" w:bidi="en_US"/>
+        </w:rPr>
+      </w:r>
+    </w:p>
+    <w:p>
+      <w:pPr/>
+      <w:r>
+        <w:rPr>
+          <w:lang w:val="en_US" w:bidi="en_US"/>
+        </w:rPr>
+      </w:r>
       <w:r>
         <w:rPr>
           <w:i/>
+          <w:lang w:val="en_US" w:bidi="en_US"/>
         </w:rPr>
         <w:t>you have died with Christ</w:t>
       </w:r>
       <w:r>
+        <w:rPr>
+          <w:lang w:val="en_US" w:bidi="en_US"/>
+        </w:rPr>
         <w:t>: When Christ died on the cross, he defeated the spiritual powers (</w:t>
       </w:r>
       <w:hyperlink r:id="rId62">
         <w:r>
           <w:rPr>
+            <w:lang w:val="en_US" w:bidi="en_US"/>
+          </w:rPr>
+          <w:rPr>
             <w:color w:val="0000EE"/>
             <w:u w:val="single"/>
           </w:rPr>
@@ -2243,11 +3977,17 @@
         </w:r>
       </w:hyperlink>
       <w:r>
+        <w:rPr>
+          <w:lang w:val="en_US" w:bidi="en_US"/>
+        </w:rPr>
         <w:t xml:space="preserve">). By sharing in his death, he frees us from the evil spiritual powers of the world (see </w:t>
       </w:r>
       <w:hyperlink r:id="rId72">
         <w:r>
           <w:rPr>
+            <w:lang w:val="en_US" w:bidi="en_US"/>
+          </w:rPr>
+          <w:rPr>
             <w:color w:val="0000EE"/>
             <w:u w:val="single"/>
           </w:rPr>
@@ -2255,37 +3995,72 @@
         </w:r>
       </w:hyperlink>
       <w:r>
+        <w:rPr>
+          <w:lang w:val="en_US" w:bidi="en_US"/>
+        </w:rPr>
         <w:t>).</w:t>
       </w:r>
-      <w:r/>
-      <w:r/>
-    </w:p>
-    <w:p>
-      <w:r/>
+      <w:r>
+        <w:rPr>
+          <w:lang w:val="en_US" w:bidi="en_US"/>
+        </w:rPr>
+      </w:r>
+      <w:r>
+        <w:rPr>
+          <w:lang w:val="en_US" w:bidi="en_US"/>
+        </w:rPr>
+      </w:r>
+    </w:p>
+    <w:p>
+      <w:pPr/>
+      <w:r>
+        <w:rPr>
+          <w:lang w:val="en_US" w:bidi="en_US"/>
+        </w:rPr>
+      </w:r>
     </w:p>
     <w:p>
       <w:pPr>
         <w:pStyle w:val="Heading2"/>
       </w:pPr>
       <w:r>
+        <w:rPr>
+          <w:lang w:val="en_US" w:bidi="en_US"/>
+        </w:rPr>
         <w:t>Colossians 2:23</w:t>
       </w:r>
-      <w:r/>
-    </w:p>
-    <w:p>
-      <w:r/>
+      <w:r>
+        <w:rPr>
+          <w:lang w:val="en_US" w:bidi="en_US"/>
+        </w:rPr>
+      </w:r>
+    </w:p>
+    <w:p>
+      <w:pPr/>
+      <w:r>
+        <w:rPr>
+          <w:lang w:val="en_US" w:bidi="en_US"/>
+        </w:rPr>
+      </w:r>
       <w:r>
         <w:rPr>
           <w:i/>
+          <w:lang w:val="en_US" w:bidi="en_US"/>
         </w:rPr>
         <w:t>they are of no value</w:t>
       </w:r>
       <w:r>
+        <w:rPr>
+          <w:lang w:val="en_US" w:bidi="en_US"/>
+        </w:rPr>
         <w:t>: These rules come from the world, not from Christ (</w:t>
       </w:r>
       <w:hyperlink r:id="rId37">
         <w:r>
           <w:rPr>
+            <w:lang w:val="en_US" w:bidi="en_US"/>
+          </w:rPr>
+          <w:rPr>
             <w:color w:val="0000EE"/>
             <w:u w:val="single"/>
           </w:rPr>
@@ -2293,55 +4068,98 @@
         </w:r>
       </w:hyperlink>
       <w:r>
+        <w:rPr>
+          <w:lang w:val="en_US" w:bidi="en_US"/>
+        </w:rPr>
         <w:t>). They cannot conquer a person's evil desires.</w:t>
       </w:r>
-      <w:r/>
-      <w:r/>
-    </w:p>
-    <w:p>
-      <w:r/>
+      <w:r>
+        <w:rPr>
+          <w:lang w:val="en_US" w:bidi="en_US"/>
+        </w:rPr>
+      </w:r>
+      <w:r>
+        <w:rPr>
+          <w:lang w:val="en_US" w:bidi="en_US"/>
+        </w:rPr>
+      </w:r>
+    </w:p>
+    <w:p>
+      <w:pPr/>
+      <w:r>
+        <w:rPr>
+          <w:lang w:val="en_US" w:bidi="en_US"/>
+        </w:rPr>
+      </w:r>
     </w:p>
     <w:p>
       <w:pPr>
         <w:pStyle w:val="Heading2"/>
       </w:pPr>
       <w:r>
+        <w:rPr>
+          <w:lang w:val="en_US" w:bidi="en_US"/>
+        </w:rPr>
         <w:t>Colossians 3:1</w:t>
       </w:r>
-      <w:r/>
-    </w:p>
-    <w:p>
-      <w:r/>
+      <w:r>
+        <w:rPr>
+          <w:lang w:val="en_US" w:bidi="en_US"/>
+        </w:rPr>
+      </w:r>
+    </w:p>
+    <w:p>
+      <w:pPr/>
+      <w:r>
+        <w:rPr>
+          <w:lang w:val="en_US" w:bidi="en_US"/>
+        </w:rPr>
+      </w:r>
       <w:r>
         <w:rPr>
           <w:i/>
+          <w:lang w:val="en_US" w:bidi="en_US"/>
         </w:rPr>
         <w:t>strive for the things above</w:t>
       </w:r>
       <w:r>
+        <w:rPr>
+          <w:lang w:val="en_US" w:bidi="en_US"/>
+        </w:rPr>
         <w:t xml:space="preserve">: Christians live on earth, but their true selves </w:t>
       </w:r>
       <w:r>
         <w:rPr>
           <w:i/>
+          <w:lang w:val="en_US" w:bidi="en_US"/>
         </w:rPr>
         <w:t xml:space="preserve">have been raised with Christ. </w:t>
       </w:r>
       <w:r>
+        <w:rPr>
+          <w:lang w:val="en_US" w:bidi="en_US"/>
+        </w:rPr>
         <w:t>This</w:t>
       </w:r>
       <w:r>
         <w:rPr>
           <w:i/>
+          <w:lang w:val="en_US" w:bidi="en_US"/>
         </w:rPr>
         <w:t xml:space="preserve"> </w:t>
       </w:r>
       <w:r>
+        <w:rPr>
+          <w:lang w:val="en_US" w:bidi="en_US"/>
+        </w:rPr>
         <w:t>connects them to the spiritual world where Christ rules. In contrast, the commands and teachings of false teachers focus on earthly matters (</w:t>
       </w:r>
       <w:hyperlink r:id="rId74">
         <w:r>
           <w:rPr>
+            <w:lang w:val="en_US" w:bidi="en_US"/>
+          </w:rPr>
+          <w:rPr>
             <w:color w:val="0000EE"/>
             <w:u w:val="single"/>
           </w:rPr>
@@ -2349,42 +4167,93 @@
         </w:r>
       </w:hyperlink>
       <w:r>
+        <w:rPr>
+          <w:lang w:val="en_US" w:bidi="en_US"/>
+        </w:rPr>
         <w:t>).</w:t>
       </w:r>
-      <w:r/>
-      <w:r/>
-    </w:p>
-    <w:p>
-      <w:r/>
+      <w:r>
+        <w:rPr>
+          <w:lang w:val="en_US" w:bidi="en_US"/>
+        </w:rPr>
+      </w:r>
+      <w:r>
+        <w:rPr>
+          <w:lang w:val="en_US" w:bidi="en_US"/>
+        </w:rPr>
+      </w:r>
+    </w:p>
+    <w:p>
+      <w:pPr/>
+      <w:r>
+        <w:rPr>
+          <w:lang w:val="en_US" w:bidi="en_US"/>
+        </w:rPr>
+      </w:r>
     </w:p>
     <w:p>
       <w:pPr>
         <w:pStyle w:val="Heading2"/>
       </w:pPr>
       <w:r>
+        <w:rPr>
+          <w:lang w:val="en_US" w:bidi="en_US"/>
+        </w:rPr>
         <w:t>Colossians 3:1–11</w:t>
       </w:r>
-      <w:r/>
-    </w:p>
-    <w:p>
-      <w:r/>
-      <w:r>
+      <w:r>
+        <w:rPr>
+          <w:lang w:val="en_US" w:bidi="en_US"/>
+        </w:rPr>
+      </w:r>
+    </w:p>
+    <w:p>
+      <w:pPr/>
+      <w:r>
+        <w:rPr>
+          <w:lang w:val="en_US" w:bidi="en_US"/>
+        </w:rPr>
+      </w:r>
+      <w:r>
+        <w:rPr>
+          <w:lang w:val="en_US" w:bidi="en_US"/>
+        </w:rPr>
         <w:t>Paul calls on the Colossians to adopt a new mindset that leads to a different way of living.</w:t>
       </w:r>
-      <w:r/>
-      <w:r/>
-    </w:p>
-    <w:p>
-      <w:r/>
+      <w:r>
+        <w:rPr>
+          <w:lang w:val="en_US" w:bidi="en_US"/>
+        </w:rPr>
+      </w:r>
+      <w:r>
+        <w:rPr>
+          <w:lang w:val="en_US" w:bidi="en_US"/>
+        </w:rPr>
+      </w:r>
+    </w:p>
+    <w:p>
+      <w:pPr/>
+      <w:r>
+        <w:rPr>
+          <w:lang w:val="en_US" w:bidi="en_US"/>
+        </w:rPr>
+      </w:r>
     </w:p>
     <w:p>
       <w:pPr>
         <w:pStyle w:val="Heading2"/>
       </w:pPr>
       <w:r>
+        <w:rPr>
+          <w:lang w:val="en_US" w:bidi="en_US"/>
+        </w:rPr>
         <w:t>Colossians 3:3–4</w:t>
       </w:r>
-      <w:r/>
+      <w:r>
+        <w:rPr>
+          <w:lang w:val="en_US" w:bidi="en_US"/>
+        </w:rPr>
+      </w:r>
     </w:p>
     <w:p>
       <w:pPr>
@@ -2392,19 +4261,30 @@
         <w:spacing w:line="240" w:lineRule="auto"/>
         <w:ind w:left="720"/>
       </w:pPr>
-      <w:r/>
+      <w:r>
+        <w:rPr>
+          <w:lang w:val="en_US" w:bidi="en_US"/>
+        </w:rPr>
+      </w:r>
       <w:r>
         <w:rPr>
           <w:i/>
+          <w:lang w:val="en_US" w:bidi="en_US"/>
         </w:rPr>
         <w:t>you died</w:t>
       </w:r>
       <w:r>
+        <w:rPr>
+          <w:lang w:val="en_US" w:bidi="en_US"/>
+        </w:rPr>
         <w:t xml:space="preserve">: See </w:t>
       </w:r>
       <w:hyperlink r:id="rId60">
         <w:r>
           <w:rPr>
+            <w:lang w:val="en_US" w:bidi="en_US"/>
+          </w:rPr>
+          <w:rPr>
             <w:color w:val="0000EE"/>
             <w:u w:val="single"/>
           </w:rPr>
@@ -2412,6 +4292,9 @@
         </w:r>
       </w:hyperlink>
       <w:r>
+        <w:rPr>
+          <w:lang w:val="en_US" w:bidi="en_US"/>
+        </w:rPr>
         <w:t xml:space="preserve">. </w:t>
       </w:r>
     </w:p>
@@ -2421,22 +4304,36 @@
         <w:spacing w:line="240" w:lineRule="auto"/>
         <w:ind w:left="720"/>
       </w:pPr>
-      <w:r/>
-      <w:r>
+      <w:r>
+        <w:rPr>
+          <w:lang w:val="en_US" w:bidi="en_US"/>
+        </w:rPr>
+      </w:r>
+      <w:r>
+        <w:rPr>
+          <w:lang w:val="en_US" w:bidi="en_US"/>
+        </w:rPr>
         <w:t>What is</w:t>
       </w:r>
       <w:r>
         <w:rPr>
           <w:i/>
+          <w:lang w:val="en_US" w:bidi="en_US"/>
         </w:rPr>
         <w:t xml:space="preserve"> </w:t>
       </w:r>
       <w:r>
+        <w:rPr>
+          <w:lang w:val="en_US" w:bidi="en_US"/>
+        </w:rPr>
         <w:t xml:space="preserve">now hidden will be revealed one day (compare </w:t>
       </w:r>
       <w:hyperlink r:id="rId59">
         <w:r>
           <w:rPr>
+            <w:lang w:val="en_US" w:bidi="en_US"/>
+          </w:rPr>
+          <w:rPr>
             <w:color w:val="0000EE"/>
             <w:u w:val="single"/>
           </w:rPr>
@@ -2444,22 +4341,45 @@
         </w:r>
       </w:hyperlink>
       <w:r>
+        <w:rPr>
+          <w:lang w:val="en_US" w:bidi="en_US"/>
+        </w:rPr>
         <w:t>). We cannot see Christ sitting at the right hand of God or that we have new life with Christ. But by faith in the good news, we know these things are true. When Christ returns in glory, everyone will see his supremacy. Then our relationship to him will become direct experience.</w:t>
       </w:r>
-      <w:r/>
-      <w:r/>
-    </w:p>
-    <w:p>
-      <w:r/>
+      <w:r>
+        <w:rPr>
+          <w:lang w:val="en_US" w:bidi="en_US"/>
+        </w:rPr>
+      </w:r>
+      <w:r>
+        <w:rPr>
+          <w:lang w:val="en_US" w:bidi="en_US"/>
+        </w:rPr>
+      </w:r>
+    </w:p>
+    <w:p>
+      <w:pPr/>
+      <w:r>
+        <w:rPr>
+          <w:lang w:val="en_US" w:bidi="en_US"/>
+        </w:rPr>
+      </w:r>
     </w:p>
     <w:p>
       <w:pPr>
         <w:pStyle w:val="Heading2"/>
       </w:pPr>
       <w:r>
+        <w:rPr>
+          <w:lang w:val="en_US" w:bidi="en_US"/>
+        </w:rPr>
         <w:t>Colossians 3:5</w:t>
       </w:r>
-      <w:r/>
+      <w:r>
+        <w:rPr>
+          <w:lang w:val="en_US" w:bidi="en_US"/>
+        </w:rPr>
+      </w:r>
     </w:p>
     <w:p>
       <w:pPr>
@@ -2467,28 +4387,43 @@
         <w:spacing w:line="240" w:lineRule="auto"/>
         <w:ind w:left="720"/>
       </w:pPr>
-      <w:r/>
+      <w:r>
+        <w:rPr>
+          <w:lang w:val="en_US" w:bidi="en_US"/>
+        </w:rPr>
+      </w:r>
       <w:r>
         <w:rPr>
           <w:i/>
+          <w:lang w:val="en_US" w:bidi="en_US"/>
         </w:rPr>
         <w:t>Put to death, therefore</w:t>
       </w:r>
       <w:r>
+        <w:rPr>
+          <w:lang w:val="en_US" w:bidi="en_US"/>
+        </w:rPr>
         <w:t>:</w:t>
       </w:r>
       <w:r>
         <w:rPr>
           <w:i/>
+          <w:lang w:val="en_US" w:bidi="en_US"/>
         </w:rPr>
         <w:t xml:space="preserve"> </w:t>
       </w:r>
       <w:r>
+        <w:rPr>
+          <w:lang w:val="en_US" w:bidi="en_US"/>
+        </w:rPr>
         <w:t>We must truly die to this life by how we live each day (</w:t>
       </w:r>
       <w:hyperlink r:id="rId75">
         <w:r>
           <w:rPr>
+            <w:lang w:val="en_US" w:bidi="en_US"/>
+          </w:rPr>
+          <w:rPr>
             <w:color w:val="0000EE"/>
             <w:u w:val="single"/>
           </w:rPr>
@@ -2496,6 +4431,9 @@
         </w:r>
       </w:hyperlink>
       <w:r>
+        <w:rPr>
+          <w:lang w:val="en_US" w:bidi="en_US"/>
+        </w:rPr>
         <w:t xml:space="preserve">) . </w:t>
       </w:r>
     </w:p>
@@ -2505,54 +4443,98 @@
         <w:spacing w:line="240" w:lineRule="auto"/>
         <w:ind w:left="720"/>
       </w:pPr>
-      <w:r/>
+      <w:r>
+        <w:rPr>
+          <w:lang w:val="en_US" w:bidi="en_US"/>
+        </w:rPr>
+      </w:r>
       <w:r>
         <w:rPr>
           <w:i/>
+          <w:lang w:val="en_US" w:bidi="en_US"/>
         </w:rPr>
         <w:t>greed, which is idolatry</w:t>
       </w:r>
       <w:r>
+        <w:rPr>
+          <w:lang w:val="en_US" w:bidi="en_US"/>
+        </w:rPr>
         <w:t>: Greedy people pursue money, sex, power, and possessions instead of God. They hope to find happiness in those things and treat them like idols.</w:t>
       </w:r>
-      <w:r/>
-      <w:r/>
-    </w:p>
-    <w:p>
-      <w:r/>
+      <w:r>
+        <w:rPr>
+          <w:lang w:val="en_US" w:bidi="en_US"/>
+        </w:rPr>
+      </w:r>
+      <w:r>
+        <w:rPr>
+          <w:lang w:val="en_US" w:bidi="en_US"/>
+        </w:rPr>
+      </w:r>
+    </w:p>
+    <w:p>
+      <w:pPr/>
+      <w:r>
+        <w:rPr>
+          <w:lang w:val="en_US" w:bidi="en_US"/>
+        </w:rPr>
+      </w:r>
     </w:p>
     <w:p>
       <w:pPr>
         <w:pStyle w:val="Heading2"/>
       </w:pPr>
       <w:r>
+        <w:rPr>
+          <w:lang w:val="en_US" w:bidi="en_US"/>
+        </w:rPr>
         <w:t>Colossians 3:6</w:t>
       </w:r>
-      <w:r/>
-    </w:p>
-    <w:p>
-      <w:r/>
+      <w:r>
+        <w:rPr>
+          <w:lang w:val="en_US" w:bidi="en_US"/>
+        </w:rPr>
+      </w:r>
+    </w:p>
+    <w:p>
+      <w:pPr/>
+      <w:r>
+        <w:rPr>
+          <w:lang w:val="en_US" w:bidi="en_US"/>
+        </w:rPr>
+      </w:r>
       <w:r>
         <w:rPr>
           <w:i/>
+          <w:lang w:val="en_US" w:bidi="en_US"/>
         </w:rPr>
         <w:t>coming</w:t>
       </w:r>
       <w:r>
+        <w:rPr>
+          <w:lang w:val="en_US" w:bidi="en_US"/>
+        </w:rPr>
         <w:t xml:space="preserve">: Some manuscripts say </w:t>
       </w:r>
       <w:r>
         <w:rPr>
           <w:i/>
+          <w:lang w:val="en_US" w:bidi="en_US"/>
         </w:rPr>
         <w:t>coming on all who disobey him.</w:t>
       </w:r>
       <w:r>
+        <w:rPr>
+          <w:lang w:val="en_US" w:bidi="en_US"/>
+        </w:rPr>
         <w:t xml:space="preserve"> In the Greek text, these words are exactly the same as in </w:t>
       </w:r>
       <w:hyperlink r:id="rId76">
         <w:r>
           <w:rPr>
+            <w:lang w:val="en_US" w:bidi="en_US"/>
+          </w:rPr>
+          <w:rPr>
             <w:color w:val="0000EE"/>
             <w:u w:val="single"/>
           </w:rPr>
@@ -2560,46 +4542,85 @@
         </w:r>
       </w:hyperlink>
       <w:r>
+        <w:rPr>
+          <w:lang w:val="en_US" w:bidi="en_US"/>
+        </w:rPr>
         <w:t>. An early scribe might have added them here on purpose or by mistake.</w:t>
       </w:r>
-      <w:r/>
-      <w:r/>
-    </w:p>
-    <w:p>
-      <w:r/>
+      <w:r>
+        <w:rPr>
+          <w:lang w:val="en_US" w:bidi="en_US"/>
+        </w:rPr>
+      </w:r>
+      <w:r>
+        <w:rPr>
+          <w:lang w:val="en_US" w:bidi="en_US"/>
+        </w:rPr>
+      </w:r>
+    </w:p>
+    <w:p>
+      <w:pPr/>
+      <w:r>
+        <w:rPr>
+          <w:lang w:val="en_US" w:bidi="en_US"/>
+        </w:rPr>
+      </w:r>
     </w:p>
     <w:p>
       <w:pPr>
         <w:pStyle w:val="Heading2"/>
       </w:pPr>
       <w:r>
+        <w:rPr>
+          <w:lang w:val="en_US" w:bidi="en_US"/>
+        </w:rPr>
         <w:t>Colossians 3:8</w:t>
       </w:r>
-      <w:r/>
-    </w:p>
-    <w:p>
-      <w:r/>
+      <w:r>
+        <w:rPr>
+          <w:lang w:val="en_US" w:bidi="en_US"/>
+        </w:rPr>
+      </w:r>
+    </w:p>
+    <w:p>
+      <w:pPr/>
+      <w:r>
+        <w:rPr>
+          <w:lang w:val="en_US" w:bidi="en_US"/>
+        </w:rPr>
+      </w:r>
       <w:r>
         <w:rPr>
           <w:i/>
+          <w:lang w:val="en_US" w:bidi="en_US"/>
         </w:rPr>
         <w:t>put aside</w:t>
       </w:r>
       <w:r>
+        <w:rPr>
+          <w:lang w:val="en_US" w:bidi="en_US"/>
+        </w:rPr>
         <w:t xml:space="preserve"> (literally </w:t>
       </w:r>
       <w:r>
         <w:rPr>
           <w:i/>
+          <w:lang w:val="en_US" w:bidi="en_US"/>
         </w:rPr>
         <w:t>take off</w:t>
       </w:r>
       <w:r>
+        <w:rPr>
+          <w:lang w:val="en_US" w:bidi="en_US"/>
+        </w:rPr>
         <w:t xml:space="preserve">): Taking off clothes is a metaphor for removing habits that interfere with our relationship with the Lord (see </w:t>
       </w:r>
       <w:hyperlink r:id="rId77">
         <w:r>
           <w:rPr>
+            <w:lang w:val="en_US" w:bidi="en_US"/>
+          </w:rPr>
+          <w:rPr>
             <w:color w:val="0000EE"/>
             <w:u w:val="single"/>
           </w:rPr>
@@ -2607,11 +4628,17 @@
         </w:r>
       </w:hyperlink>
       <w:r>
+        <w:rPr>
+          <w:lang w:val="en_US" w:bidi="en_US"/>
+        </w:rPr>
         <w:t xml:space="preserve">; </w:t>
       </w:r>
       <w:hyperlink r:id="rId78">
         <w:r>
           <w:rPr>
+            <w:lang w:val="en_US" w:bidi="en_US"/>
+          </w:rPr>
+          <w:rPr>
             <w:color w:val="0000EE"/>
             <w:u w:val="single"/>
           </w:rPr>
@@ -2619,11 +4646,17 @@
         </w:r>
       </w:hyperlink>
       <w:r>
+        <w:rPr>
+          <w:lang w:val="en_US" w:bidi="en_US"/>
+        </w:rPr>
         <w:t xml:space="preserve">, </w:t>
       </w:r>
       <w:hyperlink r:id="rId79">
         <w:r>
           <w:rPr>
+            <w:lang w:val="en_US" w:bidi="en_US"/>
+          </w:rPr>
+          <w:rPr>
             <w:color w:val="0000EE"/>
             <w:u w:val="single"/>
           </w:rPr>
@@ -2631,11 +4664,17 @@
         </w:r>
       </w:hyperlink>
       <w:r>
+        <w:rPr>
+          <w:lang w:val="en_US" w:bidi="en_US"/>
+        </w:rPr>
         <w:t xml:space="preserve">; </w:t>
       </w:r>
       <w:hyperlink r:id="rId80">
         <w:r>
           <w:rPr>
+            <w:lang w:val="en_US" w:bidi="en_US"/>
+          </w:rPr>
+          <w:rPr>
             <w:color w:val="0000EE"/>
             <w:u w:val="single"/>
           </w:rPr>
@@ -2643,11 +4682,17 @@
         </w:r>
       </w:hyperlink>
       <w:r>
+        <w:rPr>
+          <w:lang w:val="en_US" w:bidi="en_US"/>
+        </w:rPr>
         <w:t xml:space="preserve">; </w:t>
       </w:r>
       <w:hyperlink r:id="rId81">
         <w:r>
           <w:rPr>
+            <w:lang w:val="en_US" w:bidi="en_US"/>
+          </w:rPr>
+          <w:rPr>
             <w:color w:val="0000EE"/>
             <w:u w:val="single"/>
           </w:rPr>
@@ -2655,11 +4700,17 @@
         </w:r>
       </w:hyperlink>
       <w:r>
+        <w:rPr>
+          <w:lang w:val="en_US" w:bidi="en_US"/>
+        </w:rPr>
         <w:t xml:space="preserve">; </w:t>
       </w:r>
       <w:hyperlink r:id="rId82">
         <w:r>
           <w:rPr>
+            <w:lang w:val="en_US" w:bidi="en_US"/>
+          </w:rPr>
+          <w:rPr>
             <w:color w:val="0000EE"/>
             <w:u w:val="single"/>
           </w:rPr>
@@ -2667,37 +4718,72 @@
         </w:r>
       </w:hyperlink>
       <w:r>
+        <w:rPr>
+          <w:lang w:val="en_US" w:bidi="en_US"/>
+        </w:rPr>
         <w:t>).</w:t>
       </w:r>
-      <w:r/>
-      <w:r/>
-    </w:p>
-    <w:p>
-      <w:r/>
+      <w:r>
+        <w:rPr>
+          <w:lang w:val="en_US" w:bidi="en_US"/>
+        </w:rPr>
+      </w:r>
+      <w:r>
+        <w:rPr>
+          <w:lang w:val="en_US" w:bidi="en_US"/>
+        </w:rPr>
+      </w:r>
+    </w:p>
+    <w:p>
+      <w:pPr/>
+      <w:r>
+        <w:rPr>
+          <w:lang w:val="en_US" w:bidi="en_US"/>
+        </w:rPr>
+      </w:r>
     </w:p>
     <w:p>
       <w:pPr>
         <w:pStyle w:val="Heading2"/>
       </w:pPr>
       <w:r>
+        <w:rPr>
+          <w:lang w:val="en_US" w:bidi="en_US"/>
+        </w:rPr>
         <w:t>Colossians 3:9–10</w:t>
       </w:r>
-      <w:r/>
-    </w:p>
-    <w:p>
-      <w:r/>
+      <w:r>
+        <w:rPr>
+          <w:lang w:val="en_US" w:bidi="en_US"/>
+        </w:rPr>
+      </w:r>
+    </w:p>
+    <w:p>
+      <w:pPr/>
+      <w:r>
+        <w:rPr>
+          <w:lang w:val="en_US" w:bidi="en_US"/>
+        </w:rPr>
+      </w:r>
       <w:r>
         <w:rPr>
           <w:i/>
+          <w:lang w:val="en_US" w:bidi="en_US"/>
         </w:rPr>
         <w:t>the old self … the new self</w:t>
       </w:r>
       <w:r>
+        <w:rPr>
+          <w:lang w:val="en_US" w:bidi="en_US"/>
+        </w:rPr>
         <w:t xml:space="preserve">: Paul contrasts old and new identities (see also </w:t>
       </w:r>
       <w:hyperlink r:id="rId83">
         <w:r>
           <w:rPr>
+            <w:lang w:val="en_US" w:bidi="en_US"/>
+          </w:rPr>
+          <w:rPr>
             <w:color w:val="0000EE"/>
             <w:u w:val="single"/>
           </w:rPr>
@@ -2705,11 +4791,17 @@
         </w:r>
       </w:hyperlink>
       <w:r>
+        <w:rPr>
+          <w:lang w:val="en_US" w:bidi="en_US"/>
+        </w:rPr>
         <w:t xml:space="preserve">; </w:t>
       </w:r>
       <w:hyperlink r:id="rId84">
         <w:r>
           <w:rPr>
+            <w:lang w:val="en_US" w:bidi="en_US"/>
+          </w:rPr>
+          <w:rPr>
             <w:color w:val="0000EE"/>
             <w:u w:val="single"/>
           </w:rPr>
@@ -2717,11 +4809,17 @@
         </w:r>
       </w:hyperlink>
       <w:r>
+        <w:rPr>
+          <w:lang w:val="en_US" w:bidi="en_US"/>
+        </w:rPr>
         <w:t xml:space="preserve">; </w:t>
       </w:r>
       <w:hyperlink r:id="rId85">
         <w:r>
           <w:rPr>
+            <w:lang w:val="en_US" w:bidi="en_US"/>
+          </w:rPr>
+          <w:rPr>
             <w:color w:val="0000EE"/>
             <w:u w:val="single"/>
           </w:rPr>
@@ -2729,75 +4827,146 @@
         </w:r>
       </w:hyperlink>
       <w:r>
+        <w:rPr>
+          <w:lang w:val="en_US" w:bidi="en_US"/>
+        </w:rPr>
         <w:t>). Believers stop living the way they used to and start living a new life in Christ, letting him be Lord and guide the way they live.</w:t>
       </w:r>
-      <w:r/>
-      <w:r/>
-    </w:p>
-    <w:p>
-      <w:r/>
+      <w:r>
+        <w:rPr>
+          <w:lang w:val="en_US" w:bidi="en_US"/>
+        </w:rPr>
+      </w:r>
+      <w:r>
+        <w:rPr>
+          <w:lang w:val="en_US" w:bidi="en_US"/>
+        </w:rPr>
+      </w:r>
+    </w:p>
+    <w:p>
+      <w:pPr/>
+      <w:r>
+        <w:rPr>
+          <w:lang w:val="en_US" w:bidi="en_US"/>
+        </w:rPr>
+      </w:r>
     </w:p>
     <w:p>
       <w:pPr>
         <w:pStyle w:val="Heading2"/>
       </w:pPr>
       <w:r>
+        <w:rPr>
+          <w:lang w:val="en_US" w:bidi="en_US"/>
+        </w:rPr>
         <w:t>Colossians 3:11</w:t>
       </w:r>
-      <w:r/>
-    </w:p>
-    <w:p>
-      <w:r/>
+      <w:r>
+        <w:rPr>
+          <w:lang w:val="en_US" w:bidi="en_US"/>
+        </w:rPr>
+      </w:r>
+    </w:p>
+    <w:p>
+      <w:pPr/>
+      <w:r>
+        <w:rPr>
+          <w:lang w:val="en_US" w:bidi="en_US"/>
+        </w:rPr>
+      </w:r>
       <w:r>
         <w:rPr>
           <w:i/>
+          <w:lang w:val="en_US" w:bidi="en_US"/>
         </w:rPr>
         <w:t>barbarian, Scythian</w:t>
       </w:r>
       <w:r>
+        <w:rPr>
+          <w:lang w:val="en_US" w:bidi="en_US"/>
+        </w:rPr>
         <w:t xml:space="preserve">: The Greeks mocked people from other cultures for their inability to speak Greek well. They claimed those people could only say “bar bar” (which is where the word </w:t>
       </w:r>
       <w:r>
         <w:rPr>
           <w:i/>
+          <w:lang w:val="en_US" w:bidi="en_US"/>
         </w:rPr>
         <w:t xml:space="preserve">barbarian </w:t>
       </w:r>
       <w:r>
+        <w:rPr>
+          <w:lang w:val="en_US" w:bidi="en_US"/>
+        </w:rPr>
         <w:t xml:space="preserve">comes from). The Scythians were tribes on the north coast of the Black Sea, known for being fierce and crude (see Josephus, </w:t>
       </w:r>
       <w:r>
         <w:rPr>
           <w:i/>
+          <w:lang w:val="en_US" w:bidi="en_US"/>
         </w:rPr>
         <w:t>Against Apion</w:t>
       </w:r>
       <w:r>
+        <w:rPr>
+          <w:lang w:val="en_US" w:bidi="en_US"/>
+        </w:rPr>
         <w:t xml:space="preserve"> 2.38). In the Christian faith, these kinds of differences between people groups do not matter. The Bible teaches that our relationship with God through Christ is more important than cultural differences or where we come from.</w:t>
       </w:r>
-      <w:r/>
-      <w:r/>
-    </w:p>
-    <w:p>
-      <w:r/>
+      <w:r>
+        <w:rPr>
+          <w:lang w:val="en_US" w:bidi="en_US"/>
+        </w:rPr>
+      </w:r>
+      <w:r>
+        <w:rPr>
+          <w:lang w:val="en_US" w:bidi="en_US"/>
+        </w:rPr>
+      </w:r>
+    </w:p>
+    <w:p>
+      <w:pPr/>
+      <w:r>
+        <w:rPr>
+          <w:lang w:val="en_US" w:bidi="en_US"/>
+        </w:rPr>
+      </w:r>
     </w:p>
     <w:p>
       <w:pPr>
         <w:pStyle w:val="Heading2"/>
       </w:pPr>
       <w:r>
+        <w:rPr>
+          <w:lang w:val="en_US" w:bidi="en_US"/>
+        </w:rPr>
         <w:t>Colossians 3:12–17</w:t>
       </w:r>
-      <w:r/>
-    </w:p>
-    <w:p>
-      <w:r/>
-      <w:r>
+      <w:r>
+        <w:rPr>
+          <w:lang w:val="en_US" w:bidi="en_US"/>
+        </w:rPr>
+      </w:r>
+    </w:p>
+    <w:p>
+      <w:pPr/>
+      <w:r>
+        <w:rPr>
+          <w:lang w:val="en_US" w:bidi="en_US"/>
+        </w:rPr>
+      </w:r>
+      <w:r>
+        <w:rPr>
+          <w:lang w:val="en_US" w:bidi="en_US"/>
+        </w:rPr>
         <w:t>Paul explains the new life of those who have been raised with Christ (</w:t>
       </w:r>
       <w:hyperlink r:id="rId86">
         <w:r>
           <w:rPr>
+            <w:lang w:val="en_US" w:bidi="en_US"/>
+          </w:rPr>
+          <w:rPr>
             <w:color w:val="0000EE"/>
             <w:u w:val="single"/>
           </w:rPr>
@@ -2805,31 +4974,65 @@
         </w:r>
       </w:hyperlink>
       <w:r>
+        <w:rPr>
+          <w:lang w:val="en_US" w:bidi="en_US"/>
+        </w:rPr>
         <w:t>). Their good qualities and actions contribute to the peace and strength of the Christian community.</w:t>
       </w:r>
-      <w:r/>
-      <w:r/>
-    </w:p>
-    <w:p>
-      <w:r/>
+      <w:r>
+        <w:rPr>
+          <w:lang w:val="en_US" w:bidi="en_US"/>
+        </w:rPr>
+      </w:r>
+      <w:r>
+        <w:rPr>
+          <w:lang w:val="en_US" w:bidi="en_US"/>
+        </w:rPr>
+      </w:r>
+    </w:p>
+    <w:p>
+      <w:pPr/>
+      <w:r>
+        <w:rPr>
+          <w:lang w:val="en_US" w:bidi="en_US"/>
+        </w:rPr>
+      </w:r>
     </w:p>
     <w:p>
       <w:pPr>
         <w:pStyle w:val="Heading2"/>
       </w:pPr>
       <w:r>
+        <w:rPr>
+          <w:lang w:val="en_US" w:bidi="en_US"/>
+        </w:rPr>
         <w:t>Colossians 3:15</w:t>
       </w:r>
-      <w:r/>
-    </w:p>
-    <w:p>
-      <w:r/>
-      <w:r>
+      <w:r>
+        <w:rPr>
+          <w:lang w:val="en_US" w:bidi="en_US"/>
+        </w:rPr>
+      </w:r>
+    </w:p>
+    <w:p>
+      <w:pPr/>
+      <w:r>
+        <w:rPr>
+          <w:lang w:val="en_US" w:bidi="en_US"/>
+        </w:rPr>
+      </w:r>
+      <w:r>
+        <w:rPr>
+          <w:lang w:val="en_US" w:bidi="en_US"/>
+        </w:rPr>
         <w:t xml:space="preserve">Just as Christ is one, there can only be one body of Christ (see </w:t>
       </w:r>
       <w:hyperlink r:id="rId87">
         <w:r>
           <w:rPr>
+            <w:lang w:val="en_US" w:bidi="en_US"/>
+          </w:rPr>
+          <w:rPr>
             <w:color w:val="0000EE"/>
             <w:u w:val="single"/>
           </w:rPr>
@@ -2837,11 +5040,17 @@
         </w:r>
       </w:hyperlink>
       <w:r>
+        <w:rPr>
+          <w:lang w:val="en_US" w:bidi="en_US"/>
+        </w:rPr>
         <w:t xml:space="preserve">; </w:t>
       </w:r>
       <w:hyperlink r:id="rId88">
         <w:r>
           <w:rPr>
+            <w:lang w:val="en_US" w:bidi="en_US"/>
+          </w:rPr>
+          <w:rPr>
             <w:color w:val="0000EE"/>
             <w:u w:val="single"/>
           </w:rPr>
@@ -2849,37 +5058,72 @@
         </w:r>
       </w:hyperlink>
       <w:r>
+        <w:rPr>
+          <w:lang w:val="en_US" w:bidi="en_US"/>
+        </w:rPr>
         <w:t>). Loyalty to Jesus as Lord should go beyond differences and lead to peace in our relationships.</w:t>
       </w:r>
-      <w:r/>
-      <w:r/>
-    </w:p>
-    <w:p>
-      <w:r/>
+      <w:r>
+        <w:rPr>
+          <w:lang w:val="en_US" w:bidi="en_US"/>
+        </w:rPr>
+      </w:r>
+      <w:r>
+        <w:rPr>
+          <w:lang w:val="en_US" w:bidi="en_US"/>
+        </w:rPr>
+      </w:r>
+    </w:p>
+    <w:p>
+      <w:pPr/>
+      <w:r>
+        <w:rPr>
+          <w:lang w:val="en_US" w:bidi="en_US"/>
+        </w:rPr>
+      </w:r>
     </w:p>
     <w:p>
       <w:pPr>
         <w:pStyle w:val="Heading2"/>
       </w:pPr>
       <w:r>
+        <w:rPr>
+          <w:lang w:val="en_US" w:bidi="en_US"/>
+        </w:rPr>
         <w:t>Colossians 3:16</w:t>
       </w:r>
-      <w:r/>
-    </w:p>
-    <w:p>
-      <w:r/>
+      <w:r>
+        <w:rPr>
+          <w:lang w:val="en_US" w:bidi="en_US"/>
+        </w:rPr>
+      </w:r>
+    </w:p>
+    <w:p>
+      <w:pPr/>
+      <w:r>
+        <w:rPr>
+          <w:lang w:val="en_US" w:bidi="en_US"/>
+        </w:rPr>
+      </w:r>
       <w:r>
         <w:rPr>
           <w:i/>
+          <w:lang w:val="en_US" w:bidi="en_US"/>
         </w:rPr>
         <w:t>Psalms, hymns, and spiritual songs</w:t>
       </w:r>
       <w:r>
+        <w:rPr>
+          <w:lang w:val="en_US" w:bidi="en_US"/>
+        </w:rPr>
         <w:t xml:space="preserve"> are for praise and worship (see </w:t>
       </w:r>
       <w:hyperlink r:id="rId89">
         <w:r>
           <w:rPr>
+            <w:lang w:val="en_US" w:bidi="en_US"/>
+          </w:rPr>
+          <w:rPr>
             <w:color w:val="0000EE"/>
             <w:u w:val="single"/>
           </w:rPr>
@@ -2887,11 +5131,17 @@
         </w:r>
       </w:hyperlink>
       <w:r>
+        <w:rPr>
+          <w:lang w:val="en_US" w:bidi="en_US"/>
+        </w:rPr>
         <w:t xml:space="preserve">; </w:t>
       </w:r>
       <w:hyperlink r:id="rId90">
         <w:r>
           <w:rPr>
+            <w:lang w:val="en_US" w:bidi="en_US"/>
+          </w:rPr>
+          <w:rPr>
             <w:color w:val="0000EE"/>
             <w:u w:val="single"/>
           </w:rPr>
@@ -2899,84 +5149,159 @@
         </w:r>
       </w:hyperlink>
       <w:r>
+        <w:rPr>
+          <w:lang w:val="en_US" w:bidi="en_US"/>
+        </w:rPr>
         <w:t>). The book of Psalms serves as the original example.</w:t>
       </w:r>
-      <w:r/>
-      <w:r/>
-    </w:p>
-    <w:p>
-      <w:r/>
+      <w:r>
+        <w:rPr>
+          <w:lang w:val="en_US" w:bidi="en_US"/>
+        </w:rPr>
+      </w:r>
+      <w:r>
+        <w:rPr>
+          <w:lang w:val="en_US" w:bidi="en_US"/>
+        </w:rPr>
+      </w:r>
+    </w:p>
+    <w:p>
+      <w:pPr/>
+      <w:r>
+        <w:rPr>
+          <w:lang w:val="en_US" w:bidi="en_US"/>
+        </w:rPr>
+      </w:r>
     </w:p>
     <w:p>
       <w:pPr>
         <w:pStyle w:val="Heading2"/>
       </w:pPr>
       <w:r>
+        <w:rPr>
+          <w:lang w:val="en_US" w:bidi="en_US"/>
+        </w:rPr>
         <w:t>Colossians 3:17</w:t>
       </w:r>
-      <w:r/>
-    </w:p>
-    <w:p>
-      <w:r/>
+      <w:r>
+        <w:rPr>
+          <w:lang w:val="en_US" w:bidi="en_US"/>
+        </w:rPr>
+      </w:r>
+    </w:p>
+    <w:p>
+      <w:pPr/>
+      <w:r>
+        <w:rPr>
+          <w:lang w:val="en_US" w:bidi="en_US"/>
+        </w:rPr>
+      </w:r>
       <w:r>
         <w:rPr>
           <w:i/>
+          <w:lang w:val="en_US" w:bidi="en_US"/>
         </w:rPr>
         <w:t>in the name of the Lord Jesus</w:t>
       </w:r>
       <w:r>
+        <w:rPr>
+          <w:lang w:val="en_US" w:bidi="en_US"/>
+        </w:rPr>
         <w:t xml:space="preserve">: In the Bible, a person's name represents that person. To do something </w:t>
       </w:r>
       <w:r>
         <w:rPr>
           <w:i/>
+          <w:lang w:val="en_US" w:bidi="en_US"/>
         </w:rPr>
         <w:t>in the name</w:t>
       </w:r>
       <w:r>
+        <w:rPr>
+          <w:lang w:val="en_US" w:bidi="en_US"/>
+        </w:rPr>
         <w:t xml:space="preserve"> </w:t>
       </w:r>
       <w:r>
         <w:rPr>
           <w:i/>
+          <w:lang w:val="en_US" w:bidi="en_US"/>
         </w:rPr>
         <w:t>of the Lord Jesus</w:t>
       </w:r>
       <w:r>
+        <w:rPr>
+          <w:lang w:val="en_US" w:bidi="en_US"/>
+        </w:rPr>
         <w:t xml:space="preserve"> means to act in a way that aligns with his identity and authority.</w:t>
       </w:r>
-      <w:r/>
-      <w:r/>
-    </w:p>
-    <w:p>
-      <w:r/>
+      <w:r>
+        <w:rPr>
+          <w:lang w:val="en_US" w:bidi="en_US"/>
+        </w:rPr>
+      </w:r>
+      <w:r>
+        <w:rPr>
+          <w:lang w:val="en_US" w:bidi="en_US"/>
+        </w:rPr>
+      </w:r>
+    </w:p>
+    <w:p>
+      <w:pPr/>
+      <w:r>
+        <w:rPr>
+          <w:lang w:val="en_US" w:bidi="en_US"/>
+        </w:rPr>
+      </w:r>
     </w:p>
     <w:p>
       <w:pPr>
         <w:pStyle w:val="Heading2"/>
       </w:pPr>
       <w:r>
+        <w:rPr>
+          <w:lang w:val="en_US" w:bidi="en_US"/>
+        </w:rPr>
         <w:t>Colossians 3:18</w:t>
       </w:r>
-      <w:r/>
-    </w:p>
-    <w:p>
-      <w:r/>
-      <w:r>
+      <w:r>
+        <w:rPr>
+          <w:lang w:val="en_US" w:bidi="en_US"/>
+        </w:rPr>
+      </w:r>
+    </w:p>
+    <w:p>
+      <w:pPr/>
+      <w:r>
+        <w:rPr>
+          <w:lang w:val="en_US" w:bidi="en_US"/>
+        </w:rPr>
+      </w:r>
+      <w:r>
+        <w:rPr>
+          <w:lang w:val="en_US" w:bidi="en_US"/>
+        </w:rPr>
         <w:t xml:space="preserve">To </w:t>
       </w:r>
       <w:r>
         <w:rPr>
           <w:i/>
+          <w:lang w:val="en_US" w:bidi="en_US"/>
         </w:rPr>
         <w:t>submit</w:t>
       </w:r>
       <w:r>
+        <w:rPr>
+          <w:lang w:val="en_US" w:bidi="en_US"/>
+        </w:rPr>
         <w:t xml:space="preserve"> means understanding your position below someone else in a society. This submission always suggests that God is at the top and his will is most important (see </w:t>
       </w:r>
       <w:hyperlink r:id="rId91">
         <w:r>
           <w:rPr>
+            <w:lang w:val="en_US" w:bidi="en_US"/>
+          </w:rPr>
+          <w:rPr>
             <w:color w:val="0000EE"/>
             <w:u w:val="single"/>
           </w:rPr>
@@ -2984,11 +5309,17 @@
         </w:r>
       </w:hyperlink>
       <w:r>
+        <w:rPr>
+          <w:lang w:val="en_US" w:bidi="en_US"/>
+        </w:rPr>
         <w:t xml:space="preserve">; </w:t>
       </w:r>
       <w:hyperlink r:id="rId92">
         <w:r>
           <w:rPr>
+            <w:lang w:val="en_US" w:bidi="en_US"/>
+          </w:rPr>
+          <w:rPr>
             <w:color w:val="0000EE"/>
             <w:u w:val="single"/>
           </w:rPr>
@@ -2996,40 +5327,78 @@
         </w:r>
       </w:hyperlink>
       <w:r>
+        <w:rPr>
+          <w:lang w:val="en_US" w:bidi="en_US"/>
+        </w:rPr>
         <w:t>).</w:t>
       </w:r>
-      <w:r/>
-      <w:r/>
-    </w:p>
-    <w:p>
-      <w:r/>
+      <w:r>
+        <w:rPr>
+          <w:lang w:val="en_US" w:bidi="en_US"/>
+        </w:rPr>
+      </w:r>
+      <w:r>
+        <w:rPr>
+          <w:lang w:val="en_US" w:bidi="en_US"/>
+        </w:rPr>
+      </w:r>
+    </w:p>
+    <w:p>
+      <w:pPr/>
+      <w:r>
+        <w:rPr>
+          <w:lang w:val="en_US" w:bidi="en_US"/>
+        </w:rPr>
+      </w:r>
     </w:p>
     <w:p>
       <w:pPr>
         <w:pStyle w:val="Heading2"/>
       </w:pPr>
       <w:r>
+        <w:rPr>
+          <w:lang w:val="en_US" w:bidi="en_US"/>
+        </w:rPr>
         <w:t>Colossians 3:18–4.1</w:t>
       </w:r>
-      <w:r/>
-    </w:p>
-    <w:p>
-      <w:r/>
-      <w:r>
+      <w:r>
+        <w:rPr>
+          <w:lang w:val="en_US" w:bidi="en_US"/>
+        </w:rPr>
+      </w:r>
+    </w:p>
+    <w:p>
+      <w:pPr/>
+      <w:r>
+        <w:rPr>
+          <w:lang w:val="en_US" w:bidi="en_US"/>
+        </w:rPr>
+      </w:r>
+      <w:r>
+        <w:rPr>
+          <w:lang w:val="en_US" w:bidi="en_US"/>
+        </w:rPr>
         <w:t xml:space="preserve">This series of teachings is called a </w:t>
       </w:r>
       <w:r>
         <w:rPr>
           <w:i/>
+          <w:lang w:val="en_US" w:bidi="en_US"/>
         </w:rPr>
         <w:t>household code.</w:t>
       </w:r>
       <w:r>
+        <w:rPr>
+          <w:lang w:val="en_US" w:bidi="en_US"/>
+        </w:rPr>
         <w:t xml:space="preserve"> Paul instructs wives (</w:t>
       </w:r>
       <w:hyperlink r:id="rId93">
         <w:r>
           <w:rPr>
+            <w:lang w:val="en_US" w:bidi="en_US"/>
+          </w:rPr>
+          <w:rPr>
             <w:color w:val="0000EE"/>
             <w:u w:val="single"/>
           </w:rPr>
@@ -3037,11 +5406,17 @@
         </w:r>
       </w:hyperlink>
       <w:r>
+        <w:rPr>
+          <w:lang w:val="en_US" w:bidi="en_US"/>
+        </w:rPr>
         <w:t>), husbands (</w:t>
       </w:r>
       <w:hyperlink r:id="rId94">
         <w:r>
           <w:rPr>
+            <w:lang w:val="en_US" w:bidi="en_US"/>
+          </w:rPr>
+          <w:rPr>
             <w:color w:val="0000EE"/>
             <w:u w:val="single"/>
           </w:rPr>
@@ -3049,11 +5424,17 @@
         </w:r>
       </w:hyperlink>
       <w:r>
+        <w:rPr>
+          <w:lang w:val="en_US" w:bidi="en_US"/>
+        </w:rPr>
         <w:t>), children (</w:t>
       </w:r>
       <w:hyperlink r:id="rId95">
         <w:r>
           <w:rPr>
+            <w:lang w:val="en_US" w:bidi="en_US"/>
+          </w:rPr>
+          <w:rPr>
             <w:color w:val="0000EE"/>
             <w:u w:val="single"/>
           </w:rPr>
@@ -3061,11 +5442,17 @@
         </w:r>
       </w:hyperlink>
       <w:r>
+        <w:rPr>
+          <w:lang w:val="en_US" w:bidi="en_US"/>
+        </w:rPr>
         <w:t>), fathers (</w:t>
       </w:r>
       <w:hyperlink r:id="rId96">
         <w:r>
           <w:rPr>
+            <w:lang w:val="en_US" w:bidi="en_US"/>
+          </w:rPr>
+          <w:rPr>
             <w:color w:val="0000EE"/>
             <w:u w:val="single"/>
           </w:rPr>
@@ -3073,11 +5460,17 @@
         </w:r>
       </w:hyperlink>
       <w:r>
+        <w:rPr>
+          <w:lang w:val="en_US" w:bidi="en_US"/>
+        </w:rPr>
         <w:t>), slaves (</w:t>
       </w:r>
       <w:hyperlink r:id="rId97">
         <w:r>
           <w:rPr>
+            <w:lang w:val="en_US" w:bidi="en_US"/>
+          </w:rPr>
+          <w:rPr>
             <w:color w:val="0000EE"/>
             <w:u w:val="single"/>
           </w:rPr>
@@ -3085,11 +5478,17 @@
         </w:r>
       </w:hyperlink>
       <w:r>
+        <w:rPr>
+          <w:lang w:val="en_US" w:bidi="en_US"/>
+        </w:rPr>
         <w:t>), and masters (</w:t>
       </w:r>
       <w:hyperlink r:id="rId98">
         <w:r>
           <w:rPr>
+            <w:lang w:val="en_US" w:bidi="en_US"/>
+          </w:rPr>
+          <w:rPr>
             <w:color w:val="0000EE"/>
             <w:u w:val="single"/>
           </w:rPr>
@@ -3097,11 +5496,17 @@
         </w:r>
       </w:hyperlink>
       <w:r>
+        <w:rPr>
+          <w:lang w:val="en_US" w:bidi="en_US"/>
+        </w:rPr>
         <w:t xml:space="preserve">). Similar codes are found in Greco-Roman writings and other parts of the New Testament (see </w:t>
       </w:r>
       <w:hyperlink r:id="rId99">
         <w:r>
           <w:rPr>
+            <w:lang w:val="en_US" w:bidi="en_US"/>
+          </w:rPr>
+          <w:rPr>
             <w:color w:val="0000EE"/>
             <w:u w:val="single"/>
           </w:rPr>
@@ -3109,11 +5514,17 @@
         </w:r>
       </w:hyperlink>
       <w:r>
+        <w:rPr>
+          <w:lang w:val="en_US" w:bidi="en_US"/>
+        </w:rPr>
         <w:t xml:space="preserve">; </w:t>
       </w:r>
       <w:hyperlink r:id="rId100">
         <w:r>
           <w:rPr>
+            <w:lang w:val="en_US" w:bidi="en_US"/>
+          </w:rPr>
+          <w:rPr>
             <w:color w:val="0000EE"/>
             <w:u w:val="single"/>
           </w:rPr>
@@ -3121,31 +5532,65 @@
         </w:r>
       </w:hyperlink>
       <w:r>
+        <w:rPr>
+          <w:lang w:val="en_US" w:bidi="en_US"/>
+        </w:rPr>
         <w:t>).</w:t>
       </w:r>
-      <w:r/>
-      <w:r/>
-    </w:p>
-    <w:p>
-      <w:r/>
+      <w:r>
+        <w:rPr>
+          <w:lang w:val="en_US" w:bidi="en_US"/>
+        </w:rPr>
+      </w:r>
+      <w:r>
+        <w:rPr>
+          <w:lang w:val="en_US" w:bidi="en_US"/>
+        </w:rPr>
+      </w:r>
+    </w:p>
+    <w:p>
+      <w:pPr/>
+      <w:r>
+        <w:rPr>
+          <w:lang w:val="en_US" w:bidi="en_US"/>
+        </w:rPr>
+      </w:r>
     </w:p>
     <w:p>
       <w:pPr>
         <w:pStyle w:val="Heading2"/>
       </w:pPr>
       <w:r>
+        <w:rPr>
+          <w:lang w:val="en_US" w:bidi="en_US"/>
+        </w:rPr>
         <w:t>Colossians 3:19</w:t>
       </w:r>
-      <w:r/>
-    </w:p>
-    <w:p>
-      <w:r/>
-      <w:r>
+      <w:r>
+        <w:rPr>
+          <w:lang w:val="en_US" w:bidi="en_US"/>
+        </w:rPr>
+      </w:r>
+    </w:p>
+    <w:p>
+      <w:pPr/>
+      <w:r>
+        <w:rPr>
+          <w:lang w:val="en_US" w:bidi="en_US"/>
+        </w:rPr>
+      </w:r>
+      <w:r>
+        <w:rPr>
+          <w:lang w:val="en_US" w:bidi="en_US"/>
+        </w:rPr>
         <w:t xml:space="preserve">After instructing wives to submit to their husbands, the Paul encourages husbands to love their wives (see also </w:t>
       </w:r>
       <w:hyperlink r:id="rId101">
         <w:r>
           <w:rPr>
+            <w:lang w:val="en_US" w:bidi="en_US"/>
+          </w:rPr>
+          <w:rPr>
             <w:color w:val="0000EE"/>
             <w:u w:val="single"/>
           </w:rPr>
@@ -3153,11 +5598,17 @@
         </w:r>
       </w:hyperlink>
       <w:r>
+        <w:rPr>
+          <w:lang w:val="en_US" w:bidi="en_US"/>
+        </w:rPr>
         <w:t xml:space="preserve">; </w:t>
       </w:r>
       <w:hyperlink r:id="rId102">
         <w:r>
           <w:rPr>
+            <w:lang w:val="en_US" w:bidi="en_US"/>
+          </w:rPr>
+          <w:rPr>
             <w:color w:val="0000EE"/>
             <w:u w:val="single"/>
           </w:rPr>
@@ -3165,22 +5616,45 @@
         </w:r>
       </w:hyperlink>
       <w:r>
+        <w:rPr>
+          <w:lang w:val="en_US" w:bidi="en_US"/>
+        </w:rPr>
         <w:t>).</w:t>
       </w:r>
-      <w:r/>
-      <w:r/>
-    </w:p>
-    <w:p>
-      <w:r/>
+      <w:r>
+        <w:rPr>
+          <w:lang w:val="en_US" w:bidi="en_US"/>
+        </w:rPr>
+      </w:r>
+      <w:r>
+        <w:rPr>
+          <w:lang w:val="en_US" w:bidi="en_US"/>
+        </w:rPr>
+      </w:r>
+    </w:p>
+    <w:p>
+      <w:pPr/>
+      <w:r>
+        <w:rPr>
+          <w:lang w:val="en_US" w:bidi="en_US"/>
+        </w:rPr>
+      </w:r>
     </w:p>
     <w:p>
       <w:pPr>
         <w:pStyle w:val="Heading2"/>
       </w:pPr>
       <w:r>
+        <w:rPr>
+          <w:lang w:val="en_US" w:bidi="en_US"/>
+        </w:rPr>
         <w:t>Colossians 3:22–24</w:t>
       </w:r>
-      <w:r/>
+      <w:r>
+        <w:rPr>
+          <w:lang w:val="en_US" w:bidi="en_US"/>
+        </w:rPr>
+      </w:r>
     </w:p>
     <w:p>
       <w:pPr>
@@ -3188,13 +5662,23 @@
         <w:spacing w:line="240" w:lineRule="auto"/>
         <w:ind w:left="720"/>
       </w:pPr>
-      <w:r/>
-      <w:r>
+      <w:r>
+        <w:rPr>
+          <w:lang w:val="en_US" w:bidi="en_US"/>
+        </w:rPr>
+      </w:r>
+      <w:r>
+        <w:rPr>
+          <w:lang w:val="en_US" w:bidi="en_US"/>
+        </w:rPr>
         <w:t xml:space="preserve">Slaves have masters on earth they must obey. Slavery was central to life and the economy in the ancient world. The New Testament does not directly oppose slavery. Yet, Christian faith creates relationships that change the nature of the social structure (see </w:t>
       </w:r>
       <w:hyperlink r:id="rId103">
         <w:r>
           <w:rPr>
+            <w:lang w:val="en_US" w:bidi="en_US"/>
+          </w:rPr>
+          <w:rPr>
             <w:color w:val="0000EE"/>
             <w:u w:val="single"/>
           </w:rPr>
@@ -3202,6 +5686,9 @@
         </w:r>
       </w:hyperlink>
       <w:r>
+        <w:rPr>
+          <w:lang w:val="en_US" w:bidi="en_US"/>
+        </w:rPr>
         <w:t xml:space="preserve">). </w:t>
       </w:r>
     </w:p>
@@ -3211,71 +5698,140 @@
         <w:spacing w:line="240" w:lineRule="auto"/>
         <w:ind w:left="720"/>
       </w:pPr>
-      <w:r/>
+      <w:r>
+        <w:rPr>
+          <w:lang w:val="en_US" w:bidi="en_US"/>
+        </w:rPr>
+      </w:r>
       <w:r>
         <w:rPr>
           <w:i/>
+          <w:lang w:val="en_US" w:bidi="en_US"/>
         </w:rPr>
         <w:t>It is the Lord Christ you are serving</w:t>
       </w:r>
       <w:r>
+        <w:rPr>
+          <w:lang w:val="en_US" w:bidi="en_US"/>
+        </w:rPr>
         <w:t>: All Christians, whether slave or free, serve a higher Master. His will is most important.</w:t>
       </w:r>
-      <w:r/>
-      <w:r/>
-    </w:p>
-    <w:p>
-      <w:r/>
+      <w:r>
+        <w:rPr>
+          <w:lang w:val="en_US" w:bidi="en_US"/>
+        </w:rPr>
+      </w:r>
+      <w:r>
+        <w:rPr>
+          <w:lang w:val="en_US" w:bidi="en_US"/>
+        </w:rPr>
+      </w:r>
+    </w:p>
+    <w:p>
+      <w:pPr/>
+      <w:r>
+        <w:rPr>
+          <w:lang w:val="en_US" w:bidi="en_US"/>
+        </w:rPr>
+      </w:r>
     </w:p>
     <w:p>
       <w:pPr>
         <w:pStyle w:val="Heading2"/>
       </w:pPr>
       <w:r>
+        <w:rPr>
+          <w:lang w:val="en_US" w:bidi="en_US"/>
+        </w:rPr>
         <w:t>Colossians 4:1</w:t>
       </w:r>
-      <w:r/>
-    </w:p>
-    <w:p>
-      <w:r/>
+      <w:r>
+        <w:rPr>
+          <w:lang w:val="en_US" w:bidi="en_US"/>
+        </w:rPr>
+      </w:r>
+    </w:p>
+    <w:p>
+      <w:pPr/>
+      <w:r>
+        <w:rPr>
+          <w:lang w:val="en_US" w:bidi="en_US"/>
+        </w:rPr>
+      </w:r>
       <w:r>
         <w:rPr>
           <w:i/>
+          <w:lang w:val="en_US" w:bidi="en_US"/>
         </w:rPr>
         <w:t>Masters</w:t>
       </w:r>
       <w:r>
+        <w:rPr>
+          <w:lang w:val="en_US" w:bidi="en_US"/>
+        </w:rPr>
         <w:t>: Christian slave owners needed to understand that they were also slaves who had to obey Jesus Christ, their Master in heaven. He treats everyone with dignity and kindness.</w:t>
       </w:r>
-      <w:r/>
-      <w:r/>
-    </w:p>
-    <w:p>
-      <w:r/>
+      <w:r>
+        <w:rPr>
+          <w:lang w:val="en_US" w:bidi="en_US"/>
+        </w:rPr>
+      </w:r>
+      <w:r>
+        <w:rPr>
+          <w:lang w:val="en_US" w:bidi="en_US"/>
+        </w:rPr>
+      </w:r>
+    </w:p>
+    <w:p>
+      <w:pPr/>
+      <w:r>
+        <w:rPr>
+          <w:lang w:val="en_US" w:bidi="en_US"/>
+        </w:rPr>
+      </w:r>
     </w:p>
     <w:p>
       <w:pPr>
         <w:pStyle w:val="Heading2"/>
       </w:pPr>
       <w:r>
+        <w:rPr>
+          <w:lang w:val="en_US" w:bidi="en_US"/>
+        </w:rPr>
         <w:t>Colossians 4:2</w:t>
       </w:r>
-      <w:r/>
-    </w:p>
-    <w:p>
-      <w:r/>
+      <w:r>
+        <w:rPr>
+          <w:lang w:val="en_US" w:bidi="en_US"/>
+        </w:rPr>
+      </w:r>
+    </w:p>
+    <w:p>
+      <w:pPr/>
+      <w:r>
+        <w:rPr>
+          <w:lang w:val="en_US" w:bidi="en_US"/>
+        </w:rPr>
+      </w:r>
       <w:r>
         <w:rPr>
           <w:i/>
+          <w:lang w:val="en_US" w:bidi="en_US"/>
         </w:rPr>
         <w:t>being watchful</w:t>
       </w:r>
       <w:r>
+        <w:rPr>
+          <w:lang w:val="en_US" w:bidi="en_US"/>
+        </w:rPr>
         <w:t>: The Greek verb for this phrase in the New Testament emphasizes the need for Christians to stay watchful because Christ will return (</w:t>
       </w:r>
       <w:hyperlink r:id="rId104">
         <w:r>
           <w:rPr>
+            <w:lang w:val="en_US" w:bidi="en_US"/>
+          </w:rPr>
+          <w:rPr>
             <w:color w:val="0000EE"/>
             <w:u w:val="single"/>
           </w:rPr>
@@ -3283,11 +5839,17 @@
         </w:r>
       </w:hyperlink>
       <w:r>
+        <w:rPr>
+          <w:lang w:val="en_US" w:bidi="en_US"/>
+        </w:rPr>
         <w:t xml:space="preserve">; </w:t>
       </w:r>
       <w:hyperlink r:id="rId105">
         <w:r>
           <w:rPr>
+            <w:lang w:val="en_US" w:bidi="en_US"/>
+          </w:rPr>
+          <w:rPr>
             <w:color w:val="0000EE"/>
             <w:u w:val="single"/>
           </w:rPr>
@@ -3295,11 +5857,17 @@
         </w:r>
       </w:hyperlink>
       <w:r>
+        <w:rPr>
+          <w:lang w:val="en_US" w:bidi="en_US"/>
+        </w:rPr>
         <w:t xml:space="preserve">; </w:t>
       </w:r>
       <w:hyperlink r:id="rId106">
         <w:r>
           <w:rPr>
+            <w:lang w:val="en_US" w:bidi="en_US"/>
+          </w:rPr>
+          <w:rPr>
             <w:color w:val="0000EE"/>
             <w:u w:val="single"/>
           </w:rPr>
@@ -3307,11 +5875,17 @@
         </w:r>
       </w:hyperlink>
       <w:r>
+        <w:rPr>
+          <w:lang w:val="en_US" w:bidi="en_US"/>
+        </w:rPr>
         <w:t xml:space="preserve">, </w:t>
       </w:r>
       <w:hyperlink r:id="rId107">
         <w:r>
           <w:rPr>
+            <w:lang w:val="en_US" w:bidi="en_US"/>
+          </w:rPr>
+          <w:rPr>
             <w:color w:val="0000EE"/>
             <w:u w:val="single"/>
           </w:rPr>
@@ -3319,11 +5893,17 @@
         </w:r>
       </w:hyperlink>
       <w:r>
+        <w:rPr>
+          <w:lang w:val="en_US" w:bidi="en_US"/>
+        </w:rPr>
         <w:t xml:space="preserve">; </w:t>
       </w:r>
       <w:hyperlink r:id="rId108">
         <w:r>
           <w:rPr>
+            <w:lang w:val="en_US" w:bidi="en_US"/>
+          </w:rPr>
+          <w:rPr>
             <w:color w:val="0000EE"/>
             <w:u w:val="single"/>
           </w:rPr>
@@ -3331,11 +5911,17 @@
         </w:r>
       </w:hyperlink>
       <w:r>
+        <w:rPr>
+          <w:lang w:val="en_US" w:bidi="en_US"/>
+        </w:rPr>
         <w:t xml:space="preserve">; </w:t>
       </w:r>
       <w:hyperlink r:id="rId109">
         <w:r>
           <w:rPr>
+            <w:lang w:val="en_US" w:bidi="en_US"/>
+          </w:rPr>
+          <w:rPr>
             <w:color w:val="0000EE"/>
             <w:u w:val="single"/>
           </w:rPr>
@@ -3343,11 +5929,17 @@
         </w:r>
       </w:hyperlink>
       <w:r>
+        <w:rPr>
+          <w:lang w:val="en_US" w:bidi="en_US"/>
+        </w:rPr>
         <w:t xml:space="preserve">; </w:t>
       </w:r>
       <w:hyperlink r:id="rId110">
         <w:r>
           <w:rPr>
+            <w:lang w:val="en_US" w:bidi="en_US"/>
+          </w:rPr>
+          <w:rPr>
             <w:color w:val="0000EE"/>
             <w:u w:val="single"/>
           </w:rPr>
@@ -3355,42 +5947,93 @@
         </w:r>
       </w:hyperlink>
       <w:r>
+        <w:rPr>
+          <w:lang w:val="en_US" w:bidi="en_US"/>
+        </w:rPr>
         <w:t>).</w:t>
       </w:r>
-      <w:r/>
-      <w:r/>
-    </w:p>
-    <w:p>
-      <w:r/>
+      <w:r>
+        <w:rPr>
+          <w:lang w:val="en_US" w:bidi="en_US"/>
+        </w:rPr>
+      </w:r>
+      <w:r>
+        <w:rPr>
+          <w:lang w:val="en_US" w:bidi="en_US"/>
+        </w:rPr>
+      </w:r>
+    </w:p>
+    <w:p>
+      <w:pPr/>
+      <w:r>
+        <w:rPr>
+          <w:lang w:val="en_US" w:bidi="en_US"/>
+        </w:rPr>
+      </w:r>
     </w:p>
     <w:p>
       <w:pPr>
         <w:pStyle w:val="Heading2"/>
       </w:pPr>
       <w:r>
+        <w:rPr>
+          <w:lang w:val="en_US" w:bidi="en_US"/>
+        </w:rPr>
         <w:t>Colossians 4:2–6</w:t>
       </w:r>
-      <w:r/>
-    </w:p>
-    <w:p>
-      <w:r/>
-      <w:r>
+      <w:r>
+        <w:rPr>
+          <w:lang w:val="en_US" w:bidi="en_US"/>
+        </w:rPr>
+      </w:r>
+    </w:p>
+    <w:p>
+      <w:pPr/>
+      <w:r>
+        <w:rPr>
+          <w:lang w:val="en_US" w:bidi="en_US"/>
+        </w:rPr>
+      </w:r>
+      <w:r>
+        <w:rPr>
+          <w:lang w:val="en_US" w:bidi="en_US"/>
+        </w:rPr>
         <w:t>New Testament letters often end by encouraging readers to pray and requests for their prayers.</w:t>
       </w:r>
-      <w:r/>
-      <w:r/>
-    </w:p>
-    <w:p>
-      <w:r/>
+      <w:r>
+        <w:rPr>
+          <w:lang w:val="en_US" w:bidi="en_US"/>
+        </w:rPr>
+      </w:r>
+      <w:r>
+        <w:rPr>
+          <w:lang w:val="en_US" w:bidi="en_US"/>
+        </w:rPr>
+      </w:r>
+    </w:p>
+    <w:p>
+      <w:pPr/>
+      <w:r>
+        <w:rPr>
+          <w:lang w:val="en_US" w:bidi="en_US"/>
+        </w:rPr>
+      </w:r>
     </w:p>
     <w:p>
       <w:pPr>
         <w:pStyle w:val="Heading2"/>
       </w:pPr>
       <w:r>
+        <w:rPr>
+          <w:lang w:val="en_US" w:bidi="en_US"/>
+        </w:rPr>
         <w:t>Colossians 4:3</w:t>
       </w:r>
-      <w:r/>
+      <w:r>
+        <w:rPr>
+          <w:lang w:val="en_US" w:bidi="en_US"/>
+        </w:rPr>
+      </w:r>
     </w:p>
     <w:p>
       <w:pPr>
@@ -3398,19 +6041,30 @@
         <w:spacing w:line="240" w:lineRule="auto"/>
         <w:ind w:left="720"/>
       </w:pPr>
-      <w:r/>
+      <w:r>
+        <w:rPr>
+          <w:lang w:val="en_US" w:bidi="en_US"/>
+        </w:rPr>
+      </w:r>
       <w:r>
         <w:rPr>
           <w:i/>
+          <w:lang w:val="en_US" w:bidi="en_US"/>
         </w:rPr>
         <w:t>God may open to us a door for the word</w:t>
       </w:r>
       <w:r>
+        <w:rPr>
+          <w:lang w:val="en_US" w:bidi="en_US"/>
+        </w:rPr>
         <w:t xml:space="preserve">: An open door symbolizes an opportunity to share the good news (see also </w:t>
       </w:r>
       <w:hyperlink r:id="rId111">
         <w:r>
           <w:rPr>
+            <w:lang w:val="en_US" w:bidi="en_US"/>
+          </w:rPr>
+          <w:rPr>
             <w:color w:val="0000EE"/>
             <w:u w:val="single"/>
           </w:rPr>
@@ -3418,11 +6072,17 @@
         </w:r>
       </w:hyperlink>
       <w:r>
+        <w:rPr>
+          <w:lang w:val="en_US" w:bidi="en_US"/>
+        </w:rPr>
         <w:t xml:space="preserve">; </w:t>
       </w:r>
       <w:hyperlink r:id="rId112">
         <w:r>
           <w:rPr>
+            <w:lang w:val="en_US" w:bidi="en_US"/>
+          </w:rPr>
+          <w:rPr>
             <w:color w:val="0000EE"/>
             <w:u w:val="single"/>
           </w:rPr>
@@ -3430,11 +6090,17 @@
         </w:r>
       </w:hyperlink>
       <w:r>
+        <w:rPr>
+          <w:lang w:val="en_US" w:bidi="en_US"/>
+        </w:rPr>
         <w:t xml:space="preserve">; </w:t>
       </w:r>
       <w:hyperlink r:id="rId113">
         <w:r>
           <w:rPr>
+            <w:lang w:val="en_US" w:bidi="en_US"/>
+          </w:rPr>
+          <w:rPr>
             <w:color w:val="0000EE"/>
             <w:u w:val="single"/>
           </w:rPr>
@@ -3442,6 +6108,9 @@
         </w:r>
       </w:hyperlink>
       <w:r>
+        <w:rPr>
+          <w:lang w:val="en_US" w:bidi="en_US"/>
+        </w:rPr>
         <w:t xml:space="preserve">). </w:t>
       </w:r>
     </w:p>
@@ -3451,19 +6120,30 @@
         <w:spacing w:line="240" w:lineRule="auto"/>
         <w:ind w:left="720"/>
       </w:pPr>
-      <w:r/>
+      <w:r>
+        <w:rPr>
+          <w:lang w:val="en_US" w:bidi="en_US"/>
+        </w:rPr>
+      </w:r>
       <w:r>
         <w:rPr>
           <w:i/>
+          <w:lang w:val="en_US" w:bidi="en_US"/>
         </w:rPr>
         <w:t>the mystery of Christ</w:t>
       </w:r>
       <w:r>
+        <w:rPr>
+          <w:lang w:val="en_US" w:bidi="en_US"/>
+        </w:rPr>
         <w:t xml:space="preserve">: See </w:t>
       </w:r>
       <w:hyperlink r:id="rId114">
         <w:r>
           <w:rPr>
+            <w:lang w:val="en_US" w:bidi="en_US"/>
+          </w:rPr>
+          <w:rPr>
             <w:color w:val="0000EE"/>
             <w:u w:val="single"/>
           </w:rPr>
@@ -3471,11 +6151,17 @@
         </w:r>
       </w:hyperlink>
       <w:r>
+        <w:rPr>
+          <w:lang w:val="en_US" w:bidi="en_US"/>
+        </w:rPr>
         <w:t xml:space="preserve">; </w:t>
       </w:r>
       <w:hyperlink r:id="rId115">
         <w:r>
           <w:rPr>
+            <w:lang w:val="en_US" w:bidi="en_US"/>
+          </w:rPr>
+          <w:rPr>
             <w:color w:val="0000EE"/>
             <w:u w:val="single"/>
           </w:rPr>
@@ -3483,6 +6169,9 @@
         </w:r>
       </w:hyperlink>
       <w:r>
+        <w:rPr>
+          <w:lang w:val="en_US" w:bidi="en_US"/>
+        </w:rPr>
         <w:t xml:space="preserve">. </w:t>
       </w:r>
     </w:p>
@@ -3492,86 +6181,165 @@
         <w:spacing w:line="240" w:lineRule="auto"/>
         <w:ind w:left="720"/>
       </w:pPr>
-      <w:r/>
+      <w:r>
+        <w:rPr>
+          <w:lang w:val="en_US" w:bidi="en_US"/>
+        </w:rPr>
+      </w:r>
       <w:r>
         <w:rPr>
           <w:i/>
+          <w:lang w:val="en_US" w:bidi="en_US"/>
         </w:rPr>
         <w:t>for which I am in chains</w:t>
       </w:r>
       <w:r>
+        <w:rPr>
+          <w:lang w:val="en_US" w:bidi="en_US"/>
+        </w:rPr>
         <w:t xml:space="preserve">: Paul's commitment to spreading the good news led to his imprisonment (see </w:t>
       </w:r>
       <w:r>
+        <w:rPr>
+          <w:lang w:val="en_US" w:bidi="en_US"/>
+        </w:rPr>
         <w:t>Colossians Book Introduction</w:t>
       </w:r>
       <w:r>
+        <w:rPr>
+          <w:lang w:val="en_US" w:bidi="en_US"/>
+        </w:rPr>
         <w:t>, “Date and Occasion of Writing”).</w:t>
       </w:r>
-      <w:r/>
-      <w:r/>
-    </w:p>
-    <w:p>
-      <w:r/>
+      <w:r>
+        <w:rPr>
+          <w:lang w:val="en_US" w:bidi="en_US"/>
+        </w:rPr>
+      </w:r>
+      <w:r>
+        <w:rPr>
+          <w:lang w:val="en_US" w:bidi="en_US"/>
+        </w:rPr>
+      </w:r>
+    </w:p>
+    <w:p>
+      <w:pPr/>
+      <w:r>
+        <w:rPr>
+          <w:lang w:val="en_US" w:bidi="en_US"/>
+        </w:rPr>
+      </w:r>
     </w:p>
     <w:p>
       <w:pPr>
         <w:pStyle w:val="Heading2"/>
       </w:pPr>
       <w:r>
+        <w:rPr>
+          <w:lang w:val="en_US" w:bidi="en_US"/>
+        </w:rPr>
         <w:t>Colossians 4:5</w:t>
       </w:r>
-      <w:r/>
-    </w:p>
-    <w:p>
-      <w:r/>
+      <w:r>
+        <w:rPr>
+          <w:lang w:val="en_US" w:bidi="en_US"/>
+        </w:rPr>
+      </w:r>
+    </w:p>
+    <w:p>
+      <w:pPr/>
+      <w:r>
+        <w:rPr>
+          <w:lang w:val="en_US" w:bidi="en_US"/>
+        </w:rPr>
+      </w:r>
       <w:r>
         <w:rPr>
           <w:i/>
+          <w:lang w:val="en_US" w:bidi="en_US"/>
         </w:rPr>
         <w:t>redeeming the time</w:t>
       </w:r>
       <w:r>
+        <w:rPr>
+          <w:lang w:val="en_US" w:bidi="en_US"/>
+        </w:rPr>
         <w:t xml:space="preserve"> (literally </w:t>
       </w:r>
       <w:r>
         <w:rPr>
           <w:i/>
+          <w:lang w:val="en_US" w:bidi="en_US"/>
         </w:rPr>
         <w:t>buy up the time</w:t>
       </w:r>
       <w:r>
+        <w:rPr>
+          <w:lang w:val="en_US" w:bidi="en_US"/>
+        </w:rPr>
         <w:t>): Just like people buy up a product at a good price, Christians should take advantage of every opportunity God gives them to share the good news and serve others.</w:t>
       </w:r>
-      <w:r/>
-      <w:r/>
-    </w:p>
-    <w:p>
-      <w:r/>
+      <w:r>
+        <w:rPr>
+          <w:lang w:val="en_US" w:bidi="en_US"/>
+        </w:rPr>
+      </w:r>
+      <w:r>
+        <w:rPr>
+          <w:lang w:val="en_US" w:bidi="en_US"/>
+        </w:rPr>
+      </w:r>
+    </w:p>
+    <w:p>
+      <w:pPr/>
+      <w:r>
+        <w:rPr>
+          <w:lang w:val="en_US" w:bidi="en_US"/>
+        </w:rPr>
+      </w:r>
     </w:p>
     <w:p>
       <w:pPr>
         <w:pStyle w:val="Heading2"/>
       </w:pPr>
       <w:r>
+        <w:rPr>
+          <w:lang w:val="en_US" w:bidi="en_US"/>
+        </w:rPr>
         <w:t>Colossians 4:6</w:t>
       </w:r>
-      <w:r/>
-    </w:p>
-    <w:p>
-      <w:r/>
+      <w:r>
+        <w:rPr>
+          <w:lang w:val="en_US" w:bidi="en_US"/>
+        </w:rPr>
+      </w:r>
+    </w:p>
+    <w:p>
+      <w:pPr/>
+      <w:r>
+        <w:rPr>
+          <w:lang w:val="en_US" w:bidi="en_US"/>
+        </w:rPr>
+      </w:r>
       <w:r>
         <w:rPr>
           <w:i/>
+          <w:lang w:val="en_US" w:bidi="en_US"/>
         </w:rPr>
         <w:t>seasoned with salt</w:t>
       </w:r>
       <w:r>
+        <w:rPr>
+          <w:lang w:val="en_US" w:bidi="en_US"/>
+        </w:rPr>
         <w:t xml:space="preserve">: Salt is both a seasoning and a preservative (see </w:t>
       </w:r>
       <w:hyperlink r:id="rId116">
         <w:r>
           <w:rPr>
+            <w:lang w:val="en_US" w:bidi="en_US"/>
+          </w:rPr>
+          <w:rPr>
             <w:color w:val="0000EE"/>
             <w:u w:val="single"/>
           </w:rPr>
@@ -3579,40 +6347,78 @@
         </w:r>
       </w:hyperlink>
       <w:r>
+        <w:rPr>
+          <w:lang w:val="en_US" w:bidi="en_US"/>
+        </w:rPr>
         <w:t xml:space="preserve">). Paul might be encouraging Christians to speak to non-believers with well-chosen and appealing words. The Jewish rabbis sometimes referred to wisdom as </w:t>
       </w:r>
       <w:r>
         <w:rPr>
           <w:i/>
+          <w:lang w:val="en_US" w:bidi="en_US"/>
         </w:rPr>
         <w:t>salt,</w:t>
       </w:r>
       <w:r>
+        <w:rPr>
+          <w:lang w:val="en_US" w:bidi="en_US"/>
+        </w:rPr>
         <w:t xml:space="preserve"> so Paul might also be urging Christians to speak wisely.</w:t>
       </w:r>
-      <w:r/>
-      <w:r/>
-    </w:p>
-    <w:p>
-      <w:r/>
+      <w:r>
+        <w:rPr>
+          <w:lang w:val="en_US" w:bidi="en_US"/>
+        </w:rPr>
+      </w:r>
+      <w:r>
+        <w:rPr>
+          <w:lang w:val="en_US" w:bidi="en_US"/>
+        </w:rPr>
+      </w:r>
+    </w:p>
+    <w:p>
+      <w:pPr/>
+      <w:r>
+        <w:rPr>
+          <w:lang w:val="en_US" w:bidi="en_US"/>
+        </w:rPr>
+      </w:r>
     </w:p>
     <w:p>
       <w:pPr>
         <w:pStyle w:val="Heading2"/>
       </w:pPr>
       <w:r>
+        <w:rPr>
+          <w:lang w:val="en_US" w:bidi="en_US"/>
+        </w:rPr>
         <w:t>Colossians 4:7</w:t>
       </w:r>
-      <w:r/>
-    </w:p>
-    <w:p>
-      <w:r/>
-      <w:r>
+      <w:r>
+        <w:rPr>
+          <w:lang w:val="en_US" w:bidi="en_US"/>
+        </w:rPr>
+      </w:r>
+    </w:p>
+    <w:p>
+      <w:pPr/>
+      <w:r>
+        <w:rPr>
+          <w:lang w:val="en_US" w:bidi="en_US"/>
+        </w:rPr>
+      </w:r>
+      <w:r>
+        <w:rPr>
+          <w:lang w:val="en_US" w:bidi="en_US"/>
+        </w:rPr>
         <w:t>Tychicus came from the province of Asia, where Colossae was (</w:t>
       </w:r>
       <w:hyperlink r:id="rId117">
         <w:r>
           <w:rPr>
+            <w:lang w:val="en_US" w:bidi="en_US"/>
+          </w:rPr>
+          <w:rPr>
             <w:color w:val="0000EE"/>
             <w:u w:val="single"/>
           </w:rPr>
@@ -3620,11 +6426,17 @@
         </w:r>
       </w:hyperlink>
       <w:r>
+        <w:rPr>
+          <w:lang w:val="en_US" w:bidi="en_US"/>
+        </w:rPr>
         <w:t>). He worked with Paul especially in that area (</w:t>
       </w:r>
       <w:hyperlink r:id="rId118">
         <w:r>
           <w:rPr>
+            <w:lang w:val="en_US" w:bidi="en_US"/>
+          </w:rPr>
+          <w:rPr>
             <w:color w:val="0000EE"/>
             <w:u w:val="single"/>
           </w:rPr>
@@ -3632,11 +6444,17 @@
         </w:r>
       </w:hyperlink>
       <w:r>
+        <w:rPr>
+          <w:lang w:val="en_US" w:bidi="en_US"/>
+        </w:rPr>
         <w:t xml:space="preserve">; </w:t>
       </w:r>
       <w:hyperlink r:id="rId119">
         <w:r>
           <w:rPr>
+            <w:lang w:val="en_US" w:bidi="en_US"/>
+          </w:rPr>
+          <w:rPr>
             <w:color w:val="0000EE"/>
             <w:u w:val="single"/>
           </w:rPr>
@@ -3644,11 +6462,17 @@
         </w:r>
       </w:hyperlink>
       <w:r>
+        <w:rPr>
+          <w:lang w:val="en_US" w:bidi="en_US"/>
+        </w:rPr>
         <w:t>). Later, Paul sent him to assist Titus in Crete (</w:t>
       </w:r>
       <w:hyperlink r:id="rId120">
         <w:r>
           <w:rPr>
+            <w:lang w:val="en_US" w:bidi="en_US"/>
+          </w:rPr>
+          <w:rPr>
             <w:color w:val="0000EE"/>
             <w:u w:val="single"/>
           </w:rPr>
@@ -3656,51 +6480,113 @@
         </w:r>
       </w:hyperlink>
       <w:r>
+        <w:rPr>
+          <w:lang w:val="en_US" w:bidi="en_US"/>
+        </w:rPr>
         <w:t>). Tychicus probably delivered this letter along with the letters known as Ephesians and Philemon.</w:t>
       </w:r>
-      <w:r/>
-      <w:r/>
-    </w:p>
-    <w:p>
-      <w:r/>
+      <w:r>
+        <w:rPr>
+          <w:lang w:val="en_US" w:bidi="en_US"/>
+        </w:rPr>
+      </w:r>
+      <w:r>
+        <w:rPr>
+          <w:lang w:val="en_US" w:bidi="en_US"/>
+        </w:rPr>
+      </w:r>
+    </w:p>
+    <w:p>
+      <w:pPr/>
+      <w:r>
+        <w:rPr>
+          <w:lang w:val="en_US" w:bidi="en_US"/>
+        </w:rPr>
+      </w:r>
     </w:p>
     <w:p>
       <w:pPr>
         <w:pStyle w:val="Heading2"/>
       </w:pPr>
       <w:r>
+        <w:rPr>
+          <w:lang w:val="en_US" w:bidi="en_US"/>
+        </w:rPr>
         <w:t>Colossians 4:7–18</w:t>
       </w:r>
-      <w:r/>
-    </w:p>
-    <w:p>
-      <w:r/>
-      <w:r>
+      <w:r>
+        <w:rPr>
+          <w:lang w:val="en_US" w:bidi="en_US"/>
+        </w:rPr>
+      </w:r>
+    </w:p>
+    <w:p>
+      <w:pPr/>
+      <w:r>
+        <w:rPr>
+          <w:lang w:val="en_US" w:bidi="en_US"/>
+        </w:rPr>
+      </w:r>
+      <w:r>
+        <w:rPr>
+          <w:lang w:val="en_US" w:bidi="en_US"/>
+        </w:rPr>
         <w:t>Most New Testament letters end with greetings and mentions of co-workers and travel plans. But this section of Colossians is longer than usual. Since Paul could not travel, he might have wanted the Colossians to stay connected with his co-workers. This would help them avoid being misled by false teachers.</w:t>
       </w:r>
-      <w:r/>
-      <w:r/>
-    </w:p>
-    <w:p>
-      <w:r/>
+      <w:r>
+        <w:rPr>
+          <w:lang w:val="en_US" w:bidi="en_US"/>
+        </w:rPr>
+      </w:r>
+      <w:r>
+        <w:rPr>
+          <w:lang w:val="en_US" w:bidi="en_US"/>
+        </w:rPr>
+      </w:r>
+    </w:p>
+    <w:p>
+      <w:pPr/>
+      <w:r>
+        <w:rPr>
+          <w:lang w:val="en_US" w:bidi="en_US"/>
+        </w:rPr>
+      </w:r>
     </w:p>
     <w:p>
       <w:pPr>
         <w:pStyle w:val="Heading2"/>
       </w:pPr>
       <w:r>
+        <w:rPr>
+          <w:lang w:val="en_US" w:bidi="en_US"/>
+        </w:rPr>
         <w:t>Colossians 4:9</w:t>
       </w:r>
-      <w:r/>
-    </w:p>
-    <w:p>
-      <w:r/>
-      <w:r>
+      <w:r>
+        <w:rPr>
+          <w:lang w:val="en_US" w:bidi="en_US"/>
+        </w:rPr>
+      </w:r>
+    </w:p>
+    <w:p>
+      <w:pPr/>
+      <w:r>
+        <w:rPr>
+          <w:lang w:val="en_US" w:bidi="en_US"/>
+        </w:rPr>
+      </w:r>
+      <w:r>
+        <w:rPr>
+          <w:lang w:val="en_US" w:bidi="en_US"/>
+        </w:rPr>
         <w:t xml:space="preserve">Onesimus was a runaway slave whom Paul sent back to his master, Philemon (see the </w:t>
       </w:r>
       <w:hyperlink r:id="rId121">
         <w:r>
           <w:rPr>
+            <w:lang w:val="en_US" w:bidi="en_US"/>
+          </w:rPr>
+          <w:rPr>
             <w:color w:val="0000EE"/>
             <w:u w:val="single"/>
           </w:rPr>
@@ -3708,22 +6594,45 @@
         </w:r>
       </w:hyperlink>
       <w:r>
+        <w:rPr>
+          <w:lang w:val="en_US" w:bidi="en_US"/>
+        </w:rPr>
         <w:t>).</w:t>
       </w:r>
-      <w:r/>
-      <w:r/>
-    </w:p>
-    <w:p>
-      <w:r/>
+      <w:r>
+        <w:rPr>
+          <w:lang w:val="en_US" w:bidi="en_US"/>
+        </w:rPr>
+      </w:r>
+      <w:r>
+        <w:rPr>
+          <w:lang w:val="en_US" w:bidi="en_US"/>
+        </w:rPr>
+      </w:r>
+    </w:p>
+    <w:p>
+      <w:pPr/>
+      <w:r>
+        <w:rPr>
+          <w:lang w:val="en_US" w:bidi="en_US"/>
+        </w:rPr>
+      </w:r>
     </w:p>
     <w:p>
       <w:pPr>
         <w:pStyle w:val="Heading2"/>
       </w:pPr>
       <w:r>
+        <w:rPr>
+          <w:lang w:val="en_US" w:bidi="en_US"/>
+        </w:rPr>
         <w:t>Colossians 4:10</w:t>
       </w:r>
-      <w:r/>
+      <w:r>
+        <w:rPr>
+          <w:lang w:val="en_US" w:bidi="en_US"/>
+        </w:rPr>
+      </w:r>
     </w:p>
     <w:p>
       <w:pPr>
@@ -3731,19 +6640,30 @@
         <w:spacing w:line="240" w:lineRule="auto"/>
         <w:ind w:left="720"/>
       </w:pPr>
-      <w:r/>
+      <w:r>
+        <w:rPr>
+          <w:lang w:val="en_US" w:bidi="en_US"/>
+        </w:rPr>
+      </w:r>
       <w:r>
         <w:rPr>
           <w:i/>
+          <w:lang w:val="en_US" w:bidi="en_US"/>
         </w:rPr>
         <w:t>Aristarchus</w:t>
       </w:r>
       <w:r>
+        <w:rPr>
+          <w:lang w:val="en_US" w:bidi="en_US"/>
+        </w:rPr>
         <w:t xml:space="preserve"> was a common name, but he was probably the same man from Thessalonica who traveled with Paul to Rome (</w:t>
       </w:r>
       <w:hyperlink r:id="rId122">
         <w:r>
           <w:rPr>
+            <w:lang w:val="en_US" w:bidi="en_US"/>
+          </w:rPr>
+          <w:rPr>
             <w:color w:val="0000EE"/>
             <w:u w:val="single"/>
           </w:rPr>
@@ -3751,11 +6671,17 @@
         </w:r>
       </w:hyperlink>
       <w:r>
+        <w:rPr>
+          <w:lang w:val="en_US" w:bidi="en_US"/>
+        </w:rPr>
         <w:t xml:space="preserve">; </w:t>
       </w:r>
       <w:hyperlink r:id="rId117">
         <w:r>
           <w:rPr>
+            <w:lang w:val="en_US" w:bidi="en_US"/>
+          </w:rPr>
+          <w:rPr>
             <w:color w:val="0000EE"/>
             <w:u w:val="single"/>
           </w:rPr>
@@ -3763,11 +6689,17 @@
         </w:r>
       </w:hyperlink>
       <w:r>
+        <w:rPr>
+          <w:lang w:val="en_US" w:bidi="en_US"/>
+        </w:rPr>
         <w:t xml:space="preserve">; </w:t>
       </w:r>
       <w:hyperlink r:id="rId123">
         <w:r>
           <w:rPr>
+            <w:lang w:val="en_US" w:bidi="en_US"/>
+          </w:rPr>
+          <w:rPr>
             <w:color w:val="0000EE"/>
             <w:u w:val="single"/>
           </w:rPr>
@@ -3775,15 +6707,22 @@
         </w:r>
       </w:hyperlink>
       <w:r>
+        <w:rPr>
+          <w:lang w:val="en_US" w:bidi="en_US"/>
+        </w:rPr>
         <w:t xml:space="preserve">). Acts does not mention </w:t>
       </w:r>
       <w:r>
         <w:rPr>
           <w:i/>
+          <w:lang w:val="en_US" w:bidi="en_US"/>
         </w:rPr>
         <w:t>Aristarchus</w:t>
       </w:r>
       <w:r>
+        <w:rPr>
+          <w:lang w:val="en_US" w:bidi="en_US"/>
+        </w:rPr>
         <w:t xml:space="preserve"> was also arrested, so he might have chosen to stay in prison with Paul to support and help him. </w:t>
       </w:r>
     </w:p>
@@ -3793,19 +6732,30 @@
         <w:spacing w:line="240" w:lineRule="auto"/>
         <w:ind w:left="720"/>
       </w:pPr>
-      <w:r/>
+      <w:r>
+        <w:rPr>
+          <w:lang w:val="en_US" w:bidi="en_US"/>
+        </w:rPr>
+      </w:r>
       <w:r>
         <w:rPr>
           <w:i/>
+          <w:lang w:val="en_US" w:bidi="en_US"/>
         </w:rPr>
         <w:t>Mark the cousin of Barnabas</w:t>
       </w:r>
       <w:r>
+        <w:rPr>
+          <w:lang w:val="en_US" w:bidi="en_US"/>
+        </w:rPr>
         <w:t xml:space="preserve"> joined Barnabas and Paul on their first missionary trip but left before it ended (</w:t>
       </w:r>
       <w:hyperlink r:id="rId124">
         <w:r>
           <w:rPr>
+            <w:lang w:val="en_US" w:bidi="en_US"/>
+          </w:rPr>
+          <w:rPr>
             <w:color w:val="0000EE"/>
             <w:u w:val="single"/>
           </w:rPr>
@@ -3813,11 +6763,17 @@
         </w:r>
       </w:hyperlink>
       <w:r>
+        <w:rPr>
+          <w:lang w:val="en_US" w:bidi="en_US"/>
+        </w:rPr>
         <w:t>). This caused a disagreement between Paul and Barnabas before their second trip (</w:t>
       </w:r>
       <w:hyperlink r:id="rId125">
         <w:r>
           <w:rPr>
+            <w:lang w:val="en_US" w:bidi="en_US"/>
+          </w:rPr>
+          <w:rPr>
             <w:color w:val="0000EE"/>
             <w:u w:val="single"/>
           </w:rPr>
@@ -3825,11 +6781,17 @@
         </w:r>
       </w:hyperlink>
       <w:r>
+        <w:rPr>
+          <w:lang w:val="en_US" w:bidi="en_US"/>
+        </w:rPr>
         <w:t xml:space="preserve">). Paul and Mark seem to have reconciled at some point (see also </w:t>
       </w:r>
       <w:hyperlink r:id="rId126">
         <w:r>
           <w:rPr>
+            <w:lang w:val="en_US" w:bidi="en_US"/>
+          </w:rPr>
+          <w:rPr>
             <w:color w:val="0000EE"/>
             <w:u w:val="single"/>
           </w:rPr>
@@ -3837,11 +6799,17 @@
         </w:r>
       </w:hyperlink>
       <w:r>
+        <w:rPr>
+          <w:lang w:val="en_US" w:bidi="en_US"/>
+        </w:rPr>
         <w:t xml:space="preserve">; </w:t>
       </w:r>
       <w:hyperlink r:id="rId127">
         <w:r>
           <w:rPr>
+            <w:lang w:val="en_US" w:bidi="en_US"/>
+          </w:rPr>
+          <w:rPr>
             <w:color w:val="0000EE"/>
             <w:u w:val="single"/>
           </w:rPr>
@@ -3849,6 +6817,9 @@
         </w:r>
       </w:hyperlink>
       <w:r>
+        <w:rPr>
+          <w:lang w:val="en_US" w:bidi="en_US"/>
+        </w:rPr>
         <w:t xml:space="preserve">). </w:t>
       </w:r>
     </w:p>
@@ -3858,39 +6829,78 @@
         <w:spacing w:line="240" w:lineRule="auto"/>
         <w:ind w:left="720"/>
       </w:pPr>
-      <w:r/>
+      <w:r>
+        <w:rPr>
+          <w:lang w:val="en_US" w:bidi="en_US"/>
+        </w:rPr>
+      </w:r>
       <w:r>
         <w:rPr>
           <w:i/>
+          <w:lang w:val="en_US" w:bidi="en_US"/>
         </w:rPr>
         <w:t>You have already received instructions</w:t>
       </w:r>
       <w:r>
+        <w:rPr>
+          <w:lang w:val="en_US" w:bidi="en_US"/>
+        </w:rPr>
         <w:t>: There is no other record of this message.</w:t>
       </w:r>
-      <w:r/>
-      <w:r/>
-    </w:p>
-    <w:p>
-      <w:r/>
+      <w:r>
+        <w:rPr>
+          <w:lang w:val="en_US" w:bidi="en_US"/>
+        </w:rPr>
+      </w:r>
+      <w:r>
+        <w:rPr>
+          <w:lang w:val="en_US" w:bidi="en_US"/>
+        </w:rPr>
+      </w:r>
+    </w:p>
+    <w:p>
+      <w:pPr/>
+      <w:r>
+        <w:rPr>
+          <w:lang w:val="en_US" w:bidi="en_US"/>
+        </w:rPr>
+      </w:r>
     </w:p>
     <w:p>
       <w:pPr>
         <w:pStyle w:val="Heading2"/>
       </w:pPr>
       <w:r>
+        <w:rPr>
+          <w:lang w:val="en_US" w:bidi="en_US"/>
+        </w:rPr>
         <w:t>Colossians 4:10–14</w:t>
       </w:r>
-      <w:r/>
-    </w:p>
-    <w:p>
-      <w:r/>
-      <w:r>
+      <w:r>
+        <w:rPr>
+          <w:lang w:val="en_US" w:bidi="en_US"/>
+        </w:rPr>
+      </w:r>
+    </w:p>
+    <w:p>
+      <w:pPr/>
+      <w:r>
+        <w:rPr>
+          <w:lang w:val="en_US" w:bidi="en_US"/>
+        </w:rPr>
+      </w:r>
+      <w:r>
+        <w:rPr>
+          <w:lang w:val="en_US" w:bidi="en_US"/>
+        </w:rPr>
         <w:t xml:space="preserve">Out of the six people named, five are also mentioned in </w:t>
       </w:r>
       <w:hyperlink r:id="rId128">
         <w:r>
           <w:rPr>
+            <w:lang w:val="en_US" w:bidi="en_US"/>
+          </w:rPr>
+          <w:rPr>
             <w:color w:val="0000EE"/>
             <w:u w:val="single"/>
           </w:rPr>
@@ -3898,101 +6908,194 @@
         </w:r>
       </w:hyperlink>
       <w:r>
+        <w:rPr>
+          <w:lang w:val="en_US" w:bidi="en_US"/>
+        </w:rPr>
         <w:t>.</w:t>
       </w:r>
-      <w:r/>
-      <w:r/>
-    </w:p>
-    <w:p>
-      <w:r/>
+      <w:r>
+        <w:rPr>
+          <w:lang w:val="en_US" w:bidi="en_US"/>
+        </w:rPr>
+      </w:r>
+      <w:r>
+        <w:rPr>
+          <w:lang w:val="en_US" w:bidi="en_US"/>
+        </w:rPr>
+      </w:r>
+    </w:p>
+    <w:p>
+      <w:pPr/>
+      <w:r>
+        <w:rPr>
+          <w:lang w:val="en_US" w:bidi="en_US"/>
+        </w:rPr>
+      </w:r>
     </w:p>
     <w:p>
       <w:pPr>
         <w:pStyle w:val="Heading2"/>
       </w:pPr>
       <w:r>
+        <w:rPr>
+          <w:lang w:val="en_US" w:bidi="en_US"/>
+        </w:rPr>
         <w:t>Colossians 4:11</w:t>
       </w:r>
-      <w:r/>
-    </w:p>
-    <w:p>
-      <w:r/>
+      <w:r>
+        <w:rPr>
+          <w:lang w:val="en_US" w:bidi="en_US"/>
+        </w:rPr>
+      </w:r>
+    </w:p>
+    <w:p>
+      <w:pPr/>
+      <w:r>
+        <w:rPr>
+          <w:lang w:val="en_US" w:bidi="en_US"/>
+        </w:rPr>
+      </w:r>
       <w:r>
         <w:rPr>
           <w:i/>
+          <w:lang w:val="en_US" w:bidi="en_US"/>
         </w:rPr>
         <w:t>Jesus, who is called Justus</w:t>
       </w:r>
       <w:r>
+        <w:rPr>
+          <w:lang w:val="en_US" w:bidi="en_US"/>
+        </w:rPr>
         <w:t xml:space="preserve">, appears only in this part of the New Testament. Paul uses the family name </w:t>
       </w:r>
       <w:r>
         <w:rPr>
           <w:i/>
+          <w:lang w:val="en_US" w:bidi="en_US"/>
         </w:rPr>
         <w:t>Justus</w:t>
       </w:r>
       <w:r>
+        <w:rPr>
+          <w:lang w:val="en_US" w:bidi="en_US"/>
+        </w:rPr>
         <w:t xml:space="preserve"> because </w:t>
       </w:r>
       <w:r>
         <w:rPr>
           <w:i/>
+          <w:lang w:val="en_US" w:bidi="en_US"/>
         </w:rPr>
         <w:t>Jesus</w:t>
       </w:r>
       <w:r>
+        <w:rPr>
+          <w:lang w:val="en_US" w:bidi="en_US"/>
+        </w:rPr>
         <w:t xml:space="preserve"> (meaning </w:t>
       </w:r>
       <w:r>
         <w:rPr>
           <w:i/>
+          <w:lang w:val="en_US" w:bidi="en_US"/>
         </w:rPr>
         <w:t>the Lord saves</w:t>
       </w:r>
       <w:r>
+        <w:rPr>
+          <w:lang w:val="en_US" w:bidi="en_US"/>
+        </w:rPr>
         <w:t>) was a common name among Jews in the first century.</w:t>
       </w:r>
-      <w:r/>
-      <w:r/>
-    </w:p>
-    <w:p>
-      <w:r/>
+      <w:r>
+        <w:rPr>
+          <w:lang w:val="en_US" w:bidi="en_US"/>
+        </w:rPr>
+      </w:r>
+      <w:r>
+        <w:rPr>
+          <w:lang w:val="en_US" w:bidi="en_US"/>
+        </w:rPr>
+      </w:r>
+    </w:p>
+    <w:p>
+      <w:pPr/>
+      <w:r>
+        <w:rPr>
+          <w:lang w:val="en_US" w:bidi="en_US"/>
+        </w:rPr>
+      </w:r>
     </w:p>
     <w:p>
       <w:pPr>
         <w:pStyle w:val="Heading2"/>
       </w:pPr>
       <w:r>
+        <w:rPr>
+          <w:lang w:val="en_US" w:bidi="en_US"/>
+        </w:rPr>
         <w:t>Colossians 4:13</w:t>
       </w:r>
-      <w:r/>
-    </w:p>
-    <w:p>
-      <w:r/>
+      <w:r>
+        <w:rPr>
+          <w:lang w:val="en_US" w:bidi="en_US"/>
+        </w:rPr>
+      </w:r>
+    </w:p>
+    <w:p>
+      <w:pPr/>
+      <w:r>
+        <w:rPr>
+          <w:lang w:val="en_US" w:bidi="en_US"/>
+        </w:rPr>
+      </w:r>
       <w:r>
         <w:rPr>
           <w:i/>
+          <w:lang w:val="en_US" w:bidi="en_US"/>
         </w:rPr>
         <w:t>Laodicea and Hierapolis</w:t>
       </w:r>
       <w:r>
+        <w:rPr>
+          <w:lang w:val="en_US" w:bidi="en_US"/>
+        </w:rPr>
         <w:t xml:space="preserve"> were the two most important cities in the Lycus River valley. Epaphras prayed for believers in Colossae and these nearby cities. This suggests that Epaphras was probably the first person to share the good news about Jesus in all three of these cities.</w:t>
       </w:r>
-      <w:r/>
-      <w:r/>
-    </w:p>
-    <w:p>
-      <w:r/>
+      <w:r>
+        <w:rPr>
+          <w:lang w:val="en_US" w:bidi="en_US"/>
+        </w:rPr>
+      </w:r>
+      <w:r>
+        <w:rPr>
+          <w:lang w:val="en_US" w:bidi="en_US"/>
+        </w:rPr>
+      </w:r>
+    </w:p>
+    <w:p>
+      <w:pPr/>
+      <w:r>
+        <w:rPr>
+          <w:lang w:val="en_US" w:bidi="en_US"/>
+        </w:rPr>
+      </w:r>
     </w:p>
     <w:p>
       <w:pPr>
         <w:pStyle w:val="Heading2"/>
       </w:pPr>
       <w:r>
+        <w:rPr>
+          <w:lang w:val="en_US" w:bidi="en_US"/>
+        </w:rPr>
         <w:t>Colossians 4:14</w:t>
       </w:r>
-      <w:r/>
+      <w:r>
+        <w:rPr>
+          <w:lang w:val="en_US" w:bidi="en_US"/>
+        </w:rPr>
+      </w:r>
     </w:p>
     <w:p>
       <w:pPr>
@@ -4000,19 +7103,30 @@
         <w:spacing w:line="240" w:lineRule="auto"/>
         <w:ind w:left="720"/>
       </w:pPr>
-      <w:r/>
+      <w:r>
+        <w:rPr>
+          <w:lang w:val="en_US" w:bidi="en_US"/>
+        </w:rPr>
+      </w:r>
       <w:r>
         <w:rPr>
           <w:i/>
+          <w:lang w:val="en_US" w:bidi="en_US"/>
         </w:rPr>
         <w:t>Luke, the beloved physician</w:t>
       </w:r>
       <w:r>
+        <w:rPr>
+          <w:lang w:val="en_US" w:bidi="en_US"/>
+        </w:rPr>
         <w:t xml:space="preserve">, is famous for writing Acts and the Gospel of Luke. This verse is the only proof of two things about Luke: he was a doctor, and he was not a Jewish believer (see </w:t>
       </w:r>
       <w:hyperlink r:id="rId129">
         <w:r>
           <w:rPr>
+            <w:lang w:val="en_US" w:bidi="en_US"/>
+          </w:rPr>
+          <w:rPr>
             <w:color w:val="0000EE"/>
             <w:u w:val="single"/>
           </w:rPr>
@@ -4020,6 +7134,9 @@
         </w:r>
       </w:hyperlink>
       <w:r>
+        <w:rPr>
+          <w:lang w:val="en_US" w:bidi="en_US"/>
+        </w:rPr>
         <w:t xml:space="preserve">). </w:t>
       </w:r>
     </w:p>
@@ -4029,31 +7146,49 @@
         <w:spacing w:line="240" w:lineRule="auto"/>
         <w:ind w:left="720"/>
       </w:pPr>
-      <w:r/>
-      <w:r>
+      <w:r>
+        <w:rPr>
+          <w:lang w:val="en_US" w:bidi="en_US"/>
+        </w:rPr>
+      </w:r>
+      <w:r>
+        <w:rPr>
+          <w:lang w:val="en_US" w:bidi="en_US"/>
+        </w:rPr>
         <w:t xml:space="preserve">Unlike the others mentioned in this passage, there are no details about </w:t>
       </w:r>
       <w:r>
         <w:rPr>
           <w:i/>
+          <w:lang w:val="en_US" w:bidi="en_US"/>
         </w:rPr>
         <w:t>Demas</w:t>
       </w:r>
       <w:r>
+        <w:rPr>
+          <w:lang w:val="en_US" w:bidi="en_US"/>
+        </w:rPr>
         <w:t xml:space="preserve">. Maybe Paul did not know him well. </w:t>
       </w:r>
       <w:r>
         <w:rPr>
           <w:i/>
+          <w:lang w:val="en_US" w:bidi="en_US"/>
         </w:rPr>
         <w:t>Demas</w:t>
       </w:r>
       <w:r>
+        <w:rPr>
+          <w:lang w:val="en_US" w:bidi="en_US"/>
+        </w:rPr>
         <w:t xml:space="preserve"> later left Paul (</w:t>
       </w:r>
       <w:hyperlink r:id="rId130">
         <w:r>
           <w:rPr>
+            <w:lang w:val="en_US" w:bidi="en_US"/>
+          </w:rPr>
+          <w:rPr>
             <w:color w:val="0000EE"/>
             <w:u w:val="single"/>
           </w:rPr>
@@ -4061,89 +7196,182 @@
         </w:r>
       </w:hyperlink>
       <w:r>
+        <w:rPr>
+          <w:lang w:val="en_US" w:bidi="en_US"/>
+        </w:rPr>
         <w:t>).</w:t>
       </w:r>
-      <w:r/>
-      <w:r/>
-    </w:p>
-    <w:p>
-      <w:r/>
+      <w:r>
+        <w:rPr>
+          <w:lang w:val="en_US" w:bidi="en_US"/>
+        </w:rPr>
+      </w:r>
+      <w:r>
+        <w:rPr>
+          <w:lang w:val="en_US" w:bidi="en_US"/>
+        </w:rPr>
+      </w:r>
+    </w:p>
+    <w:p>
+      <w:pPr/>
+      <w:r>
+        <w:rPr>
+          <w:lang w:val="en_US" w:bidi="en_US"/>
+        </w:rPr>
+      </w:r>
     </w:p>
     <w:p>
       <w:pPr>
         <w:pStyle w:val="Heading2"/>
       </w:pPr>
       <w:r>
+        <w:rPr>
+          <w:lang w:val="en_US" w:bidi="en_US"/>
+        </w:rPr>
         <w:t>Colossians 4:15</w:t>
       </w:r>
-      <w:r/>
-    </w:p>
-    <w:p>
-      <w:r/>
+      <w:r>
+        <w:rPr>
+          <w:lang w:val="en_US" w:bidi="en_US"/>
+        </w:rPr>
+      </w:r>
+    </w:p>
+    <w:p>
+      <w:pPr/>
+      <w:r>
+        <w:rPr>
+          <w:lang w:val="en_US" w:bidi="en_US"/>
+        </w:rPr>
+      </w:r>
       <w:r>
         <w:rPr>
           <w:i/>
+          <w:lang w:val="en_US" w:bidi="en_US"/>
         </w:rPr>
         <w:t>Nympha</w:t>
       </w:r>
       <w:r>
+        <w:rPr>
+          <w:lang w:val="en_US" w:bidi="en_US"/>
+        </w:rPr>
         <w:t xml:space="preserve"> hosted a church in her home. In the first two centuries of the Christian church, most believers gathered for worship in private homes. We know nothing else about Nympha.</w:t>
       </w:r>
-      <w:r/>
-      <w:r/>
-    </w:p>
-    <w:p>
-      <w:r/>
+      <w:r>
+        <w:rPr>
+          <w:lang w:val="en_US" w:bidi="en_US"/>
+        </w:rPr>
+      </w:r>
+      <w:r>
+        <w:rPr>
+          <w:lang w:val="en_US" w:bidi="en_US"/>
+        </w:rPr>
+      </w:r>
+    </w:p>
+    <w:p>
+      <w:pPr/>
+      <w:r>
+        <w:rPr>
+          <w:lang w:val="en_US" w:bidi="en_US"/>
+        </w:rPr>
+      </w:r>
     </w:p>
     <w:p>
       <w:pPr>
         <w:pStyle w:val="Heading2"/>
       </w:pPr>
       <w:r>
+        <w:rPr>
+          <w:lang w:val="en_US" w:bidi="en_US"/>
+        </w:rPr>
         <w:t>Colossians 4:16</w:t>
       </w:r>
-      <w:r/>
-    </w:p>
-    <w:p>
-      <w:r/>
+      <w:r>
+        <w:rPr>
+          <w:lang w:val="en_US" w:bidi="en_US"/>
+        </w:rPr>
+      </w:r>
+    </w:p>
+    <w:p>
+      <w:pPr/>
+      <w:r>
+        <w:rPr>
+          <w:lang w:val="en_US" w:bidi="en_US"/>
+        </w:rPr>
+      </w:r>
       <w:r>
         <w:rPr>
           <w:i/>
+          <w:lang w:val="en_US" w:bidi="en_US"/>
         </w:rPr>
         <w:t>make sure that it is also read</w:t>
       </w:r>
       <w:r>
+        <w:rPr>
+          <w:lang w:val="en_US" w:bidi="en_US"/>
+        </w:rPr>
         <w:t>: Over the years, people have tried to match the letter to the Laodiceans with a New Testament letter or fragment. Yet, Paul's letter to the church in Laodicea has probably been lost.</w:t>
       </w:r>
-      <w:r/>
-      <w:r/>
-    </w:p>
-    <w:p>
-      <w:r/>
+      <w:r>
+        <w:rPr>
+          <w:lang w:val="en_US" w:bidi="en_US"/>
+        </w:rPr>
+      </w:r>
+      <w:r>
+        <w:rPr>
+          <w:lang w:val="en_US" w:bidi="en_US"/>
+        </w:rPr>
+      </w:r>
+    </w:p>
+    <w:p>
+      <w:pPr/>
+      <w:r>
+        <w:rPr>
+          <w:lang w:val="en_US" w:bidi="en_US"/>
+        </w:rPr>
+      </w:r>
     </w:p>
     <w:p>
       <w:pPr>
         <w:pStyle w:val="Heading2"/>
       </w:pPr>
       <w:r>
+        <w:rPr>
+          <w:lang w:val="en_US" w:bidi="en_US"/>
+        </w:rPr>
         <w:t>Colossians 4:17</w:t>
       </w:r>
-      <w:r/>
-    </w:p>
-    <w:p>
-      <w:r/>
+      <w:r>
+        <w:rPr>
+          <w:lang w:val="en_US" w:bidi="en_US"/>
+        </w:rPr>
+      </w:r>
+    </w:p>
+    <w:p>
+      <w:pPr/>
+      <w:r>
+        <w:rPr>
+          <w:lang w:val="en_US" w:bidi="en_US"/>
+        </w:rPr>
+      </w:r>
       <w:r>
         <w:rPr>
           <w:i/>
+          <w:lang w:val="en_US" w:bidi="en_US"/>
         </w:rPr>
         <w:t xml:space="preserve">Archippus </w:t>
       </w:r>
       <w:r>
+        <w:rPr>
+          <w:lang w:val="en_US" w:bidi="en_US"/>
+        </w:rPr>
         <w:t xml:space="preserve">(see also </w:t>
       </w:r>
       <w:hyperlink r:id="rId131">
         <w:r>
           <w:rPr>
+            <w:lang w:val="en_US" w:bidi="en_US"/>
+          </w:rPr>
+          <w:rPr>
             <w:color w:val="0000EE"/>
             <w:u w:val="single"/>
           </w:rPr>
@@ -4151,37 +7379,72 @@
         </w:r>
       </w:hyperlink>
       <w:r>
+        <w:rPr>
+          <w:lang w:val="en_US" w:bidi="en_US"/>
+        </w:rPr>
         <w:t>): We do not have any way of knowing more information about the work the Lord assigned to him.</w:t>
       </w:r>
-      <w:r/>
-      <w:r/>
-    </w:p>
-    <w:p>
-      <w:r/>
+      <w:r>
+        <w:rPr>
+          <w:lang w:val="en_US" w:bidi="en_US"/>
+        </w:rPr>
+      </w:r>
+      <w:r>
+        <w:rPr>
+          <w:lang w:val="en_US" w:bidi="en_US"/>
+        </w:rPr>
+      </w:r>
+    </w:p>
+    <w:p>
+      <w:pPr/>
+      <w:r>
+        <w:rPr>
+          <w:lang w:val="en_US" w:bidi="en_US"/>
+        </w:rPr>
+      </w:r>
     </w:p>
     <w:p>
       <w:pPr>
         <w:pStyle w:val="Heading2"/>
       </w:pPr>
       <w:r>
+        <w:rPr>
+          <w:lang w:val="en_US" w:bidi="en_US"/>
+        </w:rPr>
         <w:t>Colossians 4:18</w:t>
       </w:r>
-      <w:r/>
-    </w:p>
-    <w:p>
-      <w:r/>
+      <w:r>
+        <w:rPr>
+          <w:lang w:val="en_US" w:bidi="en_US"/>
+        </w:rPr>
+      </w:r>
+    </w:p>
+    <w:p>
+      <w:pPr/>
+      <w:r>
+        <w:rPr>
+          <w:lang w:val="en_US" w:bidi="en_US"/>
+        </w:rPr>
+      </w:r>
       <w:r>
         <w:rPr>
           <w:i/>
+          <w:lang w:val="en_US" w:bidi="en_US"/>
         </w:rPr>
         <w:t>This greeting is in my own hand—Paul</w:t>
       </w:r>
       <w:r>
+        <w:rPr>
+          <w:lang w:val="en_US" w:bidi="en_US"/>
+        </w:rPr>
         <w:t xml:space="preserve">: The letter to the Colossians, like most ancient letters, was probably not written entirely by Paul himself. Instead, Paul likely spoke the words while a scribe wrote them down. This scribe is also called an amanuensis (a person trained to write neatly and clearly). To show that the letter was truly from him, Paul added his own greeting at the end in his own handwriting. This was his way of proving the letter was authentic and not a fake (compare Paul's comment in </w:t>
       </w:r>
       <w:hyperlink r:id="rId132">
         <w:r>
           <w:rPr>
+            <w:lang w:val="en_US" w:bidi="en_US"/>
+          </w:rPr>
+          <w:rPr>
             <w:color w:val="0000EE"/>
             <w:u w:val="single"/>
           </w:rPr>
@@ -4189,10 +7452,21 @@
         </w:r>
       </w:hyperlink>
       <w:r>
+        <w:rPr>
+          <w:lang w:val="en_US" w:bidi="en_US"/>
+        </w:rPr>
         <w:t>).</w:t>
       </w:r>
-      <w:r/>
-      <w:r/>
+      <w:r>
+        <w:rPr>
+          <w:lang w:val="en_US" w:bidi="en_US"/>
+        </w:rPr>
+      </w:r>
+      <w:r>
+        <w:rPr>
+          <w:lang w:val="en_US" w:bidi="en_US"/>
+        </w:rPr>
+      </w:r>
     </w:p>
     <w:sectPr>
       <w:footnotePr>
@@ -6084,6 +9358,12 @@
   <w:num w:numId="13" w16cid:durableId="592781308">
     <w:abstractNumId w:val="11"/>
   </w:num>
+  <w:num w:numId="14">
+    <w:abstractNumId w:val="3"/>
+    <w:lvlOverride w:ilvl="0">
+      <w:startOverride w:val="1"/>
+    </w:lvlOverride>
+  </w:num>
   <w:numIdMacAtCleanup w:val="10"/>
 </w:numbering>
 </file>
@@ -6094,7 +9374,7 @@
     <w:rPrDefault>
       <w:rPr>
         <w:rFonts w:ascii="Times New Roman" w:eastAsia="Times New Roman" w:hAnsi="Times New Roman" w:cs="Times New Roman"/>
-        <w:lang w:val="en-US" w:eastAsia="en-US" w:bidi="ar-SA"/>
+        <w:lang w:val="en_US" w:eastAsia="en-US" w:bidi="ar-SA"/>
       </w:rPr>
     </w:rPrDefault>
     <w:pPrDefault/>

--- a/eng/docx/51.content.docx
+++ b/eng/docx/51.content.docx
@@ -163,13 +163,6 @@
         <w:rPr>
           <w:lang w:val="en_US" w:bidi="en_US"/>
         </w:rPr>
-      </w:r>
-      <w:r>
-        <w:rPr>
-          <w:i/>
-          <w:lang w:val="en_US" w:bidi="en_US"/>
-        </w:rPr>
-        <w:t>Colossians 1:1, Colossians 1:2, Colossians 1:3–14, Colossians 1:4, Colossians 1:5, Colossians 1:6, Colossians 1:7, Colossians 1:9–10, Colossians 1:12–13, Colossians 1:15, Colossians 1:15–20, Colossians 1:16, Colossians 1:18, Colossians 1:19, Colossians 1:20, Colossians 1:21, Colossians 1:21–23, Colossians 1:22, Colossians 1:23, Colossians 1:24, Colossians 1:24–2.5, Colossians 1:26, Colossians 2:1–5, Colossians 2:2, Colossians 2:3, Colossians 2:6–15, Colossians 2:8, Colossians 2:11, Colossians 2:12, Colossians 2:14, Colossians 2:15, Colossians 2:16, Colossians 2:16–23, Colossians 2:17, Colossians 2:18, Colossians 2:20, Colossians 2:23, Colossians 3:1, Colossians 3:1–11, Colossians 3:3–4, Colossians 3:5, Colossians 3:6, Colossians 3:8, Colossians 3:9–10, Colossians 3:11, Colossians 3:12–17, Colossians 3:15, Colossians 3:16, Colossians 3:17, Colossians 3:18, Colossians 3:18–4.1, Colossians 3:19, Colossians 3:22–24, Colossians 4:1, Colossians 4:2, Colossians 4:2–6, Colossians 4:3, Colossians 4:5, Colossians 4:6, Colossians 4:7, Colossians 4:7–18, Colossians 4:9, Colossians 4:10, Colossians 4:10–14, Colossians 4:11, Colossians 4:13, Colossians 4:14, Colossians 4:15, Colossians 4:16, Colossians 4:17, Colossians 4:18</w:t>
       </w:r>
       <w:r>
         <w:rPr>

--- a/eng/docx/51.content.docx
+++ b/eng/docx/51.content.docx
@@ -150,19 +150,6 @@
           <w:lang w:val="en_US" w:bidi="en_US"/>
         </w:rPr>
         <w:t>COL</w:t>
-      </w:r>
-      <w:r>
-        <w:rPr>
-          <w:lang w:val="en_US" w:bidi="en_US"/>
-        </w:rPr>
-      </w:r>
-    </w:p>
-    <w:p>
-      <w:pPr/>
-      <w:r>
-        <w:rPr>
-          <w:lang w:val="en_US" w:bidi="en_US"/>
-        </w:rPr>
       </w:r>
       <w:r>
         <w:rPr>

--- a/eng/docx/51.content.docx
+++ b/eng/docx/51.content.docx
@@ -19,7 +19,7 @@
         <w:rPr>
           <w:lang w:val="en_US" w:bidi="en_US"/>
         </w:rPr>
-        <w:t>Resource: Study Notes (Tyndale)</w:t>
+        <w:t>Resource: Tyndale Open Study Notes</w:t>
       </w:r>
       <w:r>
         <w:rPr>
@@ -112,7 +112,7 @@
         <w:rPr>
           <w:lang w:val="en_US" w:bidi="en_US"/>
         </w:rPr>
-        <w:t>Study Notes (Tyndale)</w:t>
+        <w:t>Tyndale Open Study Notes</w:t>
       </w:r>
     </w:p>
     <w:p>

--- a/eng/docx/51.content.docx
+++ b/eng/docx/51.content.docx
@@ -2130,7 +2130,7 @@
         <w:rPr>
           <w:lang w:val="en_US" w:bidi="en_US"/>
         </w:rPr>
-        <w:t xml:space="preserve"> probably describes their condition as non-Jews or gentiles (see </w:t>
+        <w:t xml:space="preserve"> probably refers to their former status as Gentiles, who were not part of God's covenant people (see </w:t>
       </w:r>
       <w:hyperlink r:id="rId52">
         <w:r>

--- a/eng/docx/51.content.docx
+++ b/eng/docx/51.content.docx
@@ -19,7 +19,7 @@
         <w:rPr>
           <w:lang w:val="en_US" w:bidi="en_US"/>
         </w:rPr>
-        <w:t>Resource: Tyndale Open Study Notes</w:t>
+        <w:t>Resource: Aquifer Open Study Notes</w:t>
       </w:r>
       <w:r>
         <w:rPr>
@@ -112,7 +112,7 @@
         <w:rPr>
           <w:lang w:val="en_US" w:bidi="en_US"/>
         </w:rPr>
-        <w:t>Tyndale Open Study Notes</w:t>
+        <w:t>Aquifer Open Study Notes</w:t>
       </w:r>
     </w:p>
     <w:p>

--- a/eng/docx/51.content.docx
+++ b/eng/docx/51.content.docx
@@ -452,18 +452,12 @@
         </w:rPr>
         <w:t>. They are set apart by God as his holy people (</w:t>
       </w:r>
-      <w:hyperlink r:id="rId13">
-        <w:r>
-          <w:rPr>
-            <w:lang w:val="en_US" w:bidi="en_US"/>
-          </w:rPr>
-          <w:rPr>
-            <w:color w:val="0000EE"/>
-            <w:u w:val="single"/>
-          </w:rPr>
-          <w:t>3:12</w:t>
-        </w:r>
-      </w:hyperlink>
+      <w:r>
+        <w:rPr>
+          <w:lang w:val="en_US" w:bidi="en_US"/>
+        </w:rPr>
+        <w:t>3:12</w:t>
+      </w:r>
       <w:r>
         <w:rPr>
           <w:lang w:val="en_US" w:bidi="en_US"/>
@@ -522,18 +516,12 @@
         </w:rPr>
         <w:t>The confident hope of the Colossian Christians provides a strong base for their faith and love (</w:t>
       </w:r>
-      <w:hyperlink r:id="rId14">
-        <w:r>
-          <w:rPr>
-            <w:lang w:val="en_US" w:bidi="en_US"/>
-          </w:rPr>
-          <w:rPr>
-            <w:color w:val="0000EE"/>
-            <w:u w:val="single"/>
-          </w:rPr>
-          <w:t>1:4</w:t>
-        </w:r>
-      </w:hyperlink>
+      <w:r>
+        <w:rPr>
+          <w:lang w:val="en_US" w:bidi="en_US"/>
+        </w:rPr>
+        <w:t>1:4</w:t>
+      </w:r>
       <w:r>
         <w:rPr>
           <w:lang w:val="en_US" w:bidi="en_US"/>
@@ -613,18 +601,12 @@
         </w:rPr>
         <w:t xml:space="preserve">: The good news about Jesus is effective in changing lives and producing spiritual growth (compare </w:t>
       </w:r>
-      <w:hyperlink r:id="rId15">
-        <w:r>
-          <w:rPr>
-            <w:lang w:val="en_US" w:bidi="en_US"/>
-          </w:rPr>
-          <w:rPr>
-            <w:color w:val="0000EE"/>
-            <w:u w:val="single"/>
-          </w:rPr>
-          <w:t>1:10</w:t>
-        </w:r>
-      </w:hyperlink>
+      <w:r>
+        <w:rPr>
+          <w:lang w:val="en_US" w:bidi="en_US"/>
+        </w:rPr>
+        <w:t>1:10</w:t>
+      </w:r>
       <w:r>
         <w:rPr>
           <w:lang w:val="en_US" w:bidi="en_US"/>
@@ -679,54 +661,36 @@
         </w:rPr>
         <w:t xml:space="preserve">Epaphras probably became a Christian when Paul preached in Ephesus (see </w:t>
       </w:r>
-      <w:hyperlink r:id="rId16">
-        <w:r>
-          <w:rPr>
-            <w:lang w:val="en_US" w:bidi="en_US"/>
-          </w:rPr>
-          <w:rPr>
-            <w:color w:val="0000EE"/>
-            <w:u w:val="single"/>
-          </w:rPr>
-          <w:t>Acts 19:10</w:t>
-        </w:r>
-      </w:hyperlink>
+      <w:r>
+        <w:rPr>
+          <w:lang w:val="en_US" w:bidi="en_US"/>
+        </w:rPr>
+        <w:t>Acts 19:10</w:t>
+      </w:r>
       <w:r>
         <w:rPr>
           <w:lang w:val="en_US" w:bidi="en_US"/>
         </w:rPr>
         <w:t xml:space="preserve">; see also </w:t>
       </w:r>
-      <w:hyperlink r:id="rId17">
-        <w:r>
-          <w:rPr>
-            <w:lang w:val="en_US" w:bidi="en_US"/>
-          </w:rPr>
-          <w:rPr>
-            <w:color w:val="0000EE"/>
-            <w:u w:val="single"/>
-          </w:rPr>
-          <w:t>Colossians 4:12–13</w:t>
-        </w:r>
-      </w:hyperlink>
+      <w:r>
+        <w:rPr>
+          <w:lang w:val="en_US" w:bidi="en_US"/>
+        </w:rPr>
+        <w:t>Colossians 4:12–13</w:t>
+      </w:r>
       <w:r>
         <w:rPr>
           <w:lang w:val="en_US" w:bidi="en_US"/>
         </w:rPr>
         <w:t xml:space="preserve">; </w:t>
       </w:r>
-      <w:hyperlink r:id="rId18">
-        <w:r>
-          <w:rPr>
-            <w:lang w:val="en_US" w:bidi="en_US"/>
-          </w:rPr>
-          <w:rPr>
-            <w:color w:val="0000EE"/>
-            <w:u w:val="single"/>
-          </w:rPr>
-          <w:t>Philemon 1:23</w:t>
-        </w:r>
-      </w:hyperlink>
+      <w:r>
+        <w:rPr>
+          <w:lang w:val="en_US" w:bidi="en_US"/>
+        </w:rPr>
+        <w:t>Philemon 1:23</w:t>
+      </w:r>
       <w:r>
         <w:rPr>
           <w:lang w:val="en_US" w:bidi="en_US"/>
@@ -781,18 +745,12 @@
         </w:rPr>
         <w:t>Paul prays that God would help his readers understand the the good news about Jesus better and its full expression in their lives. Spiritual growth leads to a clearer understanding of Christian truth and actions that please the Lord. This understanding gives believers the strength and patience to resist evil (</w:t>
       </w:r>
-      <w:hyperlink r:id="rId19">
-        <w:r>
-          <w:rPr>
-            <w:lang w:val="en_US" w:bidi="en_US"/>
-          </w:rPr>
-          <w:rPr>
-            <w:color w:val="0000EE"/>
-            <w:u w:val="single"/>
-          </w:rPr>
-          <w:t>1:11</w:t>
-        </w:r>
-      </w:hyperlink>
+      <w:r>
+        <w:rPr>
+          <w:lang w:val="en_US" w:bidi="en_US"/>
+        </w:rPr>
+        <w:t>1:11</w:t>
+      </w:r>
       <w:r>
         <w:rPr>
           <w:lang w:val="en_US" w:bidi="en_US"/>
@@ -858,54 +816,36 @@
         </w:rPr>
         <w:t xml:space="preserve">: having humble gratitude to God for salvation gives powerful help to resist false teachings (see also </w:t>
       </w:r>
-      <w:hyperlink r:id="rId20">
-        <w:r>
-          <w:rPr>
-            <w:lang w:val="en_US" w:bidi="en_US"/>
-          </w:rPr>
-          <w:rPr>
-            <w:color w:val="0000EE"/>
-            <w:u w:val="single"/>
-          </w:rPr>
-          <w:t>2:7</w:t>
-        </w:r>
-      </w:hyperlink>
+      <w:r>
+        <w:rPr>
+          <w:lang w:val="en_US" w:bidi="en_US"/>
+        </w:rPr>
+        <w:t>2:7</w:t>
+      </w:r>
       <w:r>
         <w:rPr>
           <w:lang w:val="en_US" w:bidi="en_US"/>
         </w:rPr>
         <w:t xml:space="preserve">; </w:t>
       </w:r>
-      <w:hyperlink r:id="rId21">
-        <w:r>
-          <w:rPr>
-            <w:lang w:val="en_US" w:bidi="en_US"/>
-          </w:rPr>
-          <w:rPr>
-            <w:color w:val="0000EE"/>
-            <w:u w:val="single"/>
-          </w:rPr>
-          <w:t>3:17</w:t>
-        </w:r>
-      </w:hyperlink>
+      <w:r>
+        <w:rPr>
+          <w:lang w:val="en_US" w:bidi="en_US"/>
+        </w:rPr>
+        <w:t>3:17</w:t>
+      </w:r>
       <w:r>
         <w:rPr>
           <w:lang w:val="en_US" w:bidi="en_US"/>
         </w:rPr>
         <w:t xml:space="preserve">; </w:t>
       </w:r>
-      <w:hyperlink r:id="rId22">
-        <w:r>
-          <w:rPr>
-            <w:lang w:val="en_US" w:bidi="en_US"/>
-          </w:rPr>
-          <w:rPr>
-            <w:color w:val="0000EE"/>
-            <w:u w:val="single"/>
-          </w:rPr>
-          <w:t>4:2</w:t>
-        </w:r>
-      </w:hyperlink>
+      <w:r>
+        <w:rPr>
+          <w:lang w:val="en_US" w:bidi="en_US"/>
+        </w:rPr>
+        <w:t>4:2</w:t>
+      </w:r>
       <w:r>
         <w:rPr>
           <w:lang w:val="en_US" w:bidi="en_US"/>
@@ -930,54 +870,36 @@
         </w:rPr>
         <w:t xml:space="preserve">The inheritance is what God has promised his people (for example, see </w:t>
       </w:r>
-      <w:hyperlink r:id="rId23">
-        <w:r>
-          <w:rPr>
-            <w:lang w:val="en_US" w:bidi="en_US"/>
-          </w:rPr>
-          <w:rPr>
-            <w:color w:val="0000EE"/>
-            <w:u w:val="single"/>
-          </w:rPr>
-          <w:t>Deuteronomy 3:28</w:t>
-        </w:r>
-      </w:hyperlink>
+      <w:r>
+        <w:rPr>
+          <w:lang w:val="en_US" w:bidi="en_US"/>
+        </w:rPr>
+        <w:t>Deuteronomy 3:28</w:t>
+      </w:r>
       <w:r>
         <w:rPr>
           <w:lang w:val="en_US" w:bidi="en_US"/>
         </w:rPr>
         <w:t xml:space="preserve">; </w:t>
       </w:r>
-      <w:hyperlink r:id="rId24">
-        <w:r>
-          <w:rPr>
-            <w:lang w:val="en_US" w:bidi="en_US"/>
-          </w:rPr>
-          <w:rPr>
-            <w:color w:val="0000EE"/>
-            <w:u w:val="single"/>
-          </w:rPr>
-          <w:t>Psalm 33:12</w:t>
-        </w:r>
-      </w:hyperlink>
+      <w:r>
+        <w:rPr>
+          <w:lang w:val="en_US" w:bidi="en_US"/>
+        </w:rPr>
+        <w:t>Psalm 33:12</w:t>
+      </w:r>
       <w:r>
         <w:rPr>
           <w:lang w:val="en_US" w:bidi="en_US"/>
         </w:rPr>
         <w:t xml:space="preserve">; </w:t>
       </w:r>
-      <w:hyperlink r:id="rId25">
-        <w:r>
-          <w:rPr>
-            <w:lang w:val="en_US" w:bidi="en_US"/>
-          </w:rPr>
-          <w:rPr>
-            <w:color w:val="0000EE"/>
-            <w:u w:val="single"/>
-          </w:rPr>
-          <w:t>Ezekiel 44:28</w:t>
-        </w:r>
-      </w:hyperlink>
+      <w:r>
+        <w:rPr>
+          <w:lang w:val="en_US" w:bidi="en_US"/>
+        </w:rPr>
+        <w:t>Ezekiel 44:28</w:t>
+      </w:r>
       <w:r>
         <w:rPr>
           <w:lang w:val="en_US" w:bidi="en_US"/>
@@ -997,54 +919,36 @@
         </w:rPr>
         <w:t xml:space="preserve"> includes salvation and final rescue (see also </w:t>
       </w:r>
-      <w:hyperlink r:id="rId26">
-        <w:r>
-          <w:rPr>
-            <w:lang w:val="en_US" w:bidi="en_US"/>
-          </w:rPr>
-          <w:rPr>
-            <w:color w:val="0000EE"/>
-            <w:u w:val="single"/>
-          </w:rPr>
-          <w:t>Ephesians 1:11</w:t>
-        </w:r>
-      </w:hyperlink>
+      <w:r>
+        <w:rPr>
+          <w:lang w:val="en_US" w:bidi="en_US"/>
+        </w:rPr>
+        <w:t>Ephesians 1:11</w:t>
+      </w:r>
       <w:r>
         <w:rPr>
           <w:lang w:val="en_US" w:bidi="en_US"/>
         </w:rPr>
         <w:t xml:space="preserve">; </w:t>
       </w:r>
-      <w:hyperlink r:id="rId27">
-        <w:r>
-          <w:rPr>
-            <w:lang w:val="en_US" w:bidi="en_US"/>
-          </w:rPr>
-          <w:rPr>
-            <w:color w:val="0000EE"/>
-            <w:u w:val="single"/>
-          </w:rPr>
-          <w:t>Titus 3:7</w:t>
-        </w:r>
-      </w:hyperlink>
+      <w:r>
+        <w:rPr>
+          <w:lang w:val="en_US" w:bidi="en_US"/>
+        </w:rPr>
+        <w:t>Titus 3:7</w:t>
+      </w:r>
       <w:r>
         <w:rPr>
           <w:lang w:val="en_US" w:bidi="en_US"/>
         </w:rPr>
         <w:t xml:space="preserve">; </w:t>
       </w:r>
-      <w:hyperlink r:id="rId28">
-        <w:r>
-          <w:rPr>
-            <w:lang w:val="en_US" w:bidi="en_US"/>
-          </w:rPr>
-          <w:rPr>
-            <w:color w:val="0000EE"/>
-            <w:u w:val="single"/>
-          </w:rPr>
-          <w:t>Hebrews 9:15</w:t>
-        </w:r>
-      </w:hyperlink>
+      <w:r>
+        <w:rPr>
+          <w:lang w:val="en_US" w:bidi="en_US"/>
+        </w:rPr>
+        <w:t>Hebrews 9:15</w:t>
+      </w:r>
       <w:r>
         <w:rPr>
           <w:lang w:val="en_US" w:bidi="en_US"/>
@@ -1123,54 +1027,36 @@
         </w:rPr>
         <w:t xml:space="preserve"> means "image" or "representation." It describes humans as made in the image of God (</w:t>
       </w:r>
-      <w:hyperlink r:id="rId29">
-        <w:r>
-          <w:rPr>
-            <w:lang w:val="en_US" w:bidi="en_US"/>
-          </w:rPr>
-          <w:rPr>
-            <w:color w:val="0000EE"/>
-            <w:u w:val="single"/>
-          </w:rPr>
-          <w:t>Genesis 1:26–27</w:t>
-        </w:r>
-      </w:hyperlink>
+      <w:r>
+        <w:rPr>
+          <w:lang w:val="en_US" w:bidi="en_US"/>
+        </w:rPr>
+        <w:t>Genesis 1:26–27</w:t>
+      </w:r>
       <w:r>
         <w:rPr>
           <w:lang w:val="en_US" w:bidi="en_US"/>
         </w:rPr>
         <w:t xml:space="preserve">). It also refers to the wisdom figure in Jewish writings (see Wisdom of Solomon 7:25–26). New Testament writers describe Christ as "the wisdom of God" to explain his importance (compare </w:t>
       </w:r>
-      <w:hyperlink r:id="rId30">
-        <w:r>
-          <w:rPr>
-            <w:lang w:val="en_US" w:bidi="en_US"/>
-          </w:rPr>
-          <w:rPr>
-            <w:color w:val="0000EE"/>
-            <w:u w:val="single"/>
-          </w:rPr>
-          <w:t>1 Corinthians 1:24</w:t>
-        </w:r>
-      </w:hyperlink>
+      <w:r>
+        <w:rPr>
+          <w:lang w:val="en_US" w:bidi="en_US"/>
+        </w:rPr>
+        <w:t>1 Corinthians 1:24</w:t>
+      </w:r>
       <w:r>
         <w:rPr>
           <w:lang w:val="en_US" w:bidi="en_US"/>
         </w:rPr>
         <w:t xml:space="preserve">, </w:t>
       </w:r>
-      <w:hyperlink r:id="rId31">
-        <w:r>
-          <w:rPr>
-            <w:lang w:val="en_US" w:bidi="en_US"/>
-          </w:rPr>
-          <w:rPr>
-            <w:color w:val="0000EE"/>
-            <w:u w:val="single"/>
-          </w:rPr>
-          <w:t>30</w:t>
-        </w:r>
-      </w:hyperlink>
+      <w:r>
+        <w:rPr>
+          <w:lang w:val="en_US" w:bidi="en_US"/>
+        </w:rPr>
+        <w:t>30</w:t>
+      </w:r>
       <w:r>
         <w:rPr>
           <w:lang w:val="en_US" w:bidi="en_US"/>
@@ -1215,18 +1101,12 @@
         </w:rPr>
         <w:t xml:space="preserve"> does not mean God created him. It is a title from the Old Testament, showing supremacy in rank and priority in time (see, for example, </w:t>
       </w:r>
-      <w:hyperlink r:id="rId32">
-        <w:r>
-          <w:rPr>
-            <w:lang w:val="en_US" w:bidi="en_US"/>
-          </w:rPr>
-          <w:rPr>
-            <w:color w:val="0000EE"/>
-            <w:u w:val="single"/>
-          </w:rPr>
-          <w:t>Psalm 89:27</w:t>
-        </w:r>
-      </w:hyperlink>
+      <w:r>
+        <w:rPr>
+          <w:lang w:val="en_US" w:bidi="en_US"/>
+        </w:rPr>
+        <w:t>Psalm 89:27</w:t>
+      </w:r>
       <w:r>
         <w:rPr>
           <w:lang w:val="en_US" w:bidi="en_US"/>
@@ -1281,36 +1161,24 @@
         </w:rPr>
         <w:t>Paul describes Jesus as the ultimate creator and redeemer (</w:t>
       </w:r>
-      <w:hyperlink r:id="rId33">
-        <w:r>
-          <w:rPr>
-            <w:lang w:val="en_US" w:bidi="en_US"/>
-          </w:rPr>
-          <w:rPr>
-            <w:color w:val="0000EE"/>
-            <w:u w:val="single"/>
-          </w:rPr>
-          <w:t>1:15–17</w:t>
-        </w:r>
-      </w:hyperlink>
+      <w:r>
+        <w:rPr>
+          <w:lang w:val="en_US" w:bidi="en_US"/>
+        </w:rPr>
+        <w:t>1:15–17</w:t>
+      </w:r>
       <w:r>
         <w:rPr>
           <w:lang w:val="en_US" w:bidi="en_US"/>
         </w:rPr>
         <w:t xml:space="preserve">; </w:t>
       </w:r>
-      <w:hyperlink r:id="rId34">
-        <w:r>
-          <w:rPr>
-            <w:lang w:val="en_US" w:bidi="en_US"/>
-          </w:rPr>
-          <w:rPr>
-            <w:color w:val="0000EE"/>
-            <w:u w:val="single"/>
-          </w:rPr>
-          <w:t>1:18–20</w:t>
-        </w:r>
-      </w:hyperlink>
+      <w:r>
+        <w:rPr>
+          <w:lang w:val="en_US" w:bidi="en_US"/>
+        </w:rPr>
+        <w:t>1:18–20</w:t>
+      </w:r>
       <w:r>
         <w:rPr>
           <w:lang w:val="en_US" w:bidi="en_US"/>
@@ -1448,18 +1316,12 @@
         </w:rPr>
         <w:t xml:space="preserve"> in the unseen world refer to different spiritual powers. This line emphasizes Christ's supremacy over these beings, who were getting a lot of attention from false teachers (see </w:t>
       </w:r>
-      <w:hyperlink r:id="rId35">
-        <w:r>
-          <w:rPr>
-            <w:lang w:val="en_US" w:bidi="en_US"/>
-          </w:rPr>
-          <w:rPr>
-            <w:color w:val="0000EE"/>
-            <w:u w:val="single"/>
-          </w:rPr>
-          <w:t>2:18</w:t>
-        </w:r>
-      </w:hyperlink>
+      <w:r>
+        <w:rPr>
+          <w:lang w:val="en_US" w:bidi="en_US"/>
+        </w:rPr>
+        <w:t>2:18</w:t>
+      </w:r>
       <w:r>
         <w:rPr>
           <w:lang w:val="en_US" w:bidi="en_US"/>
@@ -1589,90 +1451,60 @@
         </w:rPr>
         <w:t xml:space="preserve"> when Paul uses it as a metaphor (see also </w:t>
       </w:r>
-      <w:hyperlink r:id="rId36">
-        <w:r>
-          <w:rPr>
-            <w:lang w:val="en_US" w:bidi="en_US"/>
-          </w:rPr>
-          <w:rPr>
-            <w:color w:val="0000EE"/>
-            <w:u w:val="single"/>
-          </w:rPr>
-          <w:t>2:10</w:t>
-        </w:r>
-      </w:hyperlink>
+      <w:r>
+        <w:rPr>
+          <w:lang w:val="en_US" w:bidi="en_US"/>
+        </w:rPr>
+        <w:t>2:10</w:t>
+      </w:r>
       <w:r>
         <w:rPr>
           <w:lang w:val="en_US" w:bidi="en_US"/>
         </w:rPr>
         <w:t xml:space="preserve">, </w:t>
       </w:r>
-      <w:hyperlink r:id="rId37">
-        <w:r>
-          <w:rPr>
-            <w:lang w:val="en_US" w:bidi="en_US"/>
-          </w:rPr>
-          <w:rPr>
-            <w:color w:val="0000EE"/>
-            <w:u w:val="single"/>
-          </w:rPr>
-          <w:t>19</w:t>
-        </w:r>
-      </w:hyperlink>
+      <w:r>
+        <w:rPr>
+          <w:lang w:val="en_US" w:bidi="en_US"/>
+        </w:rPr>
+        <w:t>19</w:t>
+      </w:r>
       <w:r>
         <w:rPr>
           <w:lang w:val="en_US" w:bidi="en_US"/>
         </w:rPr>
         <w:t xml:space="preserve">; </w:t>
       </w:r>
-      <w:hyperlink r:id="rId38">
-        <w:r>
-          <w:rPr>
-            <w:lang w:val="en_US" w:bidi="en_US"/>
-          </w:rPr>
-          <w:rPr>
-            <w:color w:val="0000EE"/>
-            <w:u w:val="single"/>
-          </w:rPr>
-          <w:t>1 Corinthians 11:3–10</w:t>
-        </w:r>
-      </w:hyperlink>
+      <w:r>
+        <w:rPr>
+          <w:lang w:val="en_US" w:bidi="en_US"/>
+        </w:rPr>
+        <w:t>1 Corinthians 11:3–10</w:t>
+      </w:r>
       <w:r>
         <w:rPr>
           <w:lang w:val="en_US" w:bidi="en_US"/>
         </w:rPr>
         <w:t xml:space="preserve">; </w:t>
       </w:r>
-      <w:hyperlink r:id="rId39">
-        <w:r>
-          <w:rPr>
-            <w:lang w:val="en_US" w:bidi="en_US"/>
-          </w:rPr>
-          <w:rPr>
-            <w:color w:val="0000EE"/>
-            <w:u w:val="single"/>
-          </w:rPr>
-          <w:t>Ephesians 4:15</w:t>
-        </w:r>
-      </w:hyperlink>
+      <w:r>
+        <w:rPr>
+          <w:lang w:val="en_US" w:bidi="en_US"/>
+        </w:rPr>
+        <w:t>Ephesians 4:15</w:t>
+      </w:r>
       <w:r>
         <w:rPr>
           <w:lang w:val="en_US" w:bidi="en_US"/>
         </w:rPr>
         <w:t xml:space="preserve">; </w:t>
       </w:r>
-      <w:hyperlink r:id="rId40">
-        <w:r>
-          <w:rPr>
-            <w:lang w:val="en_US" w:bidi="en_US"/>
-          </w:rPr>
-          <w:rPr>
-            <w:color w:val="0000EE"/>
-            <w:u w:val="single"/>
-          </w:rPr>
-          <w:t>5:23</w:t>
-        </w:r>
-      </w:hyperlink>
+      <w:r>
+        <w:rPr>
+          <w:lang w:val="en_US" w:bidi="en_US"/>
+        </w:rPr>
+        <w:t>5:23</w:t>
+      </w:r>
       <w:r>
         <w:rPr>
           <w:lang w:val="en_US" w:bidi="en_US"/>
@@ -1704,162 +1536,108 @@
         </w:rPr>
         <w:t xml:space="preserve">: The metaphor of the church as Christ’s body shows the essential unity of Christ and the church (see also </w:t>
       </w:r>
-      <w:hyperlink r:id="rId41">
-        <w:r>
-          <w:rPr>
-            <w:lang w:val="en_US" w:bidi="en_US"/>
-          </w:rPr>
-          <w:rPr>
-            <w:color w:val="0000EE"/>
-            <w:u w:val="single"/>
-          </w:rPr>
-          <w:t>Colossians 1:24</w:t>
-        </w:r>
-      </w:hyperlink>
+      <w:r>
+        <w:rPr>
+          <w:lang w:val="en_US" w:bidi="en_US"/>
+        </w:rPr>
+        <w:t>Colossians 1:24</w:t>
+      </w:r>
       <w:r>
         <w:rPr>
           <w:lang w:val="en_US" w:bidi="en_US"/>
         </w:rPr>
         <w:t xml:space="preserve">; </w:t>
       </w:r>
-      <w:hyperlink r:id="rId37">
-        <w:r>
-          <w:rPr>
-            <w:lang w:val="en_US" w:bidi="en_US"/>
-          </w:rPr>
-          <w:rPr>
-            <w:color w:val="0000EE"/>
-            <w:u w:val="single"/>
-          </w:rPr>
-          <w:t>2:19</w:t>
-        </w:r>
-      </w:hyperlink>
+      <w:r>
+        <w:rPr>
+          <w:lang w:val="en_US" w:bidi="en_US"/>
+        </w:rPr>
+        <w:t>2:19</w:t>
+      </w:r>
       <w:r>
         <w:rPr>
           <w:lang w:val="en_US" w:bidi="en_US"/>
         </w:rPr>
         <w:t xml:space="preserve">; </w:t>
       </w:r>
-      <w:hyperlink r:id="rId42">
-        <w:r>
-          <w:rPr>
-            <w:lang w:val="en_US" w:bidi="en_US"/>
-          </w:rPr>
-          <w:rPr>
-            <w:color w:val="0000EE"/>
-            <w:u w:val="single"/>
-          </w:rPr>
-          <w:t>3:15</w:t>
-        </w:r>
-      </w:hyperlink>
+      <w:r>
+        <w:rPr>
+          <w:lang w:val="en_US" w:bidi="en_US"/>
+        </w:rPr>
+        <w:t>3:15</w:t>
+      </w:r>
       <w:r>
         <w:rPr>
           <w:lang w:val="en_US" w:bidi="en_US"/>
         </w:rPr>
         <w:t xml:space="preserve">; </w:t>
       </w:r>
-      <w:hyperlink r:id="rId43">
-        <w:r>
-          <w:rPr>
-            <w:lang w:val="en_US" w:bidi="en_US"/>
-          </w:rPr>
-          <w:rPr>
-            <w:color w:val="0000EE"/>
-            <w:u w:val="single"/>
-          </w:rPr>
-          <w:t>Ephesians 1:23</w:t>
-        </w:r>
-      </w:hyperlink>
+      <w:r>
+        <w:rPr>
+          <w:lang w:val="en_US" w:bidi="en_US"/>
+        </w:rPr>
+        <w:t>Ephesians 1:23</w:t>
+      </w:r>
       <w:r>
         <w:rPr>
           <w:lang w:val="en_US" w:bidi="en_US"/>
         </w:rPr>
         <w:t xml:space="preserve">; </w:t>
       </w:r>
-      <w:hyperlink r:id="rId44">
-        <w:r>
-          <w:rPr>
-            <w:lang w:val="en_US" w:bidi="en_US"/>
-          </w:rPr>
-          <w:rPr>
-            <w:color w:val="0000EE"/>
-            <w:u w:val="single"/>
-          </w:rPr>
-          <w:t>2:16</w:t>
-        </w:r>
-      </w:hyperlink>
+      <w:r>
+        <w:rPr>
+          <w:lang w:val="en_US" w:bidi="en_US"/>
+        </w:rPr>
+        <w:t>2:16</w:t>
+      </w:r>
       <w:r>
         <w:rPr>
           <w:lang w:val="en_US" w:bidi="en_US"/>
         </w:rPr>
         <w:t xml:space="preserve">; </w:t>
       </w:r>
-      <w:hyperlink r:id="rId45">
-        <w:r>
-          <w:rPr>
-            <w:lang w:val="en_US" w:bidi="en_US"/>
-          </w:rPr>
-          <w:rPr>
-            <w:color w:val="0000EE"/>
-            <w:u w:val="single"/>
-          </w:rPr>
-          <w:t>4:4</w:t>
-        </w:r>
-      </w:hyperlink>
+      <w:r>
+        <w:rPr>
+          <w:lang w:val="en_US" w:bidi="en_US"/>
+        </w:rPr>
+        <w:t>4:4</w:t>
+      </w:r>
       <w:r>
         <w:rPr>
           <w:lang w:val="en_US" w:bidi="en_US"/>
         </w:rPr>
         <w:t xml:space="preserve">, </w:t>
       </w:r>
-      <w:hyperlink r:id="rId46">
-        <w:r>
-          <w:rPr>
-            <w:lang w:val="en_US" w:bidi="en_US"/>
-          </w:rPr>
-          <w:rPr>
-            <w:color w:val="0000EE"/>
-            <w:u w:val="single"/>
-          </w:rPr>
-          <w:t>12</w:t>
-        </w:r>
-      </w:hyperlink>
+      <w:r>
+        <w:rPr>
+          <w:lang w:val="en_US" w:bidi="en_US"/>
+        </w:rPr>
+        <w:t>12</w:t>
+      </w:r>
       <w:r>
         <w:rPr>
           <w:lang w:val="en_US" w:bidi="en_US"/>
         </w:rPr>
         <w:t xml:space="preserve">; </w:t>
       </w:r>
-      <w:hyperlink r:id="rId40">
-        <w:r>
-          <w:rPr>
-            <w:lang w:val="en_US" w:bidi="en_US"/>
-          </w:rPr>
-          <w:rPr>
-            <w:color w:val="0000EE"/>
-            <w:u w:val="single"/>
-          </w:rPr>
-          <w:t>5:23</w:t>
-        </w:r>
-      </w:hyperlink>
+      <w:r>
+        <w:rPr>
+          <w:lang w:val="en_US" w:bidi="en_US"/>
+        </w:rPr>
+        <w:t>5:23</w:t>
+      </w:r>
       <w:r>
         <w:rPr>
           <w:lang w:val="en_US" w:bidi="en_US"/>
         </w:rPr>
         <w:t xml:space="preserve">, </w:t>
       </w:r>
-      <w:hyperlink r:id="rId47">
-        <w:r>
-          <w:rPr>
-            <w:lang w:val="en_US" w:bidi="en_US"/>
-          </w:rPr>
-          <w:rPr>
-            <w:color w:val="0000EE"/>
-            <w:u w:val="single"/>
-          </w:rPr>
-          <w:t>30</w:t>
-        </w:r>
-      </w:hyperlink>
+      <w:r>
+        <w:rPr>
+          <w:lang w:val="en_US" w:bidi="en_US"/>
+        </w:rPr>
+        <w:t>30</w:t>
+      </w:r>
       <w:r>
         <w:rPr>
           <w:lang w:val="en_US" w:bidi="en_US"/>
@@ -1951,72 +1729,48 @@
         </w:rPr>
         <w:t xml:space="preserve">God, in all his fullness, shows that he has chosen to give a complete revelation of himself in Jesus Christ. By seeing and understanding Jesus, we also see and understand God (see </w:t>
       </w:r>
-      <w:hyperlink r:id="rId48">
-        <w:r>
-          <w:rPr>
-            <w:lang w:val="en_US" w:bidi="en_US"/>
-          </w:rPr>
-          <w:rPr>
-            <w:color w:val="0000EE"/>
-            <w:u w:val="single"/>
-          </w:rPr>
-          <w:t>John 14:6–11</w:t>
-        </w:r>
-      </w:hyperlink>
+      <w:r>
+        <w:rPr>
+          <w:lang w:val="en_US" w:bidi="en_US"/>
+        </w:rPr>
+        <w:t>John 14:6–11</w:t>
+      </w:r>
       <w:r>
         <w:rPr>
           <w:lang w:val="en_US" w:bidi="en_US"/>
         </w:rPr>
         <w:t xml:space="preserve">). Some false teachers claimed that Christians needed to seek other spiritual beings to learn more about God (see </w:t>
       </w:r>
-      <w:hyperlink r:id="rId49">
-        <w:r>
-          <w:rPr>
-            <w:lang w:val="en_US" w:bidi="en_US"/>
-          </w:rPr>
-          <w:rPr>
-            <w:color w:val="0000EE"/>
-            <w:u w:val="single"/>
-          </w:rPr>
-          <w:t>Colossians 1:16</w:t>
-        </w:r>
-      </w:hyperlink>
+      <w:r>
+        <w:rPr>
+          <w:lang w:val="en_US" w:bidi="en_US"/>
+        </w:rPr>
+        <w:t>Colossians 1:16</w:t>
+      </w:r>
       <w:r>
         <w:rPr>
           <w:lang w:val="en_US" w:bidi="en_US"/>
         </w:rPr>
         <w:t xml:space="preserve">, </w:t>
       </w:r>
-      <w:hyperlink r:id="rId50">
-        <w:r>
-          <w:rPr>
-            <w:lang w:val="en_US" w:bidi="en_US"/>
-          </w:rPr>
-          <w:rPr>
-            <w:color w:val="0000EE"/>
-            <w:u w:val="single"/>
-          </w:rPr>
-          <w:t>20</w:t>
-        </w:r>
-      </w:hyperlink>
+      <w:r>
+        <w:rPr>
+          <w:lang w:val="en_US" w:bidi="en_US"/>
+        </w:rPr>
+        <w:t>20</w:t>
+      </w:r>
       <w:r>
         <w:rPr>
           <w:lang w:val="en_US" w:bidi="en_US"/>
         </w:rPr>
         <w:t xml:space="preserve">). Yet, Christ alone is enough for all our knowledge of God (compare </w:t>
       </w:r>
-      <w:hyperlink r:id="rId51">
-        <w:r>
-          <w:rPr>
-            <w:lang w:val="en_US" w:bidi="en_US"/>
-          </w:rPr>
-          <w:rPr>
-            <w:color w:val="0000EE"/>
-            <w:u w:val="single"/>
-          </w:rPr>
-          <w:t>Colossians 2:8–9</w:t>
-        </w:r>
-      </w:hyperlink>
+      <w:r>
+        <w:rPr>
+          <w:lang w:val="en_US" w:bidi="en_US"/>
+        </w:rPr>
+        <w:t>Colossians 2:8–9</w:t>
+      </w:r>
       <w:r>
         <w:rPr>
           <w:lang w:val="en_US" w:bidi="en_US"/>
@@ -2132,18 +1886,12 @@
         </w:rPr>
         <w:t xml:space="preserve"> probably refers to their former status as Gentiles, who were not part of God's covenant people (see </w:t>
       </w:r>
-      <w:hyperlink r:id="rId52">
-        <w:r>
-          <w:rPr>
-            <w:lang w:val="en_US" w:bidi="en_US"/>
-          </w:rPr>
-          <w:rPr>
-            <w:color w:val="0000EE"/>
-            <w:u w:val="single"/>
-          </w:rPr>
-          <w:t>Ephesians 2:12</w:t>
-        </w:r>
-      </w:hyperlink>
+      <w:r>
+        <w:rPr>
+          <w:lang w:val="en_US" w:bidi="en_US"/>
+        </w:rPr>
+        <w:t>Ephesians 2:12</w:t>
+      </w:r>
       <w:r>
         <w:rPr>
           <w:lang w:val="en_US" w:bidi="en_US"/>
@@ -2198,18 +1946,12 @@
         </w:rPr>
         <w:t xml:space="preserve">Paul shares the message of </w:t>
       </w:r>
-      <w:hyperlink r:id="rId53">
-        <w:r>
-          <w:rPr>
-            <w:lang w:val="en_US" w:bidi="en_US"/>
-          </w:rPr>
-          <w:rPr>
-            <w:color w:val="0000EE"/>
-            <w:u w:val="single"/>
-          </w:rPr>
-          <w:t>1:15–20</w:t>
-        </w:r>
-      </w:hyperlink>
+      <w:r>
+        <w:rPr>
+          <w:lang w:val="en_US" w:bidi="en_US"/>
+        </w:rPr>
+        <w:t>1:15–20</w:t>
+      </w:r>
       <w:r>
         <w:rPr>
           <w:lang w:val="en_US" w:bidi="en_US"/>
@@ -2345,18 +2087,12 @@
         </w:rPr>
         <w:t xml:space="preserve">. He meant that key cities in the Roman world had established centers for spreading the good news about Jesus (see also </w:t>
       </w:r>
-      <w:hyperlink r:id="rId54">
-        <w:r>
-          <w:rPr>
-            <w:lang w:val="en_US" w:bidi="en_US"/>
-          </w:rPr>
-          <w:rPr>
-            <w:color w:val="0000EE"/>
-            <w:u w:val="single"/>
-          </w:rPr>
-          <w:t>1:6</w:t>
-        </w:r>
-      </w:hyperlink>
+      <w:r>
+        <w:rPr>
+          <w:lang w:val="en_US" w:bidi="en_US"/>
+        </w:rPr>
+        <w:t>1:6</w:t>
+      </w:r>
       <w:r>
         <w:rPr>
           <w:lang w:val="en_US" w:bidi="en_US"/>
@@ -2418,54 +2154,36 @@
         </w:rPr>
         <w:t xml:space="preserve">: Christ's suffering for redemption is unique and fully accomplished. Yet, he continues to suffer through his followers in a world opposed to the message of redemption. Christ and his church will keep suffering until God completes his purposes for this world (see also </w:t>
       </w:r>
-      <w:hyperlink r:id="rId55">
-        <w:r>
-          <w:rPr>
-            <w:lang w:val="en_US" w:bidi="en_US"/>
-          </w:rPr>
-          <w:rPr>
-            <w:color w:val="0000EE"/>
-            <w:u w:val="single"/>
-          </w:rPr>
-          <w:t>Mark 13:19–23</w:t>
-        </w:r>
-      </w:hyperlink>
+      <w:r>
+        <w:rPr>
+          <w:lang w:val="en_US" w:bidi="en_US"/>
+        </w:rPr>
+        <w:t>Mark 13:19–23</w:t>
+      </w:r>
       <w:r>
         <w:rPr>
           <w:lang w:val="en_US" w:bidi="en_US"/>
         </w:rPr>
         <w:t xml:space="preserve">; </w:t>
       </w:r>
-      <w:hyperlink r:id="rId56">
-        <w:r>
-          <w:rPr>
-            <w:lang w:val="en_US" w:bidi="en_US"/>
-          </w:rPr>
-          <w:rPr>
-            <w:color w:val="0000EE"/>
-            <w:u w:val="single"/>
-          </w:rPr>
-          <w:t>Romans 8:17–18</w:t>
-        </w:r>
-      </w:hyperlink>
+      <w:r>
+        <w:rPr>
+          <w:lang w:val="en_US" w:bidi="en_US"/>
+        </w:rPr>
+        <w:t>Romans 8:17–18</w:t>
+      </w:r>
       <w:r>
         <w:rPr>
           <w:lang w:val="en_US" w:bidi="en_US"/>
         </w:rPr>
         <w:t xml:space="preserve">; </w:t>
       </w:r>
-      <w:hyperlink r:id="rId57">
-        <w:r>
-          <w:rPr>
-            <w:lang w:val="en_US" w:bidi="en_US"/>
-          </w:rPr>
-          <w:rPr>
-            <w:color w:val="0000EE"/>
-            <w:u w:val="single"/>
-          </w:rPr>
-          <w:t>1 Thessalonians 3:3</w:t>
-        </w:r>
-      </w:hyperlink>
+      <w:r>
+        <w:rPr>
+          <w:lang w:val="en_US" w:bidi="en_US"/>
+        </w:rPr>
+        <w:t>1 Thessalonians 3:3</w:t>
+      </w:r>
       <w:r>
         <w:rPr>
           <w:lang w:val="en_US" w:bidi="en_US"/>
@@ -2520,18 +2238,12 @@
         </w:rPr>
         <w:t>Paul considers his own role in the widespread preaching of the good news about Jesus (</w:t>
       </w:r>
-      <w:hyperlink r:id="rId58">
-        <w:r>
-          <w:rPr>
-            <w:lang w:val="en_US" w:bidi="en_US"/>
-          </w:rPr>
-          <w:rPr>
-            <w:color w:val="0000EE"/>
-            <w:u w:val="single"/>
-          </w:rPr>
-          <w:t>1:23</w:t>
-        </w:r>
-      </w:hyperlink>
+      <w:r>
+        <w:rPr>
+          <w:lang w:val="en_US" w:bidi="en_US"/>
+        </w:rPr>
+        <w:t>1:23</w:t>
+      </w:r>
       <w:r>
         <w:rPr>
           <w:lang w:val="en_US" w:bidi="en_US"/>
@@ -2756,18 +2468,12 @@
         </w:rPr>
         <w:t xml:space="preserve">: Christ himself is this plan (see </w:t>
       </w:r>
-      <w:hyperlink r:id="rId59">
-        <w:r>
-          <w:rPr>
-            <w:lang w:val="en_US" w:bidi="en_US"/>
-          </w:rPr>
-          <w:rPr>
-            <w:color w:val="0000EE"/>
-            <w:u w:val="single"/>
-          </w:rPr>
-          <w:t>1:26</w:t>
-        </w:r>
-      </w:hyperlink>
+      <w:r>
+        <w:rPr>
+          <w:lang w:val="en_US" w:bidi="en_US"/>
+        </w:rPr>
+        <w:t>1:26</w:t>
+      </w:r>
       <w:r>
         <w:rPr>
           <w:lang w:val="en_US" w:bidi="en_US"/>
@@ -2822,18 +2528,12 @@
         </w:rPr>
         <w:t xml:space="preserve">Paul expands on </w:t>
       </w:r>
-      <w:hyperlink r:id="rId53">
-        <w:r>
-          <w:rPr>
-            <w:lang w:val="en_US" w:bidi="en_US"/>
-          </w:rPr>
-          <w:rPr>
-            <w:color w:val="0000EE"/>
-            <w:u w:val="single"/>
-          </w:rPr>
-          <w:t>1:15–20</w:t>
-        </w:r>
-      </w:hyperlink>
+      <w:r>
+        <w:rPr>
+          <w:lang w:val="en_US" w:bidi="en_US"/>
+        </w:rPr>
+        <w:t>1:15–20</w:t>
+      </w:r>
       <w:r>
         <w:rPr>
           <w:lang w:val="en_US" w:bidi="en_US"/>
@@ -3011,90 +2711,60 @@
         </w:rPr>
         <w:t xml:space="preserve"> (also in </w:t>
       </w:r>
-      <w:hyperlink r:id="rId60">
-        <w:r>
-          <w:rPr>
-            <w:lang w:val="en_US" w:bidi="en_US"/>
-          </w:rPr>
-          <w:rPr>
-            <w:color w:val="0000EE"/>
-            <w:u w:val="single"/>
-          </w:rPr>
-          <w:t>2:20</w:t>
-        </w:r>
-      </w:hyperlink>
+      <w:r>
+        <w:rPr>
+          <w:lang w:val="en_US" w:bidi="en_US"/>
+        </w:rPr>
+        <w:t>2:20</w:t>
+      </w:r>
       <w:r>
         <w:rPr>
           <w:lang w:val="en_US" w:bidi="en_US"/>
         </w:rPr>
         <w:t xml:space="preserve">): This phrase might refer to basic teachings common in this world (see </w:t>
       </w:r>
-      <w:hyperlink r:id="rId61">
-        <w:r>
-          <w:rPr>
-            <w:lang w:val="en_US" w:bidi="en_US"/>
-          </w:rPr>
-          <w:rPr>
-            <w:color w:val="0000EE"/>
-            <w:u w:val="single"/>
-          </w:rPr>
-          <w:t>Hebrews 5:12</w:t>
-        </w:r>
-      </w:hyperlink>
+      <w:r>
+        <w:rPr>
+          <w:lang w:val="en_US" w:bidi="en_US"/>
+        </w:rPr>
+        <w:t>Hebrews 5:12</w:t>
+      </w:r>
       <w:r>
         <w:rPr>
           <w:lang w:val="en_US" w:bidi="en_US"/>
         </w:rPr>
         <w:t xml:space="preserve">), or to spiritual beings believed to have powerful influence over historical events (see also </w:t>
       </w:r>
-      <w:hyperlink r:id="rId62">
-        <w:r>
-          <w:rPr>
-            <w:lang w:val="en_US" w:bidi="en_US"/>
-          </w:rPr>
-          <w:rPr>
-            <w:color w:val="0000EE"/>
-            <w:u w:val="single"/>
-          </w:rPr>
-          <w:t>Colossians 2:15</w:t>
-        </w:r>
-      </w:hyperlink>
+      <w:r>
+        <w:rPr>
+          <w:lang w:val="en_US" w:bidi="en_US"/>
+        </w:rPr>
+        <w:t>Colossians 2:15</w:t>
+      </w:r>
       <w:r>
         <w:rPr>
           <w:lang w:val="en_US" w:bidi="en_US"/>
         </w:rPr>
         <w:t xml:space="preserve">, </w:t>
       </w:r>
-      <w:hyperlink r:id="rId60">
-        <w:r>
-          <w:rPr>
-            <w:lang w:val="en_US" w:bidi="en_US"/>
-          </w:rPr>
-          <w:rPr>
-            <w:color w:val="0000EE"/>
-            <w:u w:val="single"/>
-          </w:rPr>
-          <w:t>20</w:t>
-        </w:r>
-      </w:hyperlink>
+      <w:r>
+        <w:rPr>
+          <w:lang w:val="en_US" w:bidi="en_US"/>
+        </w:rPr>
+        <w:t>20</w:t>
+      </w:r>
       <w:r>
         <w:rPr>
           <w:lang w:val="en_US" w:bidi="en_US"/>
         </w:rPr>
         <w:t xml:space="preserve">; </w:t>
       </w:r>
-      <w:hyperlink r:id="rId63">
-        <w:r>
-          <w:rPr>
-            <w:lang w:val="en_US" w:bidi="en_US"/>
-          </w:rPr>
-          <w:rPr>
-            <w:color w:val="0000EE"/>
-            <w:u w:val="single"/>
-          </w:rPr>
-          <w:t>Galatians 4:3</w:t>
-        </w:r>
-      </w:hyperlink>
+      <w:r>
+        <w:rPr>
+          <w:lang w:val="en_US" w:bidi="en_US"/>
+        </w:rPr>
+        <w:t>Galatians 4:3</w:t>
+      </w:r>
       <w:r>
         <w:rPr>
           <w:lang w:val="en_US" w:bidi="en_US"/>
@@ -3292,18 +2962,12 @@
         </w:rPr>
         <w:t xml:space="preserve"> In a similar passage (</w:t>
       </w:r>
-      <w:hyperlink r:id="rId64">
-        <w:r>
-          <w:rPr>
-            <w:lang w:val="en_US" w:bidi="en_US"/>
-          </w:rPr>
-          <w:rPr>
-            <w:color w:val="0000EE"/>
-            <w:u w:val="single"/>
-          </w:rPr>
-          <w:t>Romans 6:3–6</w:t>
-        </w:r>
-      </w:hyperlink>
+      <w:r>
+        <w:rPr>
+          <w:lang w:val="en_US" w:bidi="en_US"/>
+        </w:rPr>
+        <w:t>Romans 6:3–6</w:t>
+      </w:r>
       <w:r>
         <w:rPr>
           <w:lang w:val="en_US" w:bidi="en_US"/>
@@ -3391,18 +3055,12 @@
         </w:rPr>
         <w:t xml:space="preserve"> The law of God requires obedience that people cannot give. But God has forgiven our debt through the work of Christ (</w:t>
       </w:r>
-      <w:hyperlink r:id="rId65">
-        <w:r>
-          <w:rPr>
-            <w:lang w:val="en_US" w:bidi="en_US"/>
-          </w:rPr>
-          <w:rPr>
-            <w:color w:val="0000EE"/>
-            <w:u w:val="single"/>
-          </w:rPr>
-          <w:t>2:13</w:t>
-        </w:r>
-      </w:hyperlink>
+      <w:r>
+        <w:rPr>
+          <w:lang w:val="en_US" w:bidi="en_US"/>
+        </w:rPr>
+        <w:t>2:13</w:t>
+      </w:r>
       <w:r>
         <w:rPr>
           <w:lang w:val="en_US" w:bidi="en_US"/>
@@ -3477,18 +3135,12 @@
         </w:rPr>
         <w:t xml:space="preserve">): The Roman army celebrated a big victory with a parade. The winning Roman general would lead the embarrassed captives into the conquered city. This image clearly pictures the great victory of God. Through the cross of Christ, God has defeated all hostile spiritual forces (see also </w:t>
       </w:r>
-      <w:hyperlink r:id="rId66">
-        <w:r>
-          <w:rPr>
-            <w:lang w:val="en_US" w:bidi="en_US"/>
-          </w:rPr>
-          <w:rPr>
-            <w:color w:val="0000EE"/>
-            <w:u w:val="single"/>
-          </w:rPr>
-          <w:t>Ephesians 4:7–11</w:t>
-        </w:r>
-      </w:hyperlink>
+      <w:r>
+        <w:rPr>
+          <w:lang w:val="en_US" w:bidi="en_US"/>
+        </w:rPr>
+        <w:t>Ephesians 4:7–11</w:t>
+      </w:r>
       <w:r>
         <w:rPr>
           <w:lang w:val="en_US" w:bidi="en_US"/>
@@ -3554,18 +3206,12 @@
         </w:rPr>
         <w:t xml:space="preserve">: Many ancient religions had rules about what foods and drinks they allowed. The Old Testament does not prohibit alcohol, but some devout Jews chose not to drink it, especially those who lived in non-Jewish cultures (see </w:t>
       </w:r>
-      <w:hyperlink r:id="rId67">
-        <w:r>
-          <w:rPr>
-            <w:lang w:val="en_US" w:bidi="en_US"/>
-          </w:rPr>
-          <w:rPr>
-            <w:color w:val="0000EE"/>
-            <w:u w:val="single"/>
-          </w:rPr>
-          <w:t>Daniel 1:8–16</w:t>
-        </w:r>
-      </w:hyperlink>
+      <w:r>
+        <w:rPr>
+          <w:lang w:val="en_US" w:bidi="en_US"/>
+        </w:rPr>
+        <w:t>Daniel 1:8–16</w:t>
+      </w:r>
       <w:r>
         <w:rPr>
           <w:lang w:val="en_US" w:bidi="en_US"/>
@@ -3590,54 +3236,36 @@
         </w:rPr>
         <w:t xml:space="preserve">Many ancient religious groups, including Jews, held ceremonies to celebrate the new moon (see </w:t>
       </w:r>
-      <w:hyperlink r:id="rId68">
-        <w:r>
-          <w:rPr>
-            <w:lang w:val="en_US" w:bidi="en_US"/>
-          </w:rPr>
-          <w:rPr>
-            <w:color w:val="0000EE"/>
-            <w:u w:val="single"/>
-          </w:rPr>
-          <w:t>Numbers 10:10</w:t>
-        </w:r>
-      </w:hyperlink>
+      <w:r>
+        <w:rPr>
+          <w:lang w:val="en_US" w:bidi="en_US"/>
+        </w:rPr>
+        <w:t>Numbers 10:10</w:t>
+      </w:r>
       <w:r>
         <w:rPr>
           <w:lang w:val="en_US" w:bidi="en_US"/>
         </w:rPr>
         <w:t xml:space="preserve">; </w:t>
       </w:r>
-      <w:hyperlink r:id="rId69">
-        <w:r>
-          <w:rPr>
-            <w:lang w:val="en_US" w:bidi="en_US"/>
-          </w:rPr>
-          <w:rPr>
-            <w:color w:val="0000EE"/>
-            <w:u w:val="single"/>
-          </w:rPr>
-          <w:t>Psalm 81:3</w:t>
-        </w:r>
-      </w:hyperlink>
+      <w:r>
+        <w:rPr>
+          <w:lang w:val="en_US" w:bidi="en_US"/>
+        </w:rPr>
+        <w:t>Psalm 81:3</w:t>
+      </w:r>
       <w:r>
         <w:rPr>
           <w:lang w:val="en_US" w:bidi="en_US"/>
         </w:rPr>
         <w:t xml:space="preserve">; </w:t>
       </w:r>
-      <w:hyperlink r:id="rId70">
-        <w:r>
-          <w:rPr>
-            <w:lang w:val="en_US" w:bidi="en_US"/>
-          </w:rPr>
-          <w:rPr>
-            <w:color w:val="0000EE"/>
-            <w:u w:val="single"/>
-          </w:rPr>
-          <w:t>Isaiah 1:13</w:t>
-        </w:r>
-      </w:hyperlink>
+      <w:r>
+        <w:rPr>
+          <w:lang w:val="en_US" w:bidi="en_US"/>
+        </w:rPr>
+        <w:t>Isaiah 1:13</w:t>
+      </w:r>
       <w:r>
         <w:rPr>
           <w:lang w:val="en_US" w:bidi="en_US"/>
@@ -3662,18 +3290,12 @@
         </w:rPr>
         <w:t xml:space="preserve">The Jewish Sabbath was part of the law of Moses and essential in Jewish religion. Christians could choose to observe the Sabbath, but Paul says they have the freedom to decide (see </w:t>
       </w:r>
-      <w:hyperlink r:id="rId71">
-        <w:r>
-          <w:rPr>
-            <w:lang w:val="en_US" w:bidi="en_US"/>
-          </w:rPr>
-          <w:rPr>
-            <w:color w:val="0000EE"/>
-            <w:u w:val="single"/>
-          </w:rPr>
-          <w:t>Romans 14:5</w:t>
-        </w:r>
-      </w:hyperlink>
+      <w:r>
+        <w:rPr>
+          <w:lang w:val="en_US" w:bidi="en_US"/>
+        </w:rPr>
+        <w:t>Romans 14:5</w:t>
+      </w:r>
       <w:r>
         <w:rPr>
           <w:lang w:val="en_US" w:bidi="en_US"/>
@@ -3728,18 +3350,12 @@
         </w:rPr>
         <w:t xml:space="preserve">Paul rejects the false teachers and their demands, explaining that their ideas come from human teachings (see </w:t>
       </w:r>
-      <w:hyperlink r:id="rId72">
-        <w:r>
-          <w:rPr>
-            <w:lang w:val="en_US" w:bidi="en_US"/>
-          </w:rPr>
-          <w:rPr>
-            <w:color w:val="0000EE"/>
-            <w:u w:val="single"/>
-          </w:rPr>
-          <w:t>2:8</w:t>
-        </w:r>
-      </w:hyperlink>
+      <w:r>
+        <w:rPr>
+          <w:lang w:val="en_US" w:bidi="en_US"/>
+        </w:rPr>
+        <w:t>2:8</w:t>
+      </w:r>
       <w:r>
         <w:rPr>
           <w:lang w:val="en_US" w:bidi="en_US"/>
@@ -3794,18 +3410,12 @@
         </w:rPr>
         <w:t xml:space="preserve">The Old Testament ceremonies anticipated the coming of Christ, which Paul refers to as shadows (see also </w:t>
       </w:r>
-      <w:hyperlink r:id="rId73">
-        <w:r>
-          <w:rPr>
-            <w:lang w:val="en_US" w:bidi="en_US"/>
-          </w:rPr>
-          <w:rPr>
-            <w:color w:val="0000EE"/>
-            <w:u w:val="single"/>
-          </w:rPr>
-          <w:t>Hebrews 10:1</w:t>
-        </w:r>
-      </w:hyperlink>
+      <w:r>
+        <w:rPr>
+          <w:lang w:val="en_US" w:bidi="en_US"/>
+        </w:rPr>
+        <w:t>Hebrews 10:1</w:t>
+      </w:r>
       <w:r>
         <w:rPr>
           <w:lang w:val="en_US" w:bidi="en_US"/>
@@ -3944,36 +3554,24 @@
         </w:rPr>
         <w:t>: When Christ died on the cross, he defeated the spiritual powers (</w:t>
       </w:r>
-      <w:hyperlink r:id="rId62">
-        <w:r>
-          <w:rPr>
-            <w:lang w:val="en_US" w:bidi="en_US"/>
-          </w:rPr>
-          <w:rPr>
-            <w:color w:val="0000EE"/>
-            <w:u w:val="single"/>
-          </w:rPr>
-          <w:t>2:15</w:t>
-        </w:r>
-      </w:hyperlink>
+      <w:r>
+        <w:rPr>
+          <w:lang w:val="en_US" w:bidi="en_US"/>
+        </w:rPr>
+        <w:t>2:15</w:t>
+      </w:r>
       <w:r>
         <w:rPr>
           <w:lang w:val="en_US" w:bidi="en_US"/>
         </w:rPr>
         <w:t xml:space="preserve">). By sharing in his death, he frees us from the evil spiritual powers of the world (see </w:t>
       </w:r>
-      <w:hyperlink r:id="rId72">
-        <w:r>
-          <w:rPr>
-            <w:lang w:val="en_US" w:bidi="en_US"/>
-          </w:rPr>
-          <w:rPr>
-            <w:color w:val="0000EE"/>
-            <w:u w:val="single"/>
-          </w:rPr>
-          <w:t>2:8</w:t>
-        </w:r>
-      </w:hyperlink>
+      <w:r>
+        <w:rPr>
+          <w:lang w:val="en_US" w:bidi="en_US"/>
+        </w:rPr>
+        <w:t>2:8</w:t>
+      </w:r>
       <w:r>
         <w:rPr>
           <w:lang w:val="en_US" w:bidi="en_US"/>
@@ -4035,18 +3633,12 @@
         </w:rPr>
         <w:t>: These rules come from the world, not from Christ (</w:t>
       </w:r>
-      <w:hyperlink r:id="rId37">
-        <w:r>
-          <w:rPr>
-            <w:lang w:val="en_US" w:bidi="en_US"/>
-          </w:rPr>
-          <w:rPr>
-            <w:color w:val="0000EE"/>
-            <w:u w:val="single"/>
-          </w:rPr>
-          <w:t>2:19</w:t>
-        </w:r>
-      </w:hyperlink>
+      <w:r>
+        <w:rPr>
+          <w:lang w:val="en_US" w:bidi="en_US"/>
+        </w:rPr>
+        <w:t>2:19</w:t>
+      </w:r>
       <w:r>
         <w:rPr>
           <w:lang w:val="en_US" w:bidi="en_US"/>
@@ -4134,18 +3726,12 @@
         </w:rPr>
         <w:t>connects them to the spiritual world where Christ rules. In contrast, the commands and teachings of false teachers focus on earthly matters (</w:t>
       </w:r>
-      <w:hyperlink r:id="rId74">
-        <w:r>
-          <w:rPr>
-            <w:lang w:val="en_US" w:bidi="en_US"/>
-          </w:rPr>
-          <w:rPr>
-            <w:color w:val="0000EE"/>
-            <w:u w:val="single"/>
-          </w:rPr>
-          <w:t>2:22</w:t>
-        </w:r>
-      </w:hyperlink>
+      <w:r>
+        <w:rPr>
+          <w:lang w:val="en_US" w:bidi="en_US"/>
+        </w:rPr>
+        <w:t>2:22</w:t>
+      </w:r>
       <w:r>
         <w:rPr>
           <w:lang w:val="en_US" w:bidi="en_US"/>
@@ -4259,18 +3845,12 @@
         </w:rPr>
         <w:t xml:space="preserve">: See </w:t>
       </w:r>
-      <w:hyperlink r:id="rId60">
-        <w:r>
-          <w:rPr>
-            <w:lang w:val="en_US" w:bidi="en_US"/>
-          </w:rPr>
-          <w:rPr>
-            <w:color w:val="0000EE"/>
-            <w:u w:val="single"/>
-          </w:rPr>
-          <w:t>2:20</w:t>
-        </w:r>
-      </w:hyperlink>
+      <w:r>
+        <w:rPr>
+          <w:lang w:val="en_US" w:bidi="en_US"/>
+        </w:rPr>
+        <w:t>2:20</w:t>
+      </w:r>
       <w:r>
         <w:rPr>
           <w:lang w:val="en_US" w:bidi="en_US"/>
@@ -4308,18 +3888,12 @@
         </w:rPr>
         <w:t xml:space="preserve">now hidden will be revealed one day (compare </w:t>
       </w:r>
-      <w:hyperlink r:id="rId59">
-        <w:r>
-          <w:rPr>
-            <w:lang w:val="en_US" w:bidi="en_US"/>
-          </w:rPr>
-          <w:rPr>
-            <w:color w:val="0000EE"/>
-            <w:u w:val="single"/>
-          </w:rPr>
-          <w:t>1:26</w:t>
-        </w:r>
-      </w:hyperlink>
+      <w:r>
+        <w:rPr>
+          <w:lang w:val="en_US" w:bidi="en_US"/>
+        </w:rPr>
+        <w:t>1:26</w:t>
+      </w:r>
       <w:r>
         <w:rPr>
           <w:lang w:val="en_US" w:bidi="en_US"/>
@@ -4398,18 +3972,12 @@
         </w:rPr>
         <w:t>We must truly die to this life by how we live each day (</w:t>
       </w:r>
-      <w:hyperlink r:id="rId75">
-        <w:r>
-          <w:rPr>
-            <w:lang w:val="en_US" w:bidi="en_US"/>
-          </w:rPr>
-          <w:rPr>
-            <w:color w:val="0000EE"/>
-            <w:u w:val="single"/>
-          </w:rPr>
-          <w:t>3:3</w:t>
-        </w:r>
-      </w:hyperlink>
+      <w:r>
+        <w:rPr>
+          <w:lang w:val="en_US" w:bidi="en_US"/>
+        </w:rPr>
+        <w:t>3:3</w:t>
+      </w:r>
       <w:r>
         <w:rPr>
           <w:lang w:val="en_US" w:bidi="en_US"/>
@@ -4509,18 +4077,12 @@
         </w:rPr>
         <w:t xml:space="preserve"> In the Greek text, these words are exactly the same as in </w:t>
       </w:r>
-      <w:hyperlink r:id="rId76">
-        <w:r>
-          <w:rPr>
-            <w:lang w:val="en_US" w:bidi="en_US"/>
-          </w:rPr>
-          <w:rPr>
-            <w:color w:val="0000EE"/>
-            <w:u w:val="single"/>
-          </w:rPr>
-          <w:t>Ephesians 5:6</w:t>
-        </w:r>
-      </w:hyperlink>
+      <w:r>
+        <w:rPr>
+          <w:lang w:val="en_US" w:bidi="en_US"/>
+        </w:rPr>
+        <w:t>Ephesians 5:6</w:t>
+      </w:r>
       <w:r>
         <w:rPr>
           <w:lang w:val="en_US" w:bidi="en_US"/>
@@ -4595,108 +4157,72 @@
         </w:rPr>
         <w:t xml:space="preserve">): Taking off clothes is a metaphor for removing habits that interfere with our relationship with the Lord (see </w:t>
       </w:r>
-      <w:hyperlink r:id="rId77">
-        <w:r>
-          <w:rPr>
-            <w:lang w:val="en_US" w:bidi="en_US"/>
-          </w:rPr>
-          <w:rPr>
-            <w:color w:val="0000EE"/>
-            <w:u w:val="single"/>
-          </w:rPr>
-          <w:t>Romans 13:12</w:t>
-        </w:r>
-      </w:hyperlink>
+      <w:r>
+        <w:rPr>
+          <w:lang w:val="en_US" w:bidi="en_US"/>
+        </w:rPr>
+        <w:t>Romans 13:12</w:t>
+      </w:r>
       <w:r>
         <w:rPr>
           <w:lang w:val="en_US" w:bidi="en_US"/>
         </w:rPr>
         <w:t xml:space="preserve">; </w:t>
       </w:r>
-      <w:hyperlink r:id="rId78">
-        <w:r>
-          <w:rPr>
-            <w:lang w:val="en_US" w:bidi="en_US"/>
-          </w:rPr>
-          <w:rPr>
-            <w:color w:val="0000EE"/>
-            <w:u w:val="single"/>
-          </w:rPr>
-          <w:t>Ephesians 4:22</w:t>
-        </w:r>
-      </w:hyperlink>
+      <w:r>
+        <w:rPr>
+          <w:lang w:val="en_US" w:bidi="en_US"/>
+        </w:rPr>
+        <w:t>Ephesians 4:22</w:t>
+      </w:r>
       <w:r>
         <w:rPr>
           <w:lang w:val="en_US" w:bidi="en_US"/>
         </w:rPr>
         <w:t xml:space="preserve">, </w:t>
       </w:r>
-      <w:hyperlink r:id="rId79">
-        <w:r>
-          <w:rPr>
-            <w:lang w:val="en_US" w:bidi="en_US"/>
-          </w:rPr>
-          <w:rPr>
-            <w:color w:val="0000EE"/>
-            <w:u w:val="single"/>
-          </w:rPr>
-          <w:t>25</w:t>
-        </w:r>
-      </w:hyperlink>
+      <w:r>
+        <w:rPr>
+          <w:lang w:val="en_US" w:bidi="en_US"/>
+        </w:rPr>
+        <w:t>25</w:t>
+      </w:r>
       <w:r>
         <w:rPr>
           <w:lang w:val="en_US" w:bidi="en_US"/>
         </w:rPr>
         <w:t xml:space="preserve">; </w:t>
       </w:r>
-      <w:hyperlink r:id="rId80">
-        <w:r>
-          <w:rPr>
-            <w:lang w:val="en_US" w:bidi="en_US"/>
-          </w:rPr>
-          <w:rPr>
-            <w:color w:val="0000EE"/>
-            <w:u w:val="single"/>
-          </w:rPr>
-          <w:t>Hebrews 12:1</w:t>
-        </w:r>
-      </w:hyperlink>
+      <w:r>
+        <w:rPr>
+          <w:lang w:val="en_US" w:bidi="en_US"/>
+        </w:rPr>
+        <w:t>Hebrews 12:1</w:t>
+      </w:r>
       <w:r>
         <w:rPr>
           <w:lang w:val="en_US" w:bidi="en_US"/>
         </w:rPr>
         <w:t xml:space="preserve">; </w:t>
       </w:r>
-      <w:hyperlink r:id="rId81">
-        <w:r>
-          <w:rPr>
-            <w:lang w:val="en_US" w:bidi="en_US"/>
-          </w:rPr>
-          <w:rPr>
-            <w:color w:val="0000EE"/>
-            <w:u w:val="single"/>
-          </w:rPr>
-          <w:t>James 1:21</w:t>
-        </w:r>
-      </w:hyperlink>
+      <w:r>
+        <w:rPr>
+          <w:lang w:val="en_US" w:bidi="en_US"/>
+        </w:rPr>
+        <w:t>James 1:21</w:t>
+      </w:r>
       <w:r>
         <w:rPr>
           <w:lang w:val="en_US" w:bidi="en_US"/>
         </w:rPr>
         <w:t xml:space="preserve">; </w:t>
       </w:r>
-      <w:hyperlink r:id="rId82">
-        <w:r>
-          <w:rPr>
-            <w:lang w:val="en_US" w:bidi="en_US"/>
-          </w:rPr>
-          <w:rPr>
-            <w:color w:val="0000EE"/>
-            <w:u w:val="single"/>
-          </w:rPr>
-          <w:t>1 Peter 2:1</w:t>
-        </w:r>
-      </w:hyperlink>
+      <w:r>
+        <w:rPr>
+          <w:lang w:val="en_US" w:bidi="en_US"/>
+        </w:rPr>
+        <w:t>1 Peter 2:1</w:t>
+      </w:r>
       <w:r>
         <w:rPr>
           <w:lang w:val="en_US" w:bidi="en_US"/>
@@ -4758,54 +4284,36 @@
         </w:rPr>
         <w:t xml:space="preserve">: Paul contrasts old and new identities (see also </w:t>
       </w:r>
-      <w:hyperlink r:id="rId83">
-        <w:r>
-          <w:rPr>
-            <w:lang w:val="en_US" w:bidi="en_US"/>
-          </w:rPr>
-          <w:rPr>
-            <w:color w:val="0000EE"/>
-            <w:u w:val="single"/>
-          </w:rPr>
-          <w:t>Romans 5:12–21</w:t>
-        </w:r>
-      </w:hyperlink>
+      <w:r>
+        <w:rPr>
+          <w:lang w:val="en_US" w:bidi="en_US"/>
+        </w:rPr>
+        <w:t>Romans 5:12–21</w:t>
+      </w:r>
       <w:r>
         <w:rPr>
           <w:lang w:val="en_US" w:bidi="en_US"/>
         </w:rPr>
         <w:t xml:space="preserve">; </w:t>
       </w:r>
-      <w:hyperlink r:id="rId84">
-        <w:r>
-          <w:rPr>
-            <w:lang w:val="en_US" w:bidi="en_US"/>
-          </w:rPr>
-          <w:rPr>
-            <w:color w:val="0000EE"/>
-            <w:u w:val="single"/>
-          </w:rPr>
-          <w:t>6:6</w:t>
-        </w:r>
-      </w:hyperlink>
+      <w:r>
+        <w:rPr>
+          <w:lang w:val="en_US" w:bidi="en_US"/>
+        </w:rPr>
+        <w:t>6:6</w:t>
+      </w:r>
       <w:r>
         <w:rPr>
           <w:lang w:val="en_US" w:bidi="en_US"/>
         </w:rPr>
         <w:t xml:space="preserve">; </w:t>
       </w:r>
-      <w:hyperlink r:id="rId85">
-        <w:r>
-          <w:rPr>
-            <w:lang w:val="en_US" w:bidi="en_US"/>
-          </w:rPr>
-          <w:rPr>
-            <w:color w:val="0000EE"/>
-            <w:u w:val="single"/>
-          </w:rPr>
-          <w:t>Ephesians 4:22–24</w:t>
-        </w:r>
-      </w:hyperlink>
+      <w:r>
+        <w:rPr>
+          <w:lang w:val="en_US" w:bidi="en_US"/>
+        </w:rPr>
+        <w:t>Ephesians 4:22–24</w:t>
+      </w:r>
       <w:r>
         <w:rPr>
           <w:lang w:val="en_US" w:bidi="en_US"/>
@@ -4941,18 +4449,12 @@
         </w:rPr>
         <w:t>Paul explains the new life of those who have been raised with Christ (</w:t>
       </w:r>
-      <w:hyperlink r:id="rId86">
-        <w:r>
-          <w:rPr>
-            <w:lang w:val="en_US" w:bidi="en_US"/>
-          </w:rPr>
-          <w:rPr>
-            <w:color w:val="0000EE"/>
-            <w:u w:val="single"/>
-          </w:rPr>
-          <w:t>3:1</w:t>
-        </w:r>
-      </w:hyperlink>
+      <w:r>
+        <w:rPr>
+          <w:lang w:val="en_US" w:bidi="en_US"/>
+        </w:rPr>
+        <w:t>3:1</w:t>
+      </w:r>
       <w:r>
         <w:rPr>
           <w:lang w:val="en_US" w:bidi="en_US"/>
@@ -5007,36 +4509,24 @@
         </w:rPr>
         <w:t xml:space="preserve">Just as Christ is one, there can only be one body of Christ (see </w:t>
       </w:r>
-      <w:hyperlink r:id="rId87">
-        <w:r>
-          <w:rPr>
-            <w:lang w:val="en_US" w:bidi="en_US"/>
-          </w:rPr>
-          <w:rPr>
-            <w:color w:val="0000EE"/>
-            <w:u w:val="single"/>
-          </w:rPr>
-          <w:t>1:18</w:t>
-        </w:r>
-      </w:hyperlink>
+      <w:r>
+        <w:rPr>
+          <w:lang w:val="en_US" w:bidi="en_US"/>
+        </w:rPr>
+        <w:t>1:18</w:t>
+      </w:r>
       <w:r>
         <w:rPr>
           <w:lang w:val="en_US" w:bidi="en_US"/>
         </w:rPr>
         <w:t xml:space="preserve">; </w:t>
       </w:r>
-      <w:hyperlink r:id="rId88">
-        <w:r>
-          <w:rPr>
-            <w:lang w:val="en_US" w:bidi="en_US"/>
-          </w:rPr>
-          <w:rPr>
-            <w:color w:val="0000EE"/>
-            <w:u w:val="single"/>
-          </w:rPr>
-          <w:t>Ephesians 4:4–6</w:t>
-        </w:r>
-      </w:hyperlink>
+      <w:r>
+        <w:rPr>
+          <w:lang w:val="en_US" w:bidi="en_US"/>
+        </w:rPr>
+        <w:t>Ephesians 4:4–6</w:t>
+      </w:r>
       <w:r>
         <w:rPr>
           <w:lang w:val="en_US" w:bidi="en_US"/>
@@ -5098,36 +4588,24 @@
         </w:rPr>
         <w:t xml:space="preserve"> are for praise and worship (see </w:t>
       </w:r>
-      <w:hyperlink r:id="rId89">
-        <w:r>
-          <w:rPr>
-            <w:lang w:val="en_US" w:bidi="en_US"/>
-          </w:rPr>
-          <w:rPr>
-            <w:color w:val="0000EE"/>
-            <w:u w:val="single"/>
-          </w:rPr>
-          <w:t>1 Corinthians 14:26</w:t>
-        </w:r>
-      </w:hyperlink>
+      <w:r>
+        <w:rPr>
+          <w:lang w:val="en_US" w:bidi="en_US"/>
+        </w:rPr>
+        <w:t>1 Corinthians 14:26</w:t>
+      </w:r>
       <w:r>
         <w:rPr>
           <w:lang w:val="en_US" w:bidi="en_US"/>
         </w:rPr>
         <w:t xml:space="preserve">; </w:t>
       </w:r>
-      <w:hyperlink r:id="rId90">
-        <w:r>
-          <w:rPr>
-            <w:lang w:val="en_US" w:bidi="en_US"/>
-          </w:rPr>
-          <w:rPr>
-            <w:color w:val="0000EE"/>
-            <w:u w:val="single"/>
-          </w:rPr>
-          <w:t>Ephesians 5:19</w:t>
-        </w:r>
-      </w:hyperlink>
+      <w:r>
+        <w:rPr>
+          <w:lang w:val="en_US" w:bidi="en_US"/>
+        </w:rPr>
+        <w:t>Ephesians 5:19</w:t>
+      </w:r>
       <w:r>
         <w:rPr>
           <w:lang w:val="en_US" w:bidi="en_US"/>
@@ -5276,36 +4754,24 @@
         </w:rPr>
         <w:t xml:space="preserve"> means understanding your position below someone else in a society. This submission always suggests that God is at the top and his will is most important (see </w:t>
       </w:r>
-      <w:hyperlink r:id="rId91">
-        <w:r>
-          <w:rPr>
-            <w:lang w:val="en_US" w:bidi="en_US"/>
-          </w:rPr>
-          <w:rPr>
-            <w:color w:val="0000EE"/>
-            <w:u w:val="single"/>
-          </w:rPr>
-          <w:t>Acts 4:19–20</w:t>
-        </w:r>
-      </w:hyperlink>
+      <w:r>
+        <w:rPr>
+          <w:lang w:val="en_US" w:bidi="en_US"/>
+        </w:rPr>
+        <w:t>Acts 4:19–20</w:t>
+      </w:r>
       <w:r>
         <w:rPr>
           <w:lang w:val="en_US" w:bidi="en_US"/>
         </w:rPr>
         <w:t xml:space="preserve">; </w:t>
       </w:r>
-      <w:hyperlink r:id="rId92">
-        <w:r>
-          <w:rPr>
-            <w:lang w:val="en_US" w:bidi="en_US"/>
-          </w:rPr>
-          <w:rPr>
-            <w:color w:val="0000EE"/>
-            <w:u w:val="single"/>
-          </w:rPr>
-          <w:t>5:29</w:t>
-        </w:r>
-      </w:hyperlink>
+      <w:r>
+        <w:rPr>
+          <w:lang w:val="en_US" w:bidi="en_US"/>
+        </w:rPr>
+        <w:t>5:29</w:t>
+      </w:r>
       <w:r>
         <w:rPr>
           <w:lang w:val="en_US" w:bidi="en_US"/>
@@ -5373,144 +4839,96 @@
         </w:rPr>
         <w:t xml:space="preserve"> Paul instructs wives (</w:t>
       </w:r>
-      <w:hyperlink r:id="rId93">
-        <w:r>
-          <w:rPr>
-            <w:lang w:val="en_US" w:bidi="en_US"/>
-          </w:rPr>
-          <w:rPr>
-            <w:color w:val="0000EE"/>
-            <w:u w:val="single"/>
-          </w:rPr>
-          <w:t>3:18</w:t>
-        </w:r>
-      </w:hyperlink>
+      <w:r>
+        <w:rPr>
+          <w:lang w:val="en_US" w:bidi="en_US"/>
+        </w:rPr>
+        <w:t>3:18</w:t>
+      </w:r>
       <w:r>
         <w:rPr>
           <w:lang w:val="en_US" w:bidi="en_US"/>
         </w:rPr>
         <w:t>), husbands (</w:t>
       </w:r>
-      <w:hyperlink r:id="rId94">
-        <w:r>
-          <w:rPr>
-            <w:lang w:val="en_US" w:bidi="en_US"/>
-          </w:rPr>
-          <w:rPr>
-            <w:color w:val="0000EE"/>
-            <w:u w:val="single"/>
-          </w:rPr>
-          <w:t>3:19</w:t>
-        </w:r>
-      </w:hyperlink>
+      <w:r>
+        <w:rPr>
+          <w:lang w:val="en_US" w:bidi="en_US"/>
+        </w:rPr>
+        <w:t>3:19</w:t>
+      </w:r>
       <w:r>
         <w:rPr>
           <w:lang w:val="en_US" w:bidi="en_US"/>
         </w:rPr>
         <w:t>), children (</w:t>
       </w:r>
-      <w:hyperlink r:id="rId95">
-        <w:r>
-          <w:rPr>
-            <w:lang w:val="en_US" w:bidi="en_US"/>
-          </w:rPr>
-          <w:rPr>
-            <w:color w:val="0000EE"/>
-            <w:u w:val="single"/>
-          </w:rPr>
-          <w:t>3:20</w:t>
-        </w:r>
-      </w:hyperlink>
+      <w:r>
+        <w:rPr>
+          <w:lang w:val="en_US" w:bidi="en_US"/>
+        </w:rPr>
+        <w:t>3:20</w:t>
+      </w:r>
       <w:r>
         <w:rPr>
           <w:lang w:val="en_US" w:bidi="en_US"/>
         </w:rPr>
         <w:t>), fathers (</w:t>
       </w:r>
-      <w:hyperlink r:id="rId96">
-        <w:r>
-          <w:rPr>
-            <w:lang w:val="en_US" w:bidi="en_US"/>
-          </w:rPr>
-          <w:rPr>
-            <w:color w:val="0000EE"/>
-            <w:u w:val="single"/>
-          </w:rPr>
-          <w:t>3:21</w:t>
-        </w:r>
-      </w:hyperlink>
+      <w:r>
+        <w:rPr>
+          <w:lang w:val="en_US" w:bidi="en_US"/>
+        </w:rPr>
+        <w:t>3:21</w:t>
+      </w:r>
       <w:r>
         <w:rPr>
           <w:lang w:val="en_US" w:bidi="en_US"/>
         </w:rPr>
         <w:t>), slaves (</w:t>
       </w:r>
-      <w:hyperlink r:id="rId97">
-        <w:r>
-          <w:rPr>
-            <w:lang w:val="en_US" w:bidi="en_US"/>
-          </w:rPr>
-          <w:rPr>
-            <w:color w:val="0000EE"/>
-            <w:u w:val="single"/>
-          </w:rPr>
-          <w:t>3:22–25</w:t>
-        </w:r>
-      </w:hyperlink>
+      <w:r>
+        <w:rPr>
+          <w:lang w:val="en_US" w:bidi="en_US"/>
+        </w:rPr>
+        <w:t>3:22–25</w:t>
+      </w:r>
       <w:r>
         <w:rPr>
           <w:lang w:val="en_US" w:bidi="en_US"/>
         </w:rPr>
         <w:t>), and masters (</w:t>
       </w:r>
-      <w:hyperlink r:id="rId98">
-        <w:r>
-          <w:rPr>
-            <w:lang w:val="en_US" w:bidi="en_US"/>
-          </w:rPr>
-          <w:rPr>
-            <w:color w:val="0000EE"/>
-            <w:u w:val="single"/>
-          </w:rPr>
-          <w:t>4:1</w:t>
-        </w:r>
-      </w:hyperlink>
+      <w:r>
+        <w:rPr>
+          <w:lang w:val="en_US" w:bidi="en_US"/>
+        </w:rPr>
+        <w:t>4:1</w:t>
+      </w:r>
       <w:r>
         <w:rPr>
           <w:lang w:val="en_US" w:bidi="en_US"/>
         </w:rPr>
         <w:t xml:space="preserve">). Similar codes are found in Greco-Roman writings and other parts of the New Testament (see </w:t>
       </w:r>
-      <w:hyperlink r:id="rId99">
-        <w:r>
-          <w:rPr>
-            <w:lang w:val="en_US" w:bidi="en_US"/>
-          </w:rPr>
-          <w:rPr>
-            <w:color w:val="0000EE"/>
-            <w:u w:val="single"/>
-          </w:rPr>
-          <w:t>Ephesians 5:22–6:9</w:t>
-        </w:r>
-      </w:hyperlink>
+      <w:r>
+        <w:rPr>
+          <w:lang w:val="en_US" w:bidi="en_US"/>
+        </w:rPr>
+        <w:t>Ephesians 5:22–6:9</w:t>
+      </w:r>
       <w:r>
         <w:rPr>
           <w:lang w:val="en_US" w:bidi="en_US"/>
         </w:rPr>
         <w:t xml:space="preserve">; </w:t>
       </w:r>
-      <w:hyperlink r:id="rId100">
-        <w:r>
-          <w:rPr>
-            <w:lang w:val="en_US" w:bidi="en_US"/>
-          </w:rPr>
-          <w:rPr>
-            <w:color w:val="0000EE"/>
-            <w:u w:val="single"/>
-          </w:rPr>
-          <w:t>1 Peter 2:18–3:7</w:t>
-        </w:r>
-      </w:hyperlink>
+      <w:r>
+        <w:rPr>
+          <w:lang w:val="en_US" w:bidi="en_US"/>
+        </w:rPr>
+        <w:t>1 Peter 2:18–3:7</w:t>
+      </w:r>
       <w:r>
         <w:rPr>
           <w:lang w:val="en_US" w:bidi="en_US"/>
@@ -5565,36 +4983,24 @@
         </w:rPr>
         <w:t xml:space="preserve">After instructing wives to submit to their husbands, the Paul encourages husbands to love their wives (see also </w:t>
       </w:r>
-      <w:hyperlink r:id="rId101">
-        <w:r>
-          <w:rPr>
-            <w:lang w:val="en_US" w:bidi="en_US"/>
-          </w:rPr>
-          <w:rPr>
-            <w:color w:val="0000EE"/>
-            <w:u w:val="single"/>
-          </w:rPr>
-          <w:t>Ephesians 5:25–30</w:t>
-        </w:r>
-      </w:hyperlink>
+      <w:r>
+        <w:rPr>
+          <w:lang w:val="en_US" w:bidi="en_US"/>
+        </w:rPr>
+        <w:t>Ephesians 5:25–30</w:t>
+      </w:r>
       <w:r>
         <w:rPr>
           <w:lang w:val="en_US" w:bidi="en_US"/>
         </w:rPr>
         <w:t xml:space="preserve">; </w:t>
       </w:r>
-      <w:hyperlink r:id="rId102">
-        <w:r>
-          <w:rPr>
-            <w:lang w:val="en_US" w:bidi="en_US"/>
-          </w:rPr>
-          <w:rPr>
-            <w:color w:val="0000EE"/>
-            <w:u w:val="single"/>
-          </w:rPr>
-          <w:t>1 Peter 3:7</w:t>
-        </w:r>
-      </w:hyperlink>
+      <w:r>
+        <w:rPr>
+          <w:lang w:val="en_US" w:bidi="en_US"/>
+        </w:rPr>
+        <w:t>1 Peter 3:7</w:t>
+      </w:r>
       <w:r>
         <w:rPr>
           <w:lang w:val="en_US" w:bidi="en_US"/>
@@ -5653,18 +5059,12 @@
         </w:rPr>
         <w:t xml:space="preserve">Slaves have masters on earth they must obey. Slavery was central to life and the economy in the ancient world. The New Testament does not directly oppose slavery. Yet, Christian faith creates relationships that change the nature of the social structure (see </w:t>
       </w:r>
-      <w:hyperlink r:id="rId103">
-        <w:r>
-          <w:rPr>
-            <w:lang w:val="en_US" w:bidi="en_US"/>
-          </w:rPr>
-          <w:rPr>
-            <w:color w:val="0000EE"/>
-            <w:u w:val="single"/>
-          </w:rPr>
-          <w:t>Philemon 1:15–16</w:t>
-        </w:r>
-      </w:hyperlink>
+      <w:r>
+        <w:rPr>
+          <w:lang w:val="en_US" w:bidi="en_US"/>
+        </w:rPr>
+        <w:t>Philemon 1:15–16</w:t>
+      </w:r>
       <w:r>
         <w:rPr>
           <w:lang w:val="en_US" w:bidi="en_US"/>
@@ -5806,126 +5206,84 @@
         </w:rPr>
         <w:t>: The Greek verb for this phrase in the New Testament emphasizes the need for Christians to stay watchful because Christ will return (</w:t>
       </w:r>
-      <w:hyperlink r:id="rId104">
-        <w:r>
-          <w:rPr>
-            <w:lang w:val="en_US" w:bidi="en_US"/>
-          </w:rPr>
-          <w:rPr>
-            <w:color w:val="0000EE"/>
-            <w:u w:val="single"/>
-          </w:rPr>
-          <w:t>Matthew 24:42</w:t>
-        </w:r>
-      </w:hyperlink>
+      <w:r>
+        <w:rPr>
+          <w:lang w:val="en_US" w:bidi="en_US"/>
+        </w:rPr>
+        <w:t>Matthew 24:42</w:t>
+      </w:r>
       <w:r>
         <w:rPr>
           <w:lang w:val="en_US" w:bidi="en_US"/>
         </w:rPr>
         <w:t xml:space="preserve">; </w:t>
       </w:r>
-      <w:hyperlink r:id="rId105">
-        <w:r>
-          <w:rPr>
-            <w:lang w:val="en_US" w:bidi="en_US"/>
-          </w:rPr>
-          <w:rPr>
-            <w:color w:val="0000EE"/>
-            <w:u w:val="single"/>
-          </w:rPr>
-          <w:t>25:13</w:t>
-        </w:r>
-      </w:hyperlink>
+      <w:r>
+        <w:rPr>
+          <w:lang w:val="en_US" w:bidi="en_US"/>
+        </w:rPr>
+        <w:t>25:13</w:t>
+      </w:r>
       <w:r>
         <w:rPr>
           <w:lang w:val="en_US" w:bidi="en_US"/>
         </w:rPr>
         <w:t xml:space="preserve">; </w:t>
       </w:r>
-      <w:hyperlink r:id="rId106">
-        <w:r>
-          <w:rPr>
-            <w:lang w:val="en_US" w:bidi="en_US"/>
-          </w:rPr>
-          <w:rPr>
-            <w:color w:val="0000EE"/>
-            <w:u w:val="single"/>
-          </w:rPr>
-          <w:t>Mark 13:35</w:t>
-        </w:r>
-      </w:hyperlink>
+      <w:r>
+        <w:rPr>
+          <w:lang w:val="en_US" w:bidi="en_US"/>
+        </w:rPr>
+        <w:t>Mark 13:35</w:t>
+      </w:r>
       <w:r>
         <w:rPr>
           <w:lang w:val="en_US" w:bidi="en_US"/>
         </w:rPr>
         <w:t xml:space="preserve">, </w:t>
       </w:r>
-      <w:hyperlink r:id="rId107">
-        <w:r>
-          <w:rPr>
-            <w:lang w:val="en_US" w:bidi="en_US"/>
-          </w:rPr>
-          <w:rPr>
-            <w:color w:val="0000EE"/>
-            <w:u w:val="single"/>
-          </w:rPr>
-          <w:t>37</w:t>
-        </w:r>
-      </w:hyperlink>
+      <w:r>
+        <w:rPr>
+          <w:lang w:val="en_US" w:bidi="en_US"/>
+        </w:rPr>
+        <w:t>37</w:t>
+      </w:r>
       <w:r>
         <w:rPr>
           <w:lang w:val="en_US" w:bidi="en_US"/>
         </w:rPr>
         <w:t xml:space="preserve">; </w:t>
       </w:r>
-      <w:hyperlink r:id="rId108">
-        <w:r>
-          <w:rPr>
-            <w:lang w:val="en_US" w:bidi="en_US"/>
-          </w:rPr>
-          <w:rPr>
-            <w:color w:val="0000EE"/>
-            <w:u w:val="single"/>
-          </w:rPr>
-          <w:t>1 Thessalonians 5:6</w:t>
-        </w:r>
-      </w:hyperlink>
+      <w:r>
+        <w:rPr>
+          <w:lang w:val="en_US" w:bidi="en_US"/>
+        </w:rPr>
+        <w:t>1 Thessalonians 5:6</w:t>
+      </w:r>
       <w:r>
         <w:rPr>
           <w:lang w:val="en_US" w:bidi="en_US"/>
         </w:rPr>
         <w:t xml:space="preserve">; </w:t>
       </w:r>
-      <w:hyperlink r:id="rId109">
-        <w:r>
-          <w:rPr>
-            <w:lang w:val="en_US" w:bidi="en_US"/>
-          </w:rPr>
-          <w:rPr>
-            <w:color w:val="0000EE"/>
-            <w:u w:val="single"/>
-          </w:rPr>
-          <w:t>Revelation 3:3</w:t>
-        </w:r>
-      </w:hyperlink>
+      <w:r>
+        <w:rPr>
+          <w:lang w:val="en_US" w:bidi="en_US"/>
+        </w:rPr>
+        <w:t>Revelation 3:3</w:t>
+      </w:r>
       <w:r>
         <w:rPr>
           <w:lang w:val="en_US" w:bidi="en_US"/>
         </w:rPr>
         <w:t xml:space="preserve">; </w:t>
       </w:r>
-      <w:hyperlink r:id="rId110">
-        <w:r>
-          <w:rPr>
-            <w:lang w:val="en_US" w:bidi="en_US"/>
-          </w:rPr>
-          <w:rPr>
-            <w:color w:val="0000EE"/>
-            <w:u w:val="single"/>
-          </w:rPr>
-          <w:t>16:15</w:t>
-        </w:r>
-      </w:hyperlink>
+      <w:r>
+        <w:rPr>
+          <w:lang w:val="en_US" w:bidi="en_US"/>
+        </w:rPr>
+        <w:t>16:15</w:t>
+      </w:r>
       <w:r>
         <w:rPr>
           <w:lang w:val="en_US" w:bidi="en_US"/>
@@ -6039,54 +5397,36 @@
         </w:rPr>
         <w:t xml:space="preserve">: An open door symbolizes an opportunity to share the good news (see also </w:t>
       </w:r>
-      <w:hyperlink r:id="rId111">
-        <w:r>
-          <w:rPr>
-            <w:lang w:val="en_US" w:bidi="en_US"/>
-          </w:rPr>
-          <w:rPr>
-            <w:color w:val="0000EE"/>
-            <w:u w:val="single"/>
-          </w:rPr>
-          <w:t>Acts 14:27</w:t>
-        </w:r>
-      </w:hyperlink>
+      <w:r>
+        <w:rPr>
+          <w:lang w:val="en_US" w:bidi="en_US"/>
+        </w:rPr>
+        <w:t>Acts 14:27</w:t>
+      </w:r>
       <w:r>
         <w:rPr>
           <w:lang w:val="en_US" w:bidi="en_US"/>
         </w:rPr>
         <w:t xml:space="preserve">; </w:t>
       </w:r>
-      <w:hyperlink r:id="rId112">
-        <w:r>
-          <w:rPr>
-            <w:lang w:val="en_US" w:bidi="en_US"/>
-          </w:rPr>
-          <w:rPr>
-            <w:color w:val="0000EE"/>
-            <w:u w:val="single"/>
-          </w:rPr>
-          <w:t>1 Corinthians 16:9</w:t>
-        </w:r>
-      </w:hyperlink>
+      <w:r>
+        <w:rPr>
+          <w:lang w:val="en_US" w:bidi="en_US"/>
+        </w:rPr>
+        <w:t>1 Corinthians 16:9</w:t>
+      </w:r>
       <w:r>
         <w:rPr>
           <w:lang w:val="en_US" w:bidi="en_US"/>
         </w:rPr>
         <w:t xml:space="preserve">; </w:t>
       </w:r>
-      <w:hyperlink r:id="rId113">
-        <w:r>
-          <w:rPr>
-            <w:lang w:val="en_US" w:bidi="en_US"/>
-          </w:rPr>
-          <w:rPr>
-            <w:color w:val="0000EE"/>
-            <w:u w:val="single"/>
-          </w:rPr>
-          <w:t>2 Corinthians 2:12</w:t>
-        </w:r>
-      </w:hyperlink>
+      <w:r>
+        <w:rPr>
+          <w:lang w:val="en_US" w:bidi="en_US"/>
+        </w:rPr>
+        <w:t>2 Corinthians 2:12</w:t>
+      </w:r>
       <w:r>
         <w:rPr>
           <w:lang w:val="en_US" w:bidi="en_US"/>
@@ -6118,36 +5458,24 @@
         </w:rPr>
         <w:t xml:space="preserve">: See </w:t>
       </w:r>
-      <w:hyperlink r:id="rId114">
-        <w:r>
-          <w:rPr>
-            <w:lang w:val="en_US" w:bidi="en_US"/>
-          </w:rPr>
-          <w:rPr>
-            <w:color w:val="0000EE"/>
-            <w:u w:val="single"/>
-          </w:rPr>
-          <w:t>Colossians 1:26–27</w:t>
-        </w:r>
-      </w:hyperlink>
+      <w:r>
+        <w:rPr>
+          <w:lang w:val="en_US" w:bidi="en_US"/>
+        </w:rPr>
+        <w:t>Colossians 1:26–27</w:t>
+      </w:r>
       <w:r>
         <w:rPr>
           <w:lang w:val="en_US" w:bidi="en_US"/>
         </w:rPr>
         <w:t xml:space="preserve">; </w:t>
       </w:r>
-      <w:hyperlink r:id="rId115">
-        <w:r>
-          <w:rPr>
-            <w:lang w:val="en_US" w:bidi="en_US"/>
-          </w:rPr>
-          <w:rPr>
-            <w:color w:val="0000EE"/>
-            <w:u w:val="single"/>
-          </w:rPr>
-          <w:t>2:2</w:t>
-        </w:r>
-      </w:hyperlink>
+      <w:r>
+        <w:rPr>
+          <w:lang w:val="en_US" w:bidi="en_US"/>
+        </w:rPr>
+        <w:t>2:2</w:t>
+      </w:r>
       <w:r>
         <w:rPr>
           <w:lang w:val="en_US" w:bidi="en_US"/>
@@ -6314,18 +5642,12 @@
         </w:rPr>
         <w:t xml:space="preserve">: Salt is both a seasoning and a preservative (see </w:t>
       </w:r>
-      <w:hyperlink r:id="rId116">
-        <w:r>
-          <w:rPr>
-            <w:lang w:val="en_US" w:bidi="en_US"/>
-          </w:rPr>
-          <w:rPr>
-            <w:color w:val="0000EE"/>
-            <w:u w:val="single"/>
-          </w:rPr>
-          <w:t>Matthew 5:13</w:t>
-        </w:r>
-      </w:hyperlink>
+      <w:r>
+        <w:rPr>
+          <w:lang w:val="en_US" w:bidi="en_US"/>
+        </w:rPr>
+        <w:t>Matthew 5:13</w:t>
+      </w:r>
       <w:r>
         <w:rPr>
           <w:lang w:val="en_US" w:bidi="en_US"/>
@@ -6393,72 +5715,48 @@
         </w:rPr>
         <w:t>Tychicus came from the province of Asia, where Colossae was (</w:t>
       </w:r>
-      <w:hyperlink r:id="rId117">
-        <w:r>
-          <w:rPr>
-            <w:lang w:val="en_US" w:bidi="en_US"/>
-          </w:rPr>
-          <w:rPr>
-            <w:color w:val="0000EE"/>
-            <w:u w:val="single"/>
-          </w:rPr>
-          <w:t>Acts 20:4</w:t>
-        </w:r>
-      </w:hyperlink>
+      <w:r>
+        <w:rPr>
+          <w:lang w:val="en_US" w:bidi="en_US"/>
+        </w:rPr>
+        <w:t>Acts 20:4</w:t>
+      </w:r>
       <w:r>
         <w:rPr>
           <w:lang w:val="en_US" w:bidi="en_US"/>
         </w:rPr>
         <w:t>). He worked with Paul especially in that area (</w:t>
       </w:r>
-      <w:hyperlink r:id="rId118">
-        <w:r>
-          <w:rPr>
-            <w:lang w:val="en_US" w:bidi="en_US"/>
-          </w:rPr>
-          <w:rPr>
-            <w:color w:val="0000EE"/>
-            <w:u w:val="single"/>
-          </w:rPr>
-          <w:t>Ephesians 6:21</w:t>
-        </w:r>
-      </w:hyperlink>
+      <w:r>
+        <w:rPr>
+          <w:lang w:val="en_US" w:bidi="en_US"/>
+        </w:rPr>
+        <w:t>Ephesians 6:21</w:t>
+      </w:r>
       <w:r>
         <w:rPr>
           <w:lang w:val="en_US" w:bidi="en_US"/>
         </w:rPr>
         <w:t xml:space="preserve">; </w:t>
       </w:r>
-      <w:hyperlink r:id="rId119">
-        <w:r>
-          <w:rPr>
-            <w:lang w:val="en_US" w:bidi="en_US"/>
-          </w:rPr>
-          <w:rPr>
-            <w:color w:val="0000EE"/>
-            <w:u w:val="single"/>
-          </w:rPr>
-          <w:t>2 Timothy 4:12</w:t>
-        </w:r>
-      </w:hyperlink>
+      <w:r>
+        <w:rPr>
+          <w:lang w:val="en_US" w:bidi="en_US"/>
+        </w:rPr>
+        <w:t>2 Timothy 4:12</w:t>
+      </w:r>
       <w:r>
         <w:rPr>
           <w:lang w:val="en_US" w:bidi="en_US"/>
         </w:rPr>
         <w:t>). Later, Paul sent him to assist Titus in Crete (</w:t>
       </w:r>
-      <w:hyperlink r:id="rId120">
-        <w:r>
-          <w:rPr>
-            <w:lang w:val="en_US" w:bidi="en_US"/>
-          </w:rPr>
-          <w:rPr>
-            <w:color w:val="0000EE"/>
-            <w:u w:val="single"/>
-          </w:rPr>
-          <w:t>Titus 3:12</w:t>
-        </w:r>
-      </w:hyperlink>
+      <w:r>
+        <w:rPr>
+          <w:lang w:val="en_US" w:bidi="en_US"/>
+        </w:rPr>
+        <w:t>Titus 3:12</w:t>
+      </w:r>
       <w:r>
         <w:rPr>
           <w:lang w:val="en_US" w:bidi="en_US"/>
@@ -6561,18 +5859,12 @@
         </w:rPr>
         <w:t xml:space="preserve">Onesimus was a runaway slave whom Paul sent back to his master, Philemon (see the </w:t>
       </w:r>
-      <w:hyperlink r:id="rId121">
-        <w:r>
-          <w:rPr>
-            <w:lang w:val="en_US" w:bidi="en_US"/>
-          </w:rPr>
-          <w:rPr>
-            <w:color w:val="0000EE"/>
-            <w:u w:val="single"/>
-          </w:rPr>
-          <w:t>book of Philemon</w:t>
-        </w:r>
-      </w:hyperlink>
+      <w:r>
+        <w:rPr>
+          <w:lang w:val="en_US" w:bidi="en_US"/>
+        </w:rPr>
+        <w:t>book of Philemon</w:t>
+      </w:r>
       <w:r>
         <w:rPr>
           <w:lang w:val="en_US" w:bidi="en_US"/>
@@ -6638,54 +5930,36 @@
         </w:rPr>
         <w:t xml:space="preserve"> was a common name, but he was probably the same man from Thessalonica who traveled with Paul to Rome (</w:t>
       </w:r>
-      <w:hyperlink r:id="rId122">
-        <w:r>
-          <w:rPr>
-            <w:lang w:val="en_US" w:bidi="en_US"/>
-          </w:rPr>
-          <w:rPr>
-            <w:color w:val="0000EE"/>
-            <w:u w:val="single"/>
-          </w:rPr>
-          <w:t>Acts 19:29</w:t>
-        </w:r>
-      </w:hyperlink>
+      <w:r>
+        <w:rPr>
+          <w:lang w:val="en_US" w:bidi="en_US"/>
+        </w:rPr>
+        <w:t>Acts 19:29</w:t>
+      </w:r>
       <w:r>
         <w:rPr>
           <w:lang w:val="en_US" w:bidi="en_US"/>
         </w:rPr>
         <w:t xml:space="preserve">; </w:t>
       </w:r>
-      <w:hyperlink r:id="rId117">
-        <w:r>
-          <w:rPr>
-            <w:lang w:val="en_US" w:bidi="en_US"/>
-          </w:rPr>
-          <w:rPr>
-            <w:color w:val="0000EE"/>
-            <w:u w:val="single"/>
-          </w:rPr>
-          <w:t>20:4</w:t>
-        </w:r>
-      </w:hyperlink>
+      <w:r>
+        <w:rPr>
+          <w:lang w:val="en_US" w:bidi="en_US"/>
+        </w:rPr>
+        <w:t>20:4</w:t>
+      </w:r>
       <w:r>
         <w:rPr>
           <w:lang w:val="en_US" w:bidi="en_US"/>
         </w:rPr>
         <w:t xml:space="preserve">; </w:t>
       </w:r>
-      <w:hyperlink r:id="rId123">
-        <w:r>
-          <w:rPr>
-            <w:lang w:val="en_US" w:bidi="en_US"/>
-          </w:rPr>
-          <w:rPr>
-            <w:color w:val="0000EE"/>
-            <w:u w:val="single"/>
-          </w:rPr>
-          <w:t>27:2</w:t>
-        </w:r>
-      </w:hyperlink>
+      <w:r>
+        <w:rPr>
+          <w:lang w:val="en_US" w:bidi="en_US"/>
+        </w:rPr>
+        <w:t>27:2</w:t>
+      </w:r>
       <w:r>
         <w:rPr>
           <w:lang w:val="en_US" w:bidi="en_US"/>
@@ -6730,72 +6004,48 @@
         </w:rPr>
         <w:t xml:space="preserve"> joined Barnabas and Paul on their first missionary trip but left before it ended (</w:t>
       </w:r>
-      <w:hyperlink r:id="rId124">
-        <w:r>
-          <w:rPr>
-            <w:lang w:val="en_US" w:bidi="en_US"/>
-          </w:rPr>
-          <w:rPr>
-            <w:color w:val="0000EE"/>
-            <w:u w:val="single"/>
-          </w:rPr>
-          <w:t>Acts 13:13</w:t>
-        </w:r>
-      </w:hyperlink>
+      <w:r>
+        <w:rPr>
+          <w:lang w:val="en_US" w:bidi="en_US"/>
+        </w:rPr>
+        <w:t>Acts 13:13</w:t>
+      </w:r>
       <w:r>
         <w:rPr>
           <w:lang w:val="en_US" w:bidi="en_US"/>
         </w:rPr>
         <w:t>). This caused a disagreement between Paul and Barnabas before their second trip (</w:t>
       </w:r>
-      <w:hyperlink r:id="rId125">
-        <w:r>
-          <w:rPr>
-            <w:lang w:val="en_US" w:bidi="en_US"/>
-          </w:rPr>
-          <w:rPr>
-            <w:color w:val="0000EE"/>
-            <w:u w:val="single"/>
-          </w:rPr>
-          <w:t>Acts 15:37–40</w:t>
-        </w:r>
-      </w:hyperlink>
+      <w:r>
+        <w:rPr>
+          <w:lang w:val="en_US" w:bidi="en_US"/>
+        </w:rPr>
+        <w:t>Acts 15:37–40</w:t>
+      </w:r>
       <w:r>
         <w:rPr>
           <w:lang w:val="en_US" w:bidi="en_US"/>
         </w:rPr>
         <w:t xml:space="preserve">). Paul and Mark seem to have reconciled at some point (see also </w:t>
       </w:r>
-      <w:hyperlink r:id="rId126">
-        <w:r>
-          <w:rPr>
-            <w:lang w:val="en_US" w:bidi="en_US"/>
-          </w:rPr>
-          <w:rPr>
-            <w:color w:val="0000EE"/>
-            <w:u w:val="single"/>
-          </w:rPr>
-          <w:t>2 Timothy 4:11</w:t>
-        </w:r>
-      </w:hyperlink>
+      <w:r>
+        <w:rPr>
+          <w:lang w:val="en_US" w:bidi="en_US"/>
+        </w:rPr>
+        <w:t>2 Timothy 4:11</w:t>
+      </w:r>
       <w:r>
         <w:rPr>
           <w:lang w:val="en_US" w:bidi="en_US"/>
         </w:rPr>
         <w:t xml:space="preserve">; </w:t>
       </w:r>
-      <w:hyperlink r:id="rId127">
-        <w:r>
-          <w:rPr>
-            <w:lang w:val="en_US" w:bidi="en_US"/>
-          </w:rPr>
-          <w:rPr>
-            <w:color w:val="0000EE"/>
-            <w:u w:val="single"/>
-          </w:rPr>
-          <w:t>Philemon 1:24</w:t>
-        </w:r>
-      </w:hyperlink>
+      <w:r>
+        <w:rPr>
+          <w:lang w:val="en_US" w:bidi="en_US"/>
+        </w:rPr>
+        <w:t>Philemon 1:24</w:t>
+      </w:r>
       <w:r>
         <w:rPr>
           <w:lang w:val="en_US" w:bidi="en_US"/>
@@ -6875,18 +6125,12 @@
         </w:rPr>
         <w:t xml:space="preserve">Out of the six people named, five are also mentioned in </w:t>
       </w:r>
-      <w:hyperlink r:id="rId128">
-        <w:r>
-          <w:rPr>
-            <w:lang w:val="en_US" w:bidi="en_US"/>
-          </w:rPr>
-          <w:rPr>
-            <w:color w:val="0000EE"/>
-            <w:u w:val="single"/>
-          </w:rPr>
-          <w:t>Philemon 1:23–24</w:t>
-        </w:r>
-      </w:hyperlink>
+      <w:r>
+        <w:rPr>
+          <w:lang w:val="en_US" w:bidi="en_US"/>
+        </w:rPr>
+        <w:t>Philemon 1:23–24</w:t>
+      </w:r>
       <w:r>
         <w:rPr>
           <w:lang w:val="en_US" w:bidi="en_US"/>
@@ -7101,18 +6345,12 @@
         </w:rPr>
         <w:t xml:space="preserve">, is famous for writing Acts and the Gospel of Luke. This verse is the only proof of two things about Luke: he was a doctor, and he was not a Jewish believer (see </w:t>
       </w:r>
-      <w:hyperlink r:id="rId129">
-        <w:r>
-          <w:rPr>
-            <w:lang w:val="en_US" w:bidi="en_US"/>
-          </w:rPr>
-          <w:rPr>
-            <w:color w:val="0000EE"/>
-            <w:u w:val="single"/>
-          </w:rPr>
-          <w:t>Colossians 4:10–11</w:t>
-        </w:r>
-      </w:hyperlink>
+      <w:r>
+        <w:rPr>
+          <w:lang w:val="en_US" w:bidi="en_US"/>
+        </w:rPr>
+        <w:t>Colossians 4:10–11</w:t>
+      </w:r>
       <w:r>
         <w:rPr>
           <w:lang w:val="en_US" w:bidi="en_US"/>
@@ -7163,18 +6401,12 @@
         </w:rPr>
         <w:t xml:space="preserve"> later left Paul (</w:t>
       </w:r>
-      <w:hyperlink r:id="rId130">
-        <w:r>
-          <w:rPr>
-            <w:lang w:val="en_US" w:bidi="en_US"/>
-          </w:rPr>
-          <w:rPr>
-            <w:color w:val="0000EE"/>
-            <w:u w:val="single"/>
-          </w:rPr>
-          <w:t>2 Timothy 4:10</w:t>
-        </w:r>
-      </w:hyperlink>
+      <w:r>
+        <w:rPr>
+          <w:lang w:val="en_US" w:bidi="en_US"/>
+        </w:rPr>
+        <w:t>2 Timothy 4:10</w:t>
+      </w:r>
       <w:r>
         <w:rPr>
           <w:lang w:val="en_US" w:bidi="en_US"/>
@@ -7346,18 +6578,12 @@
         </w:rPr>
         <w:t xml:space="preserve">(see also </w:t>
       </w:r>
-      <w:hyperlink r:id="rId131">
-        <w:r>
-          <w:rPr>
-            <w:lang w:val="en_US" w:bidi="en_US"/>
-          </w:rPr>
-          <w:rPr>
-            <w:color w:val="0000EE"/>
-            <w:u w:val="single"/>
-          </w:rPr>
-          <w:t>Philemon 1:2</w:t>
-        </w:r>
-      </w:hyperlink>
+      <w:r>
+        <w:rPr>
+          <w:lang w:val="en_US" w:bidi="en_US"/>
+        </w:rPr>
+        <w:t>Philemon 1:2</w:t>
+      </w:r>
       <w:r>
         <w:rPr>
           <w:lang w:val="en_US" w:bidi="en_US"/>
@@ -7419,18 +6645,12 @@
         </w:rPr>
         <w:t xml:space="preserve">: The letter to the Colossians, like most ancient letters, was probably not written entirely by Paul himself. Instead, Paul likely spoke the words while a scribe wrote them down. This scribe is also called an amanuensis (a person trained to write neatly and clearly). To show that the letter was truly from him, Paul added his own greeting at the end in his own handwriting. This was his way of proving the letter was authentic and not a fake (compare Paul's comment in </w:t>
       </w:r>
-      <w:hyperlink r:id="rId132">
-        <w:r>
-          <w:rPr>
-            <w:lang w:val="en_US" w:bidi="en_US"/>
-          </w:rPr>
-          <w:rPr>
-            <w:color w:val="0000EE"/>
-            <w:u w:val="single"/>
-          </w:rPr>
-          <w:t>2 Thessalonians 2:2</w:t>
-        </w:r>
-      </w:hyperlink>
+      <w:r>
+        <w:rPr>
+          <w:lang w:val="en_US" w:bidi="en_US"/>
+        </w:rPr>
+        <w:t>2 Thessalonians 2:2</w:t>
+      </w:r>
       <w:r>
         <w:rPr>
           <w:lang w:val="en_US" w:bidi="en_US"/>
